--- a/MathData/lab_1_DWH/lab1.docx
+++ b/MathData/lab_1_DWH/lab1.docx
@@ -4,7 +4,15 @@
   <w:body>
     <w:p>
       <w:pPr>
+        <w:spacing w:line="360" w:lineRule="auto"/>
         <w:jc w:val="center"/>
+        <w:rPr>
+          <w:rFonts w:ascii="Times New Roman" w:hAnsi="Times New Roman" w:cs="Times New Roman"/>
+          <w:sz w:val="28"/>
+          <w:szCs w:val="28"/>
+        </w:rPr>
+      </w:pPr>
+      <w:r>
         <w:rPr>
           <w:rFonts w:ascii="Times New Roman" w:hAnsi="Times New Roman" w:cs="Times New Roman"/>
           <w:b/>
@@ -12,7 +20,8 @@
           <w:sz w:val="28"/>
           <w:szCs w:val="28"/>
         </w:rPr>
-      </w:pPr>
+        <w:t xml:space="preserve">МИНИСТЕРСТВО ЦИФРОВОГО РАЗВИТИЯ, СВЯЗИ </w:t>
+      </w:r>
       <w:r>
         <w:rPr>
           <w:rFonts w:ascii="Times New Roman" w:hAnsi="Times New Roman" w:cs="Times New Roman"/>
@@ -21,6 +30,453 @@
           <w:sz w:val="28"/>
           <w:szCs w:val="28"/>
         </w:rPr>
+        <w:br/>
+      </w:r>
+      <w:r>
+        <w:rPr>
+          <w:rFonts w:ascii="Times New Roman" w:hAnsi="Times New Roman" w:cs="Times New Roman"/>
+          <w:b/>
+          <w:bCs/>
+          <w:sz w:val="28"/>
+          <w:szCs w:val="28"/>
+        </w:rPr>
+        <w:t>И МАССОВЫХ КОММУНИКАЦИЙ РОССИЙСКОЙ ФЕДЕРАЦИИ</w:t>
+      </w:r>
+    </w:p>
+    <w:p>
+      <w:pPr>
+        <w:spacing w:line="360" w:lineRule="auto"/>
+        <w:jc w:val="center"/>
+        <w:rPr>
+          <w:rFonts w:ascii="Times New Roman" w:hAnsi="Times New Roman" w:cs="Times New Roman"/>
+          <w:sz w:val="28"/>
+          <w:szCs w:val="28"/>
+        </w:rPr>
+      </w:pPr>
+      <w:r>
+        <w:rPr>
+          <w:rFonts w:ascii="Times New Roman" w:hAnsi="Times New Roman" w:cs="Times New Roman"/>
+          <w:sz w:val="28"/>
+          <w:szCs w:val="28"/>
+        </w:rPr>
+        <w:t>Ордена Трудового Красного Знамени</w:t>
+      </w:r>
+      <w:r>
+        <w:rPr>
+          <w:rFonts w:ascii="Times New Roman" w:hAnsi="Times New Roman" w:cs="Times New Roman"/>
+          <w:sz w:val="28"/>
+          <w:szCs w:val="28"/>
+        </w:rPr>
+        <w:br/>
+      </w:r>
+      <w:r>
+        <w:rPr>
+          <w:rFonts w:ascii="Times New Roman" w:hAnsi="Times New Roman" w:cs="Times New Roman"/>
+          <w:sz w:val="28"/>
+          <w:szCs w:val="28"/>
+        </w:rPr>
+        <w:t>Федеральное государственное бюджетное образовательное учреждение</w:t>
+      </w:r>
+      <w:r>
+        <w:rPr>
+          <w:rFonts w:ascii="Times New Roman" w:hAnsi="Times New Roman" w:cs="Times New Roman"/>
+          <w:sz w:val="28"/>
+          <w:szCs w:val="28"/>
+        </w:rPr>
+        <w:br/>
+      </w:r>
+      <w:r>
+        <w:rPr>
+          <w:rFonts w:ascii="Times New Roman" w:hAnsi="Times New Roman" w:cs="Times New Roman"/>
+          <w:sz w:val="28"/>
+          <w:szCs w:val="28"/>
+        </w:rPr>
+        <w:t>высшего образования</w:t>
+      </w:r>
+    </w:p>
+    <w:p>
+      <w:pPr>
+        <w:spacing w:line="360" w:lineRule="auto"/>
+        <w:jc w:val="center"/>
+        <w:rPr>
+          <w:rFonts w:ascii="Times New Roman" w:hAnsi="Times New Roman" w:cs="Times New Roman"/>
+          <w:sz w:val="28"/>
+          <w:szCs w:val="28"/>
+        </w:rPr>
+      </w:pPr>
+      <w:r>
+        <w:rPr>
+          <w:rFonts w:ascii="Times New Roman" w:hAnsi="Times New Roman" w:cs="Times New Roman"/>
+          <w:b/>
+          <w:bCs/>
+          <w:sz w:val="28"/>
+          <w:szCs w:val="28"/>
+        </w:rPr>
+        <w:t>«Московский технический университет связи и информатики»</w:t>
+      </w:r>
+    </w:p>
+    <w:p>
+      <w:pPr>
+        <w:spacing w:line="360" w:lineRule="auto"/>
+        <w:jc w:val="center"/>
+        <w:rPr>
+          <w:rFonts w:ascii="Times New Roman" w:hAnsi="Times New Roman" w:cs="Times New Roman"/>
+          <w:sz w:val="28"/>
+          <w:szCs w:val="28"/>
+        </w:rPr>
+      </w:pPr>
+    </w:p>
+    <w:p>
+      <w:pPr>
+        <w:spacing w:line="360" w:lineRule="auto"/>
+        <w:jc w:val="center"/>
+        <w:rPr>
+          <w:rFonts w:ascii="Times New Roman" w:hAnsi="Times New Roman" w:cs="Times New Roman"/>
+          <w:sz w:val="28"/>
+          <w:szCs w:val="28"/>
+        </w:rPr>
+      </w:pPr>
+      <w:r>
+        <w:rPr>
+          <w:rFonts w:ascii="Times New Roman" w:hAnsi="Times New Roman" w:cs="Times New Roman"/>
+          <w:sz w:val="28"/>
+          <w:szCs w:val="28"/>
+        </w:rPr>
+        <w:t>Факультет «Информационные технологии»</w:t>
+      </w:r>
+      <w:r>
+        <w:rPr>
+          <w:rFonts w:ascii="Times New Roman" w:hAnsi="Times New Roman" w:cs="Times New Roman"/>
+          <w:sz w:val="28"/>
+          <w:szCs w:val="28"/>
+        </w:rPr>
+        <w:br/>
+      </w:r>
+      <w:r>
+        <w:rPr>
+          <w:rFonts w:ascii="Times New Roman" w:hAnsi="Times New Roman" w:cs="Times New Roman"/>
+          <w:sz w:val="28"/>
+          <w:szCs w:val="28"/>
+        </w:rPr>
+        <w:t>Кафедра</w:t>
+      </w:r>
+      <w:r>
+        <w:rPr>
+          <w:rFonts w:ascii="Times New Roman" w:hAnsi="Times New Roman" w:cs="Times New Roman"/>
+          <w:sz w:val="28"/>
+          <w:szCs w:val="28"/>
+        </w:rPr>
+        <w:t>: «</w:t>
+      </w:r>
+      <w:r>
+        <w:rPr>
+          <w:rFonts w:ascii="Times New Roman" w:hAnsi="Times New Roman" w:cs="Times New Roman"/>
+          <w:sz w:val="28"/>
+          <w:szCs w:val="28"/>
+        </w:rPr>
+        <w:t>Интеллектуальный анализ данных</w:t>
+      </w:r>
+      <w:r>
+        <w:rPr>
+          <w:rFonts w:ascii="Times New Roman" w:hAnsi="Times New Roman" w:cs="Times New Roman"/>
+          <w:sz w:val="28"/>
+          <w:szCs w:val="28"/>
+        </w:rPr>
+        <w:t>»</w:t>
+      </w:r>
+    </w:p>
+    <w:p>
+      <w:pPr>
+        <w:spacing w:line="360" w:lineRule="auto"/>
+        <w:jc w:val="center"/>
+        <w:rPr>
+          <w:rFonts w:ascii="Times New Roman" w:hAnsi="Times New Roman" w:cs="Times New Roman"/>
+          <w:sz w:val="28"/>
+          <w:szCs w:val="28"/>
+        </w:rPr>
+      </w:pPr>
+    </w:p>
+    <w:p>
+      <w:pPr>
+        <w:spacing w:line="360" w:lineRule="auto"/>
+        <w:jc w:val="center"/>
+        <w:rPr>
+          <w:rFonts w:ascii="Times New Roman" w:hAnsi="Times New Roman" w:cs="Times New Roman"/>
+          <w:sz w:val="28"/>
+          <w:szCs w:val="28"/>
+        </w:rPr>
+      </w:pPr>
+    </w:p>
+    <w:p>
+      <w:pPr>
+        <w:spacing w:line="360" w:lineRule="auto"/>
+        <w:jc w:val="center"/>
+        <w:rPr>
+          <w:rFonts w:ascii="Times New Roman" w:hAnsi="Times New Roman" w:cs="Times New Roman"/>
+          <w:sz w:val="28"/>
+          <w:szCs w:val="28"/>
+        </w:rPr>
+      </w:pPr>
+      <w:r>
+        <w:rPr>
+          <w:rFonts w:ascii="Times New Roman" w:hAnsi="Times New Roman" w:cs="Times New Roman"/>
+          <w:b/>
+          <w:bCs/>
+          <w:sz w:val="28"/>
+          <w:szCs w:val="28"/>
+        </w:rPr>
+        <w:t>Лабораторная работа №</w:t>
+      </w:r>
+      <w:r>
+        <w:rPr>
+          <w:rFonts w:ascii="Times New Roman" w:hAnsi="Times New Roman" w:cs="Times New Roman"/>
+          <w:b/>
+          <w:bCs/>
+          <w:sz w:val="28"/>
+          <w:szCs w:val="28"/>
+        </w:rPr>
+        <w:t>1</w:t>
+      </w:r>
+      <w:r>
+        <w:rPr>
+          <w:rFonts w:ascii="Times New Roman" w:hAnsi="Times New Roman" w:cs="Times New Roman"/>
+          <w:sz w:val="28"/>
+          <w:szCs w:val="28"/>
+        </w:rPr>
+        <w:br/>
+        <w:t>«</w:t>
+      </w:r>
+      <w:r>
+        <w:rPr>
+          <w:rFonts w:ascii="Times New Roman" w:hAnsi="Times New Roman" w:cs="Times New Roman"/>
+          <w:sz w:val="28"/>
+          <w:szCs w:val="28"/>
+        </w:rPr>
+        <w:t>Первая витрина: от сырых источников к звезде</w:t>
+      </w:r>
+      <w:r>
+        <w:rPr>
+          <w:rFonts w:ascii="Times New Roman" w:hAnsi="Times New Roman" w:cs="Times New Roman"/>
+          <w:sz w:val="28"/>
+          <w:szCs w:val="28"/>
+        </w:rPr>
+        <w:t>»</w:t>
+      </w:r>
+    </w:p>
+    <w:p>
+      <w:pPr>
+        <w:spacing w:line="360" w:lineRule="auto"/>
+        <w:jc w:val="center"/>
+        <w:rPr>
+          <w:rFonts w:ascii="Times New Roman" w:hAnsi="Times New Roman" w:cs="Times New Roman"/>
+          <w:sz w:val="28"/>
+          <w:szCs w:val="28"/>
+        </w:rPr>
+      </w:pPr>
+      <w:r>
+        <w:rPr>
+          <w:rFonts w:ascii="Times New Roman" w:hAnsi="Times New Roman" w:cs="Times New Roman"/>
+          <w:sz w:val="28"/>
+          <w:szCs w:val="28"/>
+        </w:rPr>
+        <w:br/>
+      </w:r>
+      <w:r>
+        <w:rPr>
+          <w:rFonts w:ascii="Times New Roman" w:hAnsi="Times New Roman" w:cs="Times New Roman"/>
+          <w:sz w:val="28"/>
+          <w:szCs w:val="28"/>
+        </w:rPr>
+        <w:br/>
+      </w:r>
+    </w:p>
+    <w:p>
+      <w:pPr>
+        <w:spacing w:line="360" w:lineRule="auto"/>
+        <w:jc w:val="right"/>
+        <w:rPr>
+          <w:rFonts w:ascii="Times New Roman" w:hAnsi="Times New Roman" w:cs="Times New Roman"/>
+          <w:sz w:val="28"/>
+          <w:szCs w:val="28"/>
+        </w:rPr>
+      </w:pPr>
+      <w:r>
+        <w:rPr>
+          <w:rFonts w:ascii="Times New Roman" w:hAnsi="Times New Roman" w:cs="Times New Roman"/>
+          <w:sz w:val="28"/>
+          <w:szCs w:val="28"/>
+        </w:rPr>
+        <w:t>Выполнил:</w:t>
+      </w:r>
+      <w:r>
+        <w:rPr>
+          <w:rFonts w:ascii="Times New Roman" w:hAnsi="Times New Roman" w:cs="Times New Roman"/>
+          <w:sz w:val="28"/>
+          <w:szCs w:val="28"/>
+        </w:rPr>
+        <w:br/>
+        <w:t>студент группы БВТ2402</w:t>
+      </w:r>
+      <w:r>
+        <w:rPr>
+          <w:rFonts w:ascii="Times New Roman" w:hAnsi="Times New Roman" w:cs="Times New Roman"/>
+          <w:sz w:val="28"/>
+          <w:szCs w:val="28"/>
+        </w:rPr>
+        <w:br/>
+      </w:r>
+      <w:proofErr w:type="spellStart"/>
+      <w:r>
+        <w:rPr>
+          <w:rFonts w:ascii="Times New Roman" w:hAnsi="Times New Roman" w:cs="Times New Roman"/>
+          <w:sz w:val="28"/>
+          <w:szCs w:val="28"/>
+        </w:rPr>
+        <w:t>Аралушкин</w:t>
+      </w:r>
+      <w:proofErr w:type="spellEnd"/>
+      <w:r>
+        <w:rPr>
+          <w:rFonts w:ascii="Times New Roman" w:hAnsi="Times New Roman" w:cs="Times New Roman"/>
+          <w:sz w:val="28"/>
+          <w:szCs w:val="28"/>
+        </w:rPr>
+        <w:t xml:space="preserve"> М.Д.</w:t>
+      </w:r>
+    </w:p>
+    <w:p>
+      <w:pPr>
+        <w:spacing w:line="360" w:lineRule="auto"/>
+        <w:jc w:val="right"/>
+        <w:rPr>
+          <w:rFonts w:ascii="Times New Roman" w:hAnsi="Times New Roman" w:cs="Times New Roman"/>
+          <w:sz w:val="28"/>
+          <w:szCs w:val="28"/>
+        </w:rPr>
+      </w:pPr>
+      <w:r>
+        <w:rPr>
+          <w:rFonts w:ascii="Times New Roman" w:hAnsi="Times New Roman" w:cs="Times New Roman"/>
+          <w:sz w:val="28"/>
+          <w:szCs w:val="28"/>
+        </w:rPr>
+        <w:t>Проверил</w:t>
+      </w:r>
+      <w:r>
+        <w:rPr>
+          <w:rFonts w:ascii="Times New Roman" w:hAnsi="Times New Roman" w:cs="Times New Roman"/>
+          <w:sz w:val="28"/>
+          <w:szCs w:val="28"/>
+        </w:rPr>
+        <w:t>:</w:t>
+      </w:r>
+      <w:r>
+        <w:rPr>
+          <w:rFonts w:ascii="Times New Roman" w:hAnsi="Times New Roman" w:cs="Times New Roman"/>
+          <w:sz w:val="28"/>
+          <w:szCs w:val="28"/>
+        </w:rPr>
+        <w:br/>
+      </w:r>
+      <w:r>
+        <w:rPr>
+          <w:rFonts w:ascii="Times New Roman" w:hAnsi="Times New Roman" w:cs="Times New Roman"/>
+          <w:sz w:val="28"/>
+          <w:szCs w:val="28"/>
+        </w:rPr>
+        <w:t>Гришин Р.В.</w:t>
+      </w:r>
+      <w:r>
+        <w:rPr>
+          <w:rFonts w:ascii="Times New Roman" w:hAnsi="Times New Roman" w:cs="Times New Roman"/>
+          <w:sz w:val="28"/>
+          <w:szCs w:val="28"/>
+        </w:rPr>
+        <w:br/>
+      </w:r>
+    </w:p>
+    <w:p>
+      <w:pPr>
+        <w:spacing w:line="360" w:lineRule="auto"/>
+        <w:jc w:val="right"/>
+        <w:rPr>
+          <w:rFonts w:ascii="Times New Roman" w:hAnsi="Times New Roman" w:cs="Times New Roman"/>
+          <w:sz w:val="28"/>
+          <w:szCs w:val="28"/>
+        </w:rPr>
+      </w:pPr>
+      <w:r>
+        <w:rPr>
+          <w:rFonts w:ascii="Times New Roman" w:hAnsi="Times New Roman" w:cs="Times New Roman"/>
+          <w:sz w:val="28"/>
+          <w:szCs w:val="28"/>
+        </w:rPr>
+        <w:br/>
+      </w:r>
+    </w:p>
+    <w:p>
+      <w:pPr>
+        <w:spacing w:line="360" w:lineRule="auto"/>
+        <w:jc w:val="center"/>
+        <w:rPr>
+          <w:rFonts w:ascii="Times New Roman" w:hAnsi="Times New Roman" w:cs="Times New Roman"/>
+          <w:sz w:val="28"/>
+          <w:szCs w:val="28"/>
+        </w:rPr>
+      </w:pPr>
+      <w:r>
+        <w:rPr>
+          <w:rFonts w:ascii="Times New Roman" w:hAnsi="Times New Roman" w:cs="Times New Roman"/>
+          <w:sz w:val="28"/>
+          <w:szCs w:val="28"/>
+        </w:rPr>
+        <w:t>Москва</w:t>
+      </w:r>
+      <w:r>
+        <w:rPr>
+          <w:rFonts w:ascii="Times New Roman" w:hAnsi="Times New Roman" w:cs="Times New Roman"/>
+          <w:sz w:val="28"/>
+          <w:szCs w:val="28"/>
+        </w:rPr>
+        <w:br/>
+      </w:r>
+      <w:r>
+        <w:rPr>
+          <w:rFonts w:ascii="Times New Roman" w:hAnsi="Times New Roman" w:cs="Times New Roman"/>
+          <w:sz w:val="28"/>
+          <w:szCs w:val="28"/>
+        </w:rPr>
+        <w:t>202</w:t>
+      </w:r>
+      <w:r>
+        <w:rPr>
+          <w:rFonts w:ascii="Times New Roman" w:hAnsi="Times New Roman" w:cs="Times New Roman"/>
+          <w:sz w:val="28"/>
+          <w:szCs w:val="28"/>
+        </w:rPr>
+        <w:t>6</w:t>
+      </w:r>
+    </w:p>
+    <w:p>
+      <w:pPr>
+        <w:jc w:val="center"/>
+        <w:rPr>
+          <w:rFonts w:ascii="Times New Roman" w:hAnsi="Times New Roman" w:cs="Times New Roman"/>
+          <w:b/>
+          <w:bCs/>
+          <w:sz w:val="28"/>
+          <w:szCs w:val="28"/>
+        </w:rPr>
+      </w:pPr>
+      <w:r>
+        <w:rPr>
+          <w:rFonts w:ascii="Times New Roman" w:hAnsi="Times New Roman" w:cs="Times New Roman"/>
+          <w:b/>
+          <w:bCs/>
+          <w:sz w:val="28"/>
+          <w:szCs w:val="28"/>
+        </w:rPr>
+        <w:lastRenderedPageBreak/>
         <w:t>Цель работы</w:t>
       </w:r>
     </w:p>
@@ -700,25 +1156,41 @@
           <w:sz w:val="28"/>
           <w:szCs w:val="28"/>
         </w:rPr>
-        <w:t>Сверка результатов по цепочке и отдельно (2357297 – 2321803):</w:t>
-      </w:r>
-    </w:p>
-    <w:p>
-      <w:pPr>
+        <w:t>Сверка результатов по цепочке и отдельно (2357297 – 2321803)</w:t>
+      </w:r>
+      <w:r>
         <w:rPr>
           <w:rFonts w:ascii="Times New Roman" w:hAnsi="Times New Roman" w:cs="Times New Roman"/>
           <w:sz w:val="28"/>
           <w:szCs w:val="28"/>
         </w:rPr>
+        <w:t>. Разница из-за размножения строк – дубликатов в таблице</w:t>
+      </w:r>
+      <w:r>
+        <w:rPr>
+          <w:rFonts w:ascii="Times New Roman" w:hAnsi="Times New Roman" w:cs="Times New Roman"/>
+          <w:sz w:val="28"/>
+          <w:szCs w:val="28"/>
+        </w:rPr>
+        <w:t>:</w:t>
+      </w:r>
+    </w:p>
+    <w:p>
+      <w:pPr>
+        <w:rPr>
+          <w:rFonts w:ascii="Times New Roman" w:hAnsi="Times New Roman" w:cs="Times New Roman"/>
+          <w:sz w:val="28"/>
+          <w:szCs w:val="28"/>
+        </w:rPr>
       </w:pPr>
       <w:r>
         <w:rPr>
           <w:noProof/>
         </w:rPr>
         <w:drawing>
-          <wp:inline distT="0" distB="0" distL="0" distR="0" wp14:anchorId="42B913EA" wp14:editId="513DDD89">
-            <wp:extent cx="2667000" cy="1857375"/>
-            <wp:effectExtent l="0" t="0" r="0" b="9525"/>
+          <wp:inline distT="0" distB="0" distL="0" distR="0" wp14:anchorId="42B913EA" wp14:editId="2EFC2512">
+            <wp:extent cx="2276852" cy="1585665"/>
+            <wp:effectExtent l="0" t="0" r="9525" b="0"/>
             <wp:docPr id="581810042" name="Рисунок 1"/>
             <wp:cNvGraphicFramePr>
               <a:graphicFrameLocks xmlns:a="http://schemas.openxmlformats.org/drawingml/2006/main" noChangeAspect="1"/>
@@ -739,7 +1211,7 @@
                   <pic:spPr>
                     <a:xfrm>
                       <a:off x="0" y="0"/>
-                      <a:ext cx="2667000" cy="1857375"/>
+                      <a:ext cx="2291034" cy="1595542"/>
                     </a:xfrm>
                     <a:prstGeom prst="rect">
                       <a:avLst/>
@@ -756,9 +1228,9 @@
           <w:noProof/>
         </w:rPr>
         <w:drawing>
-          <wp:inline distT="0" distB="0" distL="0" distR="0" wp14:anchorId="4B0B0F65" wp14:editId="41BEEDF0">
-            <wp:extent cx="2552700" cy="1866900"/>
-            <wp:effectExtent l="0" t="0" r="0" b="0"/>
+          <wp:inline distT="0" distB="0" distL="0" distR="0" wp14:anchorId="4B0B0F65" wp14:editId="5AD808E2">
+            <wp:extent cx="2225972" cy="1627949"/>
+            <wp:effectExtent l="0" t="0" r="3175" b="0"/>
             <wp:docPr id="1863751694" name="Рисунок 1"/>
             <wp:cNvGraphicFramePr>
               <a:graphicFrameLocks xmlns:a="http://schemas.openxmlformats.org/drawingml/2006/main" noChangeAspect="1"/>
@@ -779,7 +1251,7 @@
                   <pic:spPr>
                     <a:xfrm>
                       <a:off x="0" y="0"/>
-                      <a:ext cx="2552700" cy="1866900"/>
+                      <a:ext cx="2249519" cy="1645170"/>
                     </a:xfrm>
                     <a:prstGeom prst="rect">
                       <a:avLst/>
@@ -841,6 +1313,7 @@
           <w:rFonts w:ascii="Times New Roman" w:hAnsi="Times New Roman" w:cs="Times New Roman"/>
           <w:sz w:val="28"/>
           <w:szCs w:val="28"/>
+          <w:lang w:val="en-US"/>
         </w:rPr>
       </w:pPr>
       <w:r>
@@ -1591,7 +2064,27 @@
           <w:sz w:val="20"/>
           <w:szCs w:val="20"/>
         </w:rPr>
-        <w:t>'%.%.%'</w:t>
+        <w:t>'%.</w:t>
+      </w:r>
+      <w:proofErr w:type="gramStart"/>
+      <w:r>
+        <w:rPr>
+          <w:rFonts w:ascii="Consolas" w:hAnsi="Consolas"/>
+          <w:color w:val="008000"/>
+          <w:sz w:val="20"/>
+          <w:szCs w:val="20"/>
+        </w:rPr>
+        <w:t>%.%</w:t>
+      </w:r>
+      <w:proofErr w:type="gramEnd"/>
+      <w:r>
+        <w:rPr>
+          <w:rFonts w:ascii="Consolas" w:hAnsi="Consolas"/>
+          <w:color w:val="008000"/>
+          <w:sz w:val="20"/>
+          <w:szCs w:val="20"/>
+        </w:rPr>
+        <w:t>'</w:t>
       </w:r>
       <w:r>
         <w:rPr>
@@ -3371,6 +3864,7 @@
           <w:bCs/>
           <w:sz w:val="28"/>
           <w:szCs w:val="28"/>
+          <w:lang w:val="en-US"/>
         </w:rPr>
       </w:pPr>
       <w:r>
@@ -3398,23 +3892,247 @@
           <w:sz w:val="28"/>
           <w:szCs w:val="28"/>
         </w:rPr>
-        <w:t xml:space="preserve">С помощью </w:t>
+        <w:t>С</w:t>
+      </w:r>
+      <w:r>
+        <w:rPr>
+          <w:sz w:val="28"/>
+          <w:szCs w:val="28"/>
+          <w:lang w:val="en-US"/>
+        </w:rPr>
+        <w:t xml:space="preserve"> </w:t>
+      </w:r>
+      <w:r>
+        <w:rPr>
+          <w:sz w:val="28"/>
+          <w:szCs w:val="28"/>
+        </w:rPr>
+        <w:t>помощью</w:t>
+      </w:r>
+      <w:r>
+        <w:rPr>
+          <w:sz w:val="28"/>
+          <w:szCs w:val="28"/>
+          <w:lang w:val="en-US"/>
+        </w:rPr>
+        <w:t xml:space="preserve"> </w:t>
+      </w:r>
+      <w:r>
+        <w:rPr>
+          <w:sz w:val="28"/>
+          <w:szCs w:val="28"/>
+        </w:rPr>
+        <w:t>запроса</w:t>
+      </w:r>
+      <w:r>
+        <w:rPr>
+          <w:sz w:val="28"/>
+          <w:szCs w:val="28"/>
+          <w:lang w:val="en-US"/>
+        </w:rPr>
+        <w:t xml:space="preserve"> </w:t>
+      </w:r>
+      <w:r>
+        <w:rPr>
+          <w:rStyle w:val="hljs-keyword"/>
+          <w:lang w:val="en-US"/>
+        </w:rPr>
+        <w:t>SELECT</w:t>
+      </w:r>
+      <w:r>
+        <w:rPr>
+          <w:lang w:val="en-US"/>
+        </w:rPr>
+        <w:t xml:space="preserve"> </w:t>
       </w:r>
       <w:proofErr w:type="gramStart"/>
       <w:r>
         <w:rPr>
-          <w:sz w:val="28"/>
-          <w:szCs w:val="28"/>
-        </w:rPr>
-        <w:t>запроса .</w:t>
+          <w:rStyle w:val="hljs-builtin"/>
+          <w:lang w:val="en-US"/>
+        </w:rPr>
+        <w:t>count</w:t>
+      </w:r>
+      <w:r>
+        <w:rPr>
+          <w:lang w:val="en-US"/>
+        </w:rPr>
+        <w:t>(</w:t>
       </w:r>
       <w:proofErr w:type="gramEnd"/>
       <w:r>
         <w:rPr>
-          <w:sz w:val="28"/>
-          <w:szCs w:val="28"/>
-        </w:rPr>
-        <w:t xml:space="preserve"> .</w:t>
+          <w:rStyle w:val="hljs-operator"/>
+          <w:lang w:val="en-US"/>
+        </w:rPr>
+        <w:t>*</w:t>
+      </w:r>
+      <w:r>
+        <w:rPr>
+          <w:lang w:val="en-US"/>
+        </w:rPr>
+        <w:t xml:space="preserve">) </w:t>
+      </w:r>
+      <w:r>
+        <w:rPr>
+          <w:rStyle w:val="hljs-keyword"/>
+          <w:lang w:val="en-US"/>
+        </w:rPr>
+        <w:t>FROM</w:t>
+      </w:r>
+      <w:r>
+        <w:rPr>
+          <w:lang w:val="en-US"/>
+        </w:rPr>
+        <w:t xml:space="preserve"> </w:t>
+      </w:r>
+      <w:proofErr w:type="spellStart"/>
+      <w:proofErr w:type="gramStart"/>
+      <w:r>
+        <w:rPr>
+          <w:lang w:val="en-US"/>
+        </w:rPr>
+        <w:t>raw.transactions</w:t>
+      </w:r>
+      <w:proofErr w:type="spellEnd"/>
+      <w:proofErr w:type="gramEnd"/>
+      <w:r>
+        <w:rPr>
+          <w:lang w:val="en-US"/>
+        </w:rPr>
+        <w:t xml:space="preserve"> t </w:t>
+      </w:r>
+      <w:r>
+        <w:rPr>
+          <w:rStyle w:val="hljs-keyword"/>
+          <w:lang w:val="en-US"/>
+        </w:rPr>
+        <w:t>LEFT</w:t>
+      </w:r>
+      <w:r>
+        <w:rPr>
+          <w:lang w:val="en-US"/>
+        </w:rPr>
+        <w:t xml:space="preserve"> </w:t>
+      </w:r>
+      <w:r>
+        <w:rPr>
+          <w:rStyle w:val="hljs-keyword"/>
+          <w:lang w:val="en-US"/>
+        </w:rPr>
+        <w:t>JOIN</w:t>
+      </w:r>
+      <w:r>
+        <w:rPr>
+          <w:lang w:val="en-US"/>
+        </w:rPr>
+        <w:t xml:space="preserve"> </w:t>
+      </w:r>
+      <w:proofErr w:type="spellStart"/>
+      <w:proofErr w:type="gramStart"/>
+      <w:r>
+        <w:rPr>
+          <w:lang w:val="en-US"/>
+        </w:rPr>
+        <w:t>raw.cards</w:t>
+      </w:r>
+      <w:proofErr w:type="spellEnd"/>
+      <w:proofErr w:type="gramEnd"/>
+      <w:r>
+        <w:rPr>
+          <w:lang w:val="en-US"/>
+        </w:rPr>
+        <w:t xml:space="preserve"> c </w:t>
+      </w:r>
+      <w:proofErr w:type="gramStart"/>
+      <w:r>
+        <w:rPr>
+          <w:rStyle w:val="hljs-keyword"/>
+          <w:lang w:val="en-US"/>
+        </w:rPr>
+        <w:t>USING</w:t>
+      </w:r>
+      <w:r>
+        <w:rPr>
+          <w:lang w:val="en-US"/>
+        </w:rPr>
+        <w:t>(</w:t>
+      </w:r>
+      <w:proofErr w:type="spellStart"/>
+      <w:proofErr w:type="gramEnd"/>
+      <w:r>
+        <w:rPr>
+          <w:lang w:val="en-US"/>
+        </w:rPr>
+        <w:t>card_id</w:t>
+      </w:r>
+      <w:proofErr w:type="spellEnd"/>
+      <w:r>
+        <w:rPr>
+          <w:lang w:val="en-US"/>
+        </w:rPr>
+        <w:t xml:space="preserve">) </w:t>
+      </w:r>
+      <w:r>
+        <w:rPr>
+          <w:rStyle w:val="hljs-keyword"/>
+          <w:lang w:val="en-US"/>
+        </w:rPr>
+        <w:t>WHERE</w:t>
+      </w:r>
+      <w:r>
+        <w:rPr>
+          <w:lang w:val="en-US"/>
+        </w:rPr>
+        <w:t xml:space="preserve"> </w:t>
+      </w:r>
+      <w:proofErr w:type="spellStart"/>
+      <w:proofErr w:type="gramStart"/>
+      <w:r>
+        <w:rPr>
+          <w:lang w:val="en-US"/>
+        </w:rPr>
+        <w:t>c.card</w:t>
+      </w:r>
+      <w:proofErr w:type="gramEnd"/>
+      <w:r>
+        <w:rPr>
+          <w:lang w:val="en-US"/>
+        </w:rPr>
+        <w:t>_id</w:t>
+      </w:r>
+      <w:proofErr w:type="spellEnd"/>
+      <w:r>
+        <w:rPr>
+          <w:lang w:val="en-US"/>
+        </w:rPr>
+        <w:t xml:space="preserve"> </w:t>
+      </w:r>
+      <w:r>
+        <w:rPr>
+          <w:rStyle w:val="hljs-keyword"/>
+          <w:lang w:val="en-US"/>
+        </w:rPr>
+        <w:t>IS</w:t>
+      </w:r>
+      <w:r>
+        <w:rPr>
+          <w:lang w:val="en-US"/>
+        </w:rPr>
+        <w:t xml:space="preserve"> </w:t>
+      </w:r>
+      <w:r>
+        <w:rPr>
+          <w:rStyle w:val="hljs-keyword"/>
+          <w:lang w:val="en-US"/>
+        </w:rPr>
+        <w:t>NULL</w:t>
+      </w:r>
+      <w:r>
+        <w:rPr>
+          <w:lang w:val="en-US"/>
+        </w:rPr>
+        <w:t>;</w:t>
       </w:r>
     </w:p>
     <w:p>
@@ -3427,6 +4145,7 @@
           <w:bCs/>
           <w:sz w:val="28"/>
           <w:szCs w:val="28"/>
+          <w:lang w:val="en-US"/>
         </w:rPr>
       </w:pPr>
       <w:r>
@@ -3436,7 +4155,17 @@
           <w:sz w:val="28"/>
           <w:szCs w:val="28"/>
         </w:rPr>
-        <w:t>Часть 3:</w:t>
+        <w:t>Часть</w:t>
+      </w:r>
+      <w:r>
+        <w:rPr>
+          <w:b/>
+          <w:bCs/>
+          <w:sz w:val="28"/>
+          <w:szCs w:val="28"/>
+          <w:lang w:val="en-US"/>
+        </w:rPr>
+        <w:t xml:space="preserve"> 3:</w:t>
       </w:r>
     </w:p>
     <w:p>
@@ -3662,7 +4391,6 @@
           <w:bCs/>
           <w:sz w:val="28"/>
           <w:szCs w:val="28"/>
-          <w:lang w:val="en-US"/>
         </w:rPr>
       </w:pPr>
       <w:r>
@@ -3685,7 +4413,6 @@
           <w:bCs/>
           <w:sz w:val="28"/>
           <w:szCs w:val="28"/>
-          <w:lang w:val="en-US"/>
         </w:rPr>
       </w:pPr>
       <w:r>
@@ -3703,7 +4430,6 @@
           <w:bCs/>
           <w:sz w:val="28"/>
           <w:szCs w:val="28"/>
-          <w:lang w:val="en-US"/>
         </w:rPr>
         <w:t>1.</w:t>
       </w:r>
@@ -4465,6 +5191,7 @@
         <w:rPr>
           <w:sz w:val="28"/>
           <w:szCs w:val="28"/>
+          <w:lang w:val="en-US"/>
         </w:rPr>
       </w:pPr>
     </w:p>
@@ -4476,7 +5203,6 @@
         <w:rPr>
           <w:sz w:val="28"/>
           <w:szCs w:val="28"/>
-          <w:lang w:val="en-US"/>
         </w:rPr>
       </w:pPr>
       <w:r>
@@ -5235,14 +5961,7 @@
           <w:sz w:val="28"/>
           <w:szCs w:val="28"/>
         </w:rPr>
-        <w:t xml:space="preserve"> 3 </w:t>
-      </w:r>
-      <w:r>
-        <w:rPr>
-          <w:sz w:val="28"/>
-          <w:szCs w:val="28"/>
-        </w:rPr>
-        <w:t xml:space="preserve">дедупликация по </w:t>
+        <w:t xml:space="preserve"> 3 дедупликация по </w:t>
       </w:r>
       <w:proofErr w:type="spellStart"/>
       <w:r>
@@ -5904,7 +6623,6 @@
         <w:rPr>
           <w:sz w:val="28"/>
           <w:szCs w:val="28"/>
-          <w:lang w:val="en-US"/>
         </w:rPr>
       </w:pPr>
     </w:p>
@@ -10640,7 +11358,7 @@
           <w:kern w:val="0"/>
           <w:sz w:val="21"/>
           <w:szCs w:val="21"/>
-          <w:lang w:eastAsia="ru-RU"/>
+          <w:lang w:val="en-US" w:eastAsia="ru-RU"/>
           <w14:ligatures w14:val="none"/>
         </w:rPr>
       </w:pPr>
@@ -10713,14 +11431,30 @@
         <w:rPr>
           <w:sz w:val="28"/>
           <w:szCs w:val="28"/>
-        </w:rPr>
-      </w:pPr>
-      <w:r>
-        <w:rPr>
-          <w:sz w:val="28"/>
-          <w:szCs w:val="28"/>
-        </w:rPr>
-        <w:t>Всё совпало</w:t>
+          <w:lang w:val="en-US"/>
+        </w:rPr>
+      </w:pPr>
+      <w:r>
+        <w:rPr>
+          <w:sz w:val="28"/>
+          <w:szCs w:val="28"/>
+        </w:rPr>
+        <w:t>Всё</w:t>
+      </w:r>
+      <w:r>
+        <w:rPr>
+          <w:sz w:val="28"/>
+          <w:szCs w:val="28"/>
+          <w:lang w:val="en-US"/>
+        </w:rPr>
+        <w:t xml:space="preserve"> </w:t>
+      </w:r>
+      <w:r>
+        <w:rPr>
+          <w:sz w:val="28"/>
+          <w:szCs w:val="28"/>
+        </w:rPr>
+        <w:t>совпало</w:t>
       </w:r>
     </w:p>
     <w:p>
@@ -10733,6 +11467,7 @@
           <w:bCs/>
           <w:sz w:val="28"/>
           <w:szCs w:val="28"/>
+          <w:lang w:val="en-US"/>
         </w:rPr>
       </w:pPr>
       <w:r>
@@ -10742,7 +11477,1320 @@
           <w:sz w:val="28"/>
           <w:szCs w:val="28"/>
         </w:rPr>
-        <w:t>Часть 5:</w:t>
+        <w:t>Часть</w:t>
+      </w:r>
+      <w:r>
+        <w:rPr>
+          <w:b/>
+          <w:bCs/>
+          <w:sz w:val="28"/>
+          <w:szCs w:val="28"/>
+          <w:lang w:val="en-US"/>
+        </w:rPr>
+        <w:t xml:space="preserve"> 5:</w:t>
+      </w:r>
+      <w:r>
+        <w:rPr>
+          <w:b/>
+          <w:bCs/>
+          <w:sz w:val="28"/>
+          <w:szCs w:val="28"/>
+        </w:rPr>
+        <w:t xml:space="preserve"> </w:t>
+      </w:r>
+      <w:r>
+        <w:rPr>
+          <w:b/>
+          <w:bCs/>
+          <w:sz w:val="28"/>
+          <w:szCs w:val="28"/>
+          <w:lang w:val="en-US"/>
+        </w:rPr>
+        <w:t>Q1:</w:t>
+      </w:r>
+    </w:p>
+    <w:p>
+      <w:pPr>
+        <w:pStyle w:val="ac"/>
+        <w:shd w:val="clear" w:color="auto" w:fill="2F2F2F"/>
+        <w:spacing w:before="0" w:beforeAutospacing="0" w:after="0" w:afterAutospacing="0"/>
+        <w:rPr>
+          <w:rFonts w:ascii="Consolas" w:hAnsi="Consolas"/>
+          <w:color w:val="CCCCCC"/>
+          <w:sz w:val="20"/>
+          <w:szCs w:val="20"/>
+          <w:lang w:val="en-US"/>
+        </w:rPr>
+      </w:pPr>
+      <w:r>
+        <w:rPr>
+          <w:rFonts w:ascii="Consolas" w:hAnsi="Consolas"/>
+          <w:b/>
+          <w:bCs/>
+          <w:color w:val="739ECA"/>
+          <w:sz w:val="20"/>
+          <w:szCs w:val="20"/>
+          <w:lang w:val="en-US"/>
+        </w:rPr>
+        <w:t>SELECT</w:t>
+      </w:r>
+      <w:r>
+        <w:rPr>
+          <w:rFonts w:ascii="Consolas" w:hAnsi="Consolas"/>
+          <w:color w:val="CCCCCC"/>
+          <w:sz w:val="20"/>
+          <w:szCs w:val="20"/>
+          <w:lang w:val="en-US"/>
+        </w:rPr>
+        <w:t xml:space="preserve"> </w:t>
+      </w:r>
+    </w:p>
+    <w:p>
+      <w:pPr>
+        <w:pStyle w:val="ac"/>
+        <w:shd w:val="clear" w:color="auto" w:fill="2F2F2F"/>
+        <w:spacing w:before="0" w:beforeAutospacing="0" w:after="0" w:afterAutospacing="0"/>
+        <w:rPr>
+          <w:rFonts w:ascii="Consolas" w:hAnsi="Consolas"/>
+          <w:color w:val="CCCCCC"/>
+          <w:sz w:val="20"/>
+          <w:szCs w:val="20"/>
+          <w:lang w:val="en-US"/>
+        </w:rPr>
+      </w:pPr>
+      <w:r>
+        <w:rPr>
+          <w:rFonts w:ascii="Consolas" w:hAnsi="Consolas"/>
+          <w:color w:val="CCCCCC"/>
+          <w:sz w:val="20"/>
+          <w:szCs w:val="20"/>
+          <w:lang w:val="en-US"/>
+        </w:rPr>
+        <w:t xml:space="preserve">    </w:t>
+      </w:r>
+      <w:proofErr w:type="spellStart"/>
+      <w:r>
+        <w:rPr>
+          <w:rFonts w:ascii="Consolas" w:hAnsi="Consolas"/>
+          <w:i/>
+          <w:iCs/>
+          <w:color w:val="B788D3"/>
+          <w:sz w:val="20"/>
+          <w:szCs w:val="20"/>
+          <w:lang w:val="en-US"/>
+        </w:rPr>
+        <w:t>c</w:t>
+      </w:r>
+      <w:r>
+        <w:rPr>
+          <w:rFonts w:ascii="Consolas" w:hAnsi="Consolas"/>
+          <w:color w:val="CCCCCC"/>
+          <w:sz w:val="20"/>
+          <w:szCs w:val="20"/>
+          <w:lang w:val="en-US"/>
+        </w:rPr>
+        <w:t>.</w:t>
+      </w:r>
+      <w:r>
+        <w:rPr>
+          <w:rFonts w:ascii="Consolas" w:hAnsi="Consolas"/>
+          <w:color w:val="00B8B8"/>
+          <w:sz w:val="20"/>
+          <w:szCs w:val="20"/>
+          <w:lang w:val="en-US"/>
+        </w:rPr>
+        <w:t>federal_district</w:t>
+      </w:r>
+      <w:proofErr w:type="spellEnd"/>
+      <w:r>
+        <w:rPr>
+          <w:rFonts w:ascii="Consolas" w:hAnsi="Consolas"/>
+          <w:color w:val="CCCCCC"/>
+          <w:sz w:val="20"/>
+          <w:szCs w:val="20"/>
+          <w:lang w:val="en-US"/>
+        </w:rPr>
+        <w:t xml:space="preserve">, </w:t>
+      </w:r>
+    </w:p>
+    <w:p>
+      <w:pPr>
+        <w:pStyle w:val="ac"/>
+        <w:shd w:val="clear" w:color="auto" w:fill="2F2F2F"/>
+        <w:spacing w:before="0" w:beforeAutospacing="0" w:after="0" w:afterAutospacing="0"/>
+        <w:rPr>
+          <w:rFonts w:ascii="Consolas" w:hAnsi="Consolas"/>
+          <w:color w:val="CCCCCC"/>
+          <w:sz w:val="20"/>
+          <w:szCs w:val="20"/>
+          <w:lang w:val="en-US"/>
+        </w:rPr>
+      </w:pPr>
+      <w:r>
+        <w:rPr>
+          <w:rFonts w:ascii="Consolas" w:hAnsi="Consolas"/>
+          <w:color w:val="CCCCCC"/>
+          <w:sz w:val="20"/>
+          <w:szCs w:val="20"/>
+          <w:lang w:val="en-US"/>
+        </w:rPr>
+        <w:t xml:space="preserve">    </w:t>
+      </w:r>
+      <w:r>
+        <w:rPr>
+          <w:rFonts w:ascii="Consolas" w:hAnsi="Consolas"/>
+          <w:b/>
+          <w:bCs/>
+          <w:color w:val="C1AA6C"/>
+          <w:sz w:val="20"/>
+          <w:szCs w:val="20"/>
+          <w:lang w:val="en-US"/>
+        </w:rPr>
+        <w:t>SUM</w:t>
+      </w:r>
+      <w:r>
+        <w:rPr>
+          <w:rFonts w:ascii="Consolas" w:hAnsi="Consolas"/>
+          <w:color w:val="CCCCCC"/>
+          <w:sz w:val="20"/>
+          <w:szCs w:val="20"/>
+          <w:lang w:val="en-US"/>
+        </w:rPr>
+        <w:t>(</w:t>
+      </w:r>
+      <w:proofErr w:type="spellStart"/>
+      <w:proofErr w:type="gramStart"/>
+      <w:r>
+        <w:rPr>
+          <w:rFonts w:ascii="Consolas" w:hAnsi="Consolas"/>
+          <w:i/>
+          <w:iCs/>
+          <w:color w:val="B788D3"/>
+          <w:sz w:val="20"/>
+          <w:szCs w:val="20"/>
+          <w:lang w:val="en-US"/>
+        </w:rPr>
+        <w:t>f</w:t>
+      </w:r>
+      <w:r>
+        <w:rPr>
+          <w:rFonts w:ascii="Consolas" w:hAnsi="Consolas"/>
+          <w:color w:val="CCCCCC"/>
+          <w:sz w:val="20"/>
+          <w:szCs w:val="20"/>
+          <w:lang w:val="en-US"/>
+        </w:rPr>
+        <w:t>.</w:t>
+      </w:r>
+      <w:r>
+        <w:rPr>
+          <w:rFonts w:ascii="Consolas" w:hAnsi="Consolas"/>
+          <w:color w:val="00B8B8"/>
+          <w:sz w:val="20"/>
+          <w:szCs w:val="20"/>
+          <w:lang w:val="en-US"/>
+        </w:rPr>
+        <w:t>amount</w:t>
+      </w:r>
+      <w:proofErr w:type="gramEnd"/>
+      <w:r>
+        <w:rPr>
+          <w:rFonts w:ascii="Consolas" w:hAnsi="Consolas"/>
+          <w:color w:val="00B8B8"/>
+          <w:sz w:val="20"/>
+          <w:szCs w:val="20"/>
+          <w:lang w:val="en-US"/>
+        </w:rPr>
+        <w:t>_rub</w:t>
+      </w:r>
+      <w:proofErr w:type="spellEnd"/>
+      <w:r>
+        <w:rPr>
+          <w:rFonts w:ascii="Consolas" w:hAnsi="Consolas"/>
+          <w:color w:val="CCCCCC"/>
+          <w:sz w:val="20"/>
+          <w:szCs w:val="20"/>
+          <w:lang w:val="en-US"/>
+        </w:rPr>
+        <w:t xml:space="preserve">) </w:t>
+      </w:r>
+      <w:r>
+        <w:rPr>
+          <w:rFonts w:ascii="Consolas" w:hAnsi="Consolas"/>
+          <w:b/>
+          <w:bCs/>
+          <w:color w:val="739ECA"/>
+          <w:sz w:val="20"/>
+          <w:szCs w:val="20"/>
+          <w:lang w:val="en-US"/>
+        </w:rPr>
+        <w:t>AS</w:t>
+      </w:r>
+      <w:r>
+        <w:rPr>
+          <w:rFonts w:ascii="Consolas" w:hAnsi="Consolas"/>
+          <w:color w:val="CCCCCC"/>
+          <w:sz w:val="20"/>
+          <w:szCs w:val="20"/>
+          <w:lang w:val="en-US"/>
+        </w:rPr>
+        <w:t xml:space="preserve"> </w:t>
+      </w:r>
+      <w:proofErr w:type="spellStart"/>
+      <w:r>
+        <w:rPr>
+          <w:rFonts w:ascii="Consolas" w:hAnsi="Consolas"/>
+          <w:i/>
+          <w:iCs/>
+          <w:color w:val="00B8B8"/>
+          <w:sz w:val="20"/>
+          <w:szCs w:val="20"/>
+          <w:lang w:val="en-US"/>
+        </w:rPr>
+        <w:t>total_turnover</w:t>
+      </w:r>
+      <w:proofErr w:type="spellEnd"/>
+    </w:p>
+    <w:p>
+      <w:pPr>
+        <w:pStyle w:val="ac"/>
+        <w:shd w:val="clear" w:color="auto" w:fill="2F2F2F"/>
+        <w:spacing w:before="0" w:beforeAutospacing="0" w:after="0" w:afterAutospacing="0"/>
+        <w:rPr>
+          <w:rFonts w:ascii="Consolas" w:hAnsi="Consolas"/>
+          <w:color w:val="CCCCCC"/>
+          <w:sz w:val="20"/>
+          <w:szCs w:val="20"/>
+          <w:lang w:val="en-US"/>
+        </w:rPr>
+      </w:pPr>
+      <w:r>
+        <w:rPr>
+          <w:rFonts w:ascii="Consolas" w:hAnsi="Consolas"/>
+          <w:b/>
+          <w:bCs/>
+          <w:color w:val="739ECA"/>
+          <w:sz w:val="20"/>
+          <w:szCs w:val="20"/>
+          <w:lang w:val="en-US"/>
+        </w:rPr>
+        <w:t>FROM</w:t>
+      </w:r>
+      <w:r>
+        <w:rPr>
+          <w:rFonts w:ascii="Consolas" w:hAnsi="Consolas"/>
+          <w:color w:val="CCCCCC"/>
+          <w:sz w:val="20"/>
+          <w:szCs w:val="20"/>
+          <w:lang w:val="en-US"/>
+        </w:rPr>
+        <w:t xml:space="preserve"> </w:t>
+      </w:r>
+      <w:proofErr w:type="spellStart"/>
+      <w:r>
+        <w:rPr>
+          <w:rFonts w:ascii="Consolas" w:hAnsi="Consolas"/>
+          <w:color w:val="CC9B75"/>
+          <w:sz w:val="20"/>
+          <w:szCs w:val="20"/>
+          <w:lang w:val="en-US"/>
+        </w:rPr>
+        <w:t>marts</w:t>
+      </w:r>
+      <w:r>
+        <w:rPr>
+          <w:rFonts w:ascii="Consolas" w:hAnsi="Consolas"/>
+          <w:color w:val="CCCCCC"/>
+          <w:sz w:val="20"/>
+          <w:szCs w:val="20"/>
+          <w:lang w:val="en-US"/>
+        </w:rPr>
+        <w:t>.</w:t>
+      </w:r>
+      <w:r>
+        <w:rPr>
+          <w:rFonts w:ascii="Consolas" w:hAnsi="Consolas"/>
+          <w:color w:val="B788D3"/>
+          <w:sz w:val="20"/>
+          <w:szCs w:val="20"/>
+          <w:lang w:val="en-US"/>
+        </w:rPr>
+        <w:t>fct_transactions</w:t>
+      </w:r>
+      <w:proofErr w:type="spellEnd"/>
+      <w:r>
+        <w:rPr>
+          <w:rFonts w:ascii="Consolas" w:hAnsi="Consolas"/>
+          <w:color w:val="CCCCCC"/>
+          <w:sz w:val="20"/>
+          <w:szCs w:val="20"/>
+          <w:lang w:val="en-US"/>
+        </w:rPr>
+        <w:t xml:space="preserve"> </w:t>
+      </w:r>
+      <w:r>
+        <w:rPr>
+          <w:rFonts w:ascii="Consolas" w:hAnsi="Consolas"/>
+          <w:i/>
+          <w:iCs/>
+          <w:color w:val="B788D3"/>
+          <w:sz w:val="20"/>
+          <w:szCs w:val="20"/>
+          <w:lang w:val="en-US"/>
+        </w:rPr>
+        <w:t>f</w:t>
+      </w:r>
+    </w:p>
+    <w:p>
+      <w:pPr>
+        <w:pStyle w:val="ac"/>
+        <w:shd w:val="clear" w:color="auto" w:fill="2F2F2F"/>
+        <w:spacing w:before="0" w:beforeAutospacing="0" w:after="0" w:afterAutospacing="0"/>
+        <w:rPr>
+          <w:rFonts w:ascii="Consolas" w:hAnsi="Consolas"/>
+          <w:color w:val="CCCCCC"/>
+          <w:sz w:val="20"/>
+          <w:szCs w:val="20"/>
+          <w:lang w:val="en-US"/>
+        </w:rPr>
+      </w:pPr>
+      <w:r>
+        <w:rPr>
+          <w:rFonts w:ascii="Consolas" w:hAnsi="Consolas"/>
+          <w:b/>
+          <w:bCs/>
+          <w:color w:val="739ECA"/>
+          <w:sz w:val="20"/>
+          <w:szCs w:val="20"/>
+          <w:lang w:val="en-US"/>
+        </w:rPr>
+        <w:t>JOIN</w:t>
+      </w:r>
+      <w:r>
+        <w:rPr>
+          <w:rFonts w:ascii="Consolas" w:hAnsi="Consolas"/>
+          <w:color w:val="CCCCCC"/>
+          <w:sz w:val="20"/>
+          <w:szCs w:val="20"/>
+          <w:lang w:val="en-US"/>
+        </w:rPr>
+        <w:t xml:space="preserve"> </w:t>
+      </w:r>
+      <w:proofErr w:type="spellStart"/>
+      <w:r>
+        <w:rPr>
+          <w:rFonts w:ascii="Consolas" w:hAnsi="Consolas"/>
+          <w:color w:val="CC9B75"/>
+          <w:sz w:val="20"/>
+          <w:szCs w:val="20"/>
+          <w:lang w:val="en-US"/>
+        </w:rPr>
+        <w:t>marts</w:t>
+      </w:r>
+      <w:r>
+        <w:rPr>
+          <w:rFonts w:ascii="Consolas" w:hAnsi="Consolas"/>
+          <w:color w:val="CCCCCC"/>
+          <w:sz w:val="20"/>
+          <w:szCs w:val="20"/>
+          <w:lang w:val="en-US"/>
+        </w:rPr>
+        <w:t>.</w:t>
+      </w:r>
+      <w:r>
+        <w:rPr>
+          <w:rFonts w:ascii="Consolas" w:hAnsi="Consolas"/>
+          <w:color w:val="B788D3"/>
+          <w:sz w:val="20"/>
+          <w:szCs w:val="20"/>
+          <w:lang w:val="en-US"/>
+        </w:rPr>
+        <w:t>dim_client</w:t>
+      </w:r>
+      <w:proofErr w:type="spellEnd"/>
+      <w:r>
+        <w:rPr>
+          <w:rFonts w:ascii="Consolas" w:hAnsi="Consolas"/>
+          <w:color w:val="CCCCCC"/>
+          <w:sz w:val="20"/>
+          <w:szCs w:val="20"/>
+          <w:lang w:val="en-US"/>
+        </w:rPr>
+        <w:t xml:space="preserve"> </w:t>
+      </w:r>
+      <w:r>
+        <w:rPr>
+          <w:rFonts w:ascii="Consolas" w:hAnsi="Consolas"/>
+          <w:i/>
+          <w:iCs/>
+          <w:color w:val="B788D3"/>
+          <w:sz w:val="20"/>
+          <w:szCs w:val="20"/>
+          <w:lang w:val="en-US"/>
+        </w:rPr>
+        <w:t>c</w:t>
+      </w:r>
+      <w:r>
+        <w:rPr>
+          <w:rFonts w:ascii="Consolas" w:hAnsi="Consolas"/>
+          <w:color w:val="CCCCCC"/>
+          <w:sz w:val="20"/>
+          <w:szCs w:val="20"/>
+          <w:lang w:val="en-US"/>
+        </w:rPr>
+        <w:t xml:space="preserve"> </w:t>
+      </w:r>
+      <w:r>
+        <w:rPr>
+          <w:rFonts w:ascii="Consolas" w:hAnsi="Consolas"/>
+          <w:b/>
+          <w:bCs/>
+          <w:color w:val="739ECA"/>
+          <w:sz w:val="20"/>
+          <w:szCs w:val="20"/>
+          <w:lang w:val="en-US"/>
+        </w:rPr>
+        <w:t>ON</w:t>
+      </w:r>
+      <w:r>
+        <w:rPr>
+          <w:rFonts w:ascii="Consolas" w:hAnsi="Consolas"/>
+          <w:color w:val="CCCCCC"/>
+          <w:sz w:val="20"/>
+          <w:szCs w:val="20"/>
+          <w:lang w:val="en-US"/>
+        </w:rPr>
+        <w:t xml:space="preserve"> </w:t>
+      </w:r>
+      <w:proofErr w:type="spellStart"/>
+      <w:proofErr w:type="gramStart"/>
+      <w:r>
+        <w:rPr>
+          <w:rFonts w:ascii="Consolas" w:hAnsi="Consolas"/>
+          <w:i/>
+          <w:iCs/>
+          <w:color w:val="B788D3"/>
+          <w:sz w:val="20"/>
+          <w:szCs w:val="20"/>
+          <w:lang w:val="en-US"/>
+        </w:rPr>
+        <w:t>f</w:t>
+      </w:r>
+      <w:r>
+        <w:rPr>
+          <w:rFonts w:ascii="Consolas" w:hAnsi="Consolas"/>
+          <w:color w:val="CCCCCC"/>
+          <w:sz w:val="20"/>
+          <w:szCs w:val="20"/>
+          <w:lang w:val="en-US"/>
+        </w:rPr>
+        <w:t>.</w:t>
+      </w:r>
+      <w:r>
+        <w:rPr>
+          <w:rFonts w:ascii="Consolas" w:hAnsi="Consolas"/>
+          <w:color w:val="00B8B8"/>
+          <w:sz w:val="20"/>
+          <w:szCs w:val="20"/>
+          <w:lang w:val="en-US"/>
+        </w:rPr>
+        <w:t>client</w:t>
+      </w:r>
+      <w:proofErr w:type="gramEnd"/>
+      <w:r>
+        <w:rPr>
+          <w:rFonts w:ascii="Consolas" w:hAnsi="Consolas"/>
+          <w:color w:val="00B8B8"/>
+          <w:sz w:val="20"/>
+          <w:szCs w:val="20"/>
+          <w:lang w:val="en-US"/>
+        </w:rPr>
+        <w:t>_sk</w:t>
+      </w:r>
+      <w:proofErr w:type="spellEnd"/>
+      <w:r>
+        <w:rPr>
+          <w:rFonts w:ascii="Consolas" w:hAnsi="Consolas"/>
+          <w:color w:val="CCCCCC"/>
+          <w:sz w:val="20"/>
+          <w:szCs w:val="20"/>
+          <w:lang w:val="en-US"/>
+        </w:rPr>
+        <w:t xml:space="preserve"> = </w:t>
+      </w:r>
+      <w:proofErr w:type="spellStart"/>
+      <w:proofErr w:type="gramStart"/>
+      <w:r>
+        <w:rPr>
+          <w:rFonts w:ascii="Consolas" w:hAnsi="Consolas"/>
+          <w:i/>
+          <w:iCs/>
+          <w:color w:val="B788D3"/>
+          <w:sz w:val="20"/>
+          <w:szCs w:val="20"/>
+          <w:lang w:val="en-US"/>
+        </w:rPr>
+        <w:t>c</w:t>
+      </w:r>
+      <w:r>
+        <w:rPr>
+          <w:rFonts w:ascii="Consolas" w:hAnsi="Consolas"/>
+          <w:color w:val="CCCCCC"/>
+          <w:sz w:val="20"/>
+          <w:szCs w:val="20"/>
+          <w:lang w:val="en-US"/>
+        </w:rPr>
+        <w:t>.</w:t>
+      </w:r>
+      <w:r>
+        <w:rPr>
+          <w:rFonts w:ascii="Consolas" w:hAnsi="Consolas"/>
+          <w:color w:val="00B8B8"/>
+          <w:sz w:val="20"/>
+          <w:szCs w:val="20"/>
+          <w:lang w:val="en-US"/>
+        </w:rPr>
+        <w:t>client</w:t>
+      </w:r>
+      <w:proofErr w:type="gramEnd"/>
+      <w:r>
+        <w:rPr>
+          <w:rFonts w:ascii="Consolas" w:hAnsi="Consolas"/>
+          <w:color w:val="00B8B8"/>
+          <w:sz w:val="20"/>
+          <w:szCs w:val="20"/>
+          <w:lang w:val="en-US"/>
+        </w:rPr>
+        <w:t>_sk</w:t>
+      </w:r>
+      <w:proofErr w:type="spellEnd"/>
+    </w:p>
+    <w:p>
+      <w:pPr>
+        <w:pStyle w:val="ac"/>
+        <w:shd w:val="clear" w:color="auto" w:fill="2F2F2F"/>
+        <w:spacing w:before="0" w:beforeAutospacing="0" w:after="0" w:afterAutospacing="0"/>
+        <w:rPr>
+          <w:rFonts w:ascii="Consolas" w:hAnsi="Consolas"/>
+          <w:color w:val="CCCCCC"/>
+          <w:sz w:val="20"/>
+          <w:szCs w:val="20"/>
+          <w:lang w:val="en-US"/>
+        </w:rPr>
+      </w:pPr>
+      <w:r>
+        <w:rPr>
+          <w:rFonts w:ascii="Consolas" w:hAnsi="Consolas"/>
+          <w:b/>
+          <w:bCs/>
+          <w:color w:val="739ECA"/>
+          <w:sz w:val="20"/>
+          <w:szCs w:val="20"/>
+          <w:lang w:val="en-US"/>
+        </w:rPr>
+        <w:t>JOIN</w:t>
+      </w:r>
+      <w:r>
+        <w:rPr>
+          <w:rFonts w:ascii="Consolas" w:hAnsi="Consolas"/>
+          <w:color w:val="CCCCCC"/>
+          <w:sz w:val="20"/>
+          <w:szCs w:val="20"/>
+          <w:lang w:val="en-US"/>
+        </w:rPr>
+        <w:t xml:space="preserve"> </w:t>
+      </w:r>
+      <w:proofErr w:type="spellStart"/>
+      <w:r>
+        <w:rPr>
+          <w:rFonts w:ascii="Consolas" w:hAnsi="Consolas"/>
+          <w:color w:val="CC9B75"/>
+          <w:sz w:val="20"/>
+          <w:szCs w:val="20"/>
+          <w:lang w:val="en-US"/>
+        </w:rPr>
+        <w:t>marts</w:t>
+      </w:r>
+      <w:r>
+        <w:rPr>
+          <w:rFonts w:ascii="Consolas" w:hAnsi="Consolas"/>
+          <w:color w:val="CCCCCC"/>
+          <w:sz w:val="20"/>
+          <w:szCs w:val="20"/>
+          <w:lang w:val="en-US"/>
+        </w:rPr>
+        <w:t>.</w:t>
+      </w:r>
+      <w:r>
+        <w:rPr>
+          <w:rFonts w:ascii="Consolas" w:hAnsi="Consolas"/>
+          <w:color w:val="B788D3"/>
+          <w:sz w:val="20"/>
+          <w:szCs w:val="20"/>
+          <w:lang w:val="en-US"/>
+        </w:rPr>
+        <w:t>dim_date</w:t>
+      </w:r>
+      <w:proofErr w:type="spellEnd"/>
+      <w:r>
+        <w:rPr>
+          <w:rFonts w:ascii="Consolas" w:hAnsi="Consolas"/>
+          <w:color w:val="CCCCCC"/>
+          <w:sz w:val="20"/>
+          <w:szCs w:val="20"/>
+          <w:lang w:val="en-US"/>
+        </w:rPr>
+        <w:t xml:space="preserve"> </w:t>
+      </w:r>
+      <w:r>
+        <w:rPr>
+          <w:rFonts w:ascii="Consolas" w:hAnsi="Consolas"/>
+          <w:i/>
+          <w:iCs/>
+          <w:color w:val="B788D3"/>
+          <w:sz w:val="20"/>
+          <w:szCs w:val="20"/>
+          <w:lang w:val="en-US"/>
+        </w:rPr>
+        <w:t>d</w:t>
+      </w:r>
+      <w:r>
+        <w:rPr>
+          <w:rFonts w:ascii="Consolas" w:hAnsi="Consolas"/>
+          <w:color w:val="CCCCCC"/>
+          <w:sz w:val="20"/>
+          <w:szCs w:val="20"/>
+          <w:lang w:val="en-US"/>
+        </w:rPr>
+        <w:t xml:space="preserve"> </w:t>
+      </w:r>
+      <w:r>
+        <w:rPr>
+          <w:rFonts w:ascii="Consolas" w:hAnsi="Consolas"/>
+          <w:b/>
+          <w:bCs/>
+          <w:color w:val="739ECA"/>
+          <w:sz w:val="20"/>
+          <w:szCs w:val="20"/>
+          <w:lang w:val="en-US"/>
+        </w:rPr>
+        <w:t>ON</w:t>
+      </w:r>
+      <w:r>
+        <w:rPr>
+          <w:rFonts w:ascii="Consolas" w:hAnsi="Consolas"/>
+          <w:color w:val="CCCCCC"/>
+          <w:sz w:val="20"/>
+          <w:szCs w:val="20"/>
+          <w:lang w:val="en-US"/>
+        </w:rPr>
+        <w:t xml:space="preserve"> </w:t>
+      </w:r>
+      <w:proofErr w:type="spellStart"/>
+      <w:proofErr w:type="gramStart"/>
+      <w:r>
+        <w:rPr>
+          <w:rFonts w:ascii="Consolas" w:hAnsi="Consolas"/>
+          <w:i/>
+          <w:iCs/>
+          <w:color w:val="B788D3"/>
+          <w:sz w:val="20"/>
+          <w:szCs w:val="20"/>
+          <w:lang w:val="en-US"/>
+        </w:rPr>
+        <w:t>f</w:t>
+      </w:r>
+      <w:r>
+        <w:rPr>
+          <w:rFonts w:ascii="Consolas" w:hAnsi="Consolas"/>
+          <w:color w:val="CCCCCC"/>
+          <w:sz w:val="20"/>
+          <w:szCs w:val="20"/>
+          <w:lang w:val="en-US"/>
+        </w:rPr>
+        <w:t>.</w:t>
+      </w:r>
+      <w:r>
+        <w:rPr>
+          <w:rFonts w:ascii="Consolas" w:hAnsi="Consolas"/>
+          <w:color w:val="00B8B8"/>
+          <w:sz w:val="20"/>
+          <w:szCs w:val="20"/>
+          <w:lang w:val="en-US"/>
+        </w:rPr>
+        <w:t>date</w:t>
+      </w:r>
+      <w:proofErr w:type="gramEnd"/>
+      <w:r>
+        <w:rPr>
+          <w:rFonts w:ascii="Consolas" w:hAnsi="Consolas"/>
+          <w:color w:val="00B8B8"/>
+          <w:sz w:val="20"/>
+          <w:szCs w:val="20"/>
+          <w:lang w:val="en-US"/>
+        </w:rPr>
+        <w:t>_sk</w:t>
+      </w:r>
+      <w:proofErr w:type="spellEnd"/>
+      <w:r>
+        <w:rPr>
+          <w:rFonts w:ascii="Consolas" w:hAnsi="Consolas"/>
+          <w:color w:val="CCCCCC"/>
+          <w:sz w:val="20"/>
+          <w:szCs w:val="20"/>
+          <w:lang w:val="en-US"/>
+        </w:rPr>
+        <w:t xml:space="preserve"> = </w:t>
+      </w:r>
+      <w:proofErr w:type="spellStart"/>
+      <w:proofErr w:type="gramStart"/>
+      <w:r>
+        <w:rPr>
+          <w:rFonts w:ascii="Consolas" w:hAnsi="Consolas"/>
+          <w:i/>
+          <w:iCs/>
+          <w:color w:val="B788D3"/>
+          <w:sz w:val="20"/>
+          <w:szCs w:val="20"/>
+          <w:lang w:val="en-US"/>
+        </w:rPr>
+        <w:t>d</w:t>
+      </w:r>
+      <w:r>
+        <w:rPr>
+          <w:rFonts w:ascii="Consolas" w:hAnsi="Consolas"/>
+          <w:color w:val="CCCCCC"/>
+          <w:sz w:val="20"/>
+          <w:szCs w:val="20"/>
+          <w:lang w:val="en-US"/>
+        </w:rPr>
+        <w:t>.</w:t>
+      </w:r>
+      <w:r>
+        <w:rPr>
+          <w:rFonts w:ascii="Consolas" w:hAnsi="Consolas"/>
+          <w:color w:val="00B8B8"/>
+          <w:sz w:val="20"/>
+          <w:szCs w:val="20"/>
+          <w:lang w:val="en-US"/>
+        </w:rPr>
+        <w:t>date</w:t>
+      </w:r>
+      <w:proofErr w:type="gramEnd"/>
+      <w:r>
+        <w:rPr>
+          <w:rFonts w:ascii="Consolas" w:hAnsi="Consolas"/>
+          <w:color w:val="00B8B8"/>
+          <w:sz w:val="20"/>
+          <w:szCs w:val="20"/>
+          <w:lang w:val="en-US"/>
+        </w:rPr>
+        <w:t>_sk</w:t>
+      </w:r>
+      <w:proofErr w:type="spellEnd"/>
+    </w:p>
+    <w:p>
+      <w:pPr>
+        <w:pStyle w:val="ac"/>
+        <w:shd w:val="clear" w:color="auto" w:fill="2F2F2F"/>
+        <w:spacing w:before="0" w:beforeAutospacing="0" w:after="0" w:afterAutospacing="0"/>
+        <w:rPr>
+          <w:rFonts w:ascii="Consolas" w:hAnsi="Consolas"/>
+          <w:color w:val="CCCCCC"/>
+          <w:sz w:val="20"/>
+          <w:szCs w:val="20"/>
+          <w:lang w:val="en-US"/>
+        </w:rPr>
+      </w:pPr>
+      <w:r>
+        <w:rPr>
+          <w:rFonts w:ascii="Consolas" w:hAnsi="Consolas"/>
+          <w:b/>
+          <w:bCs/>
+          <w:color w:val="739ECA"/>
+          <w:sz w:val="20"/>
+          <w:szCs w:val="20"/>
+          <w:lang w:val="en-US"/>
+        </w:rPr>
+        <w:t>WHERE</w:t>
+      </w:r>
+      <w:r>
+        <w:rPr>
+          <w:rFonts w:ascii="Consolas" w:hAnsi="Consolas"/>
+          <w:color w:val="CCCCCC"/>
+          <w:sz w:val="20"/>
+          <w:szCs w:val="20"/>
+          <w:lang w:val="en-US"/>
+        </w:rPr>
+        <w:t xml:space="preserve"> </w:t>
+      </w:r>
+      <w:proofErr w:type="spellStart"/>
+      <w:proofErr w:type="gramStart"/>
+      <w:r>
+        <w:rPr>
+          <w:rFonts w:ascii="Consolas" w:hAnsi="Consolas"/>
+          <w:i/>
+          <w:iCs/>
+          <w:color w:val="B788D3"/>
+          <w:sz w:val="20"/>
+          <w:szCs w:val="20"/>
+          <w:lang w:val="en-US"/>
+        </w:rPr>
+        <w:t>f</w:t>
+      </w:r>
+      <w:r>
+        <w:rPr>
+          <w:rFonts w:ascii="Consolas" w:hAnsi="Consolas"/>
+          <w:color w:val="CCCCCC"/>
+          <w:sz w:val="20"/>
+          <w:szCs w:val="20"/>
+          <w:lang w:val="en-US"/>
+        </w:rPr>
+        <w:t>.</w:t>
+      </w:r>
+      <w:r>
+        <w:rPr>
+          <w:rFonts w:ascii="Consolas" w:hAnsi="Consolas"/>
+          <w:color w:val="00B8B8"/>
+          <w:sz w:val="20"/>
+          <w:szCs w:val="20"/>
+          <w:lang w:val="en-US"/>
+        </w:rPr>
+        <w:t>status</w:t>
+      </w:r>
+      <w:proofErr w:type="spellEnd"/>
+      <w:proofErr w:type="gramEnd"/>
+      <w:r>
+        <w:rPr>
+          <w:rFonts w:ascii="Consolas" w:hAnsi="Consolas"/>
+          <w:color w:val="CCCCCC"/>
+          <w:sz w:val="20"/>
+          <w:szCs w:val="20"/>
+          <w:lang w:val="en-US"/>
+        </w:rPr>
+        <w:t xml:space="preserve"> = </w:t>
+      </w:r>
+      <w:r>
+        <w:rPr>
+          <w:rFonts w:ascii="Consolas" w:hAnsi="Consolas"/>
+          <w:color w:val="CAC580"/>
+          <w:sz w:val="20"/>
+          <w:szCs w:val="20"/>
+          <w:lang w:val="en-US"/>
+        </w:rPr>
+        <w:t>'approved'</w:t>
+      </w:r>
+      <w:r>
+        <w:rPr>
+          <w:rFonts w:ascii="Consolas" w:hAnsi="Consolas"/>
+          <w:color w:val="CCCCCC"/>
+          <w:sz w:val="20"/>
+          <w:szCs w:val="20"/>
+          <w:lang w:val="en-US"/>
+        </w:rPr>
+        <w:t xml:space="preserve"> </w:t>
+      </w:r>
+    </w:p>
+    <w:p>
+      <w:pPr>
+        <w:pStyle w:val="ac"/>
+        <w:shd w:val="clear" w:color="auto" w:fill="2F2F2F"/>
+        <w:spacing w:before="0" w:beforeAutospacing="0" w:after="0" w:afterAutospacing="0"/>
+        <w:rPr>
+          <w:rFonts w:ascii="Consolas" w:hAnsi="Consolas"/>
+          <w:color w:val="CCCCCC"/>
+          <w:sz w:val="20"/>
+          <w:szCs w:val="20"/>
+          <w:lang w:val="en-US"/>
+        </w:rPr>
+      </w:pPr>
+      <w:r>
+        <w:rPr>
+          <w:rFonts w:ascii="Consolas" w:hAnsi="Consolas"/>
+          <w:color w:val="CCCCCC"/>
+          <w:sz w:val="20"/>
+          <w:szCs w:val="20"/>
+          <w:lang w:val="en-US"/>
+        </w:rPr>
+        <w:t xml:space="preserve">  </w:t>
+      </w:r>
+      <w:r>
+        <w:rPr>
+          <w:rFonts w:ascii="Consolas" w:hAnsi="Consolas"/>
+          <w:b/>
+          <w:bCs/>
+          <w:color w:val="739ECA"/>
+          <w:sz w:val="20"/>
+          <w:szCs w:val="20"/>
+          <w:lang w:val="en-US"/>
+        </w:rPr>
+        <w:t>AND</w:t>
+      </w:r>
+      <w:r>
+        <w:rPr>
+          <w:rFonts w:ascii="Consolas" w:hAnsi="Consolas"/>
+          <w:color w:val="CCCCCC"/>
+          <w:sz w:val="20"/>
+          <w:szCs w:val="20"/>
+          <w:lang w:val="en-US"/>
+        </w:rPr>
+        <w:t xml:space="preserve"> </w:t>
+      </w:r>
+      <w:proofErr w:type="spellStart"/>
+      <w:proofErr w:type="gramStart"/>
+      <w:r>
+        <w:rPr>
+          <w:rFonts w:ascii="Consolas" w:hAnsi="Consolas"/>
+          <w:i/>
+          <w:iCs/>
+          <w:color w:val="B788D3"/>
+          <w:sz w:val="20"/>
+          <w:szCs w:val="20"/>
+          <w:lang w:val="en-US"/>
+        </w:rPr>
+        <w:t>f</w:t>
+      </w:r>
+      <w:r>
+        <w:rPr>
+          <w:rFonts w:ascii="Consolas" w:hAnsi="Consolas"/>
+          <w:color w:val="CCCCCC"/>
+          <w:sz w:val="20"/>
+          <w:szCs w:val="20"/>
+          <w:lang w:val="en-US"/>
+        </w:rPr>
+        <w:t>.</w:t>
+      </w:r>
+      <w:r>
+        <w:rPr>
+          <w:rFonts w:ascii="Consolas" w:hAnsi="Consolas"/>
+          <w:color w:val="00B8B8"/>
+          <w:sz w:val="20"/>
+          <w:szCs w:val="20"/>
+          <w:lang w:val="en-US"/>
+        </w:rPr>
+        <w:t>channel</w:t>
+      </w:r>
+      <w:proofErr w:type="spellEnd"/>
+      <w:proofErr w:type="gramEnd"/>
+      <w:r>
+        <w:rPr>
+          <w:rFonts w:ascii="Consolas" w:hAnsi="Consolas"/>
+          <w:color w:val="CCCCCC"/>
+          <w:sz w:val="20"/>
+          <w:szCs w:val="20"/>
+          <w:lang w:val="en-US"/>
+        </w:rPr>
+        <w:t xml:space="preserve"> </w:t>
+      </w:r>
+      <w:r>
+        <w:rPr>
+          <w:rFonts w:ascii="Consolas" w:hAnsi="Consolas"/>
+          <w:b/>
+          <w:bCs/>
+          <w:color w:val="739ECA"/>
+          <w:sz w:val="20"/>
+          <w:szCs w:val="20"/>
+          <w:lang w:val="en-US"/>
+        </w:rPr>
+        <w:t>IN</w:t>
+      </w:r>
+      <w:r>
+        <w:rPr>
+          <w:rFonts w:ascii="Consolas" w:hAnsi="Consolas"/>
+          <w:color w:val="CCCCCC"/>
+          <w:sz w:val="20"/>
+          <w:szCs w:val="20"/>
+          <w:lang w:val="en-US"/>
+        </w:rPr>
+        <w:t xml:space="preserve"> (</w:t>
+      </w:r>
+      <w:r>
+        <w:rPr>
+          <w:rFonts w:ascii="Consolas" w:hAnsi="Consolas"/>
+          <w:color w:val="CAC580"/>
+          <w:sz w:val="20"/>
+          <w:szCs w:val="20"/>
+          <w:lang w:val="en-US"/>
+        </w:rPr>
+        <w:t>'pos'</w:t>
+      </w:r>
+      <w:r>
+        <w:rPr>
+          <w:rFonts w:ascii="Consolas" w:hAnsi="Consolas"/>
+          <w:color w:val="CCCCCC"/>
+          <w:sz w:val="20"/>
+          <w:szCs w:val="20"/>
+          <w:lang w:val="en-US"/>
+        </w:rPr>
+        <w:t xml:space="preserve">, </w:t>
+      </w:r>
+      <w:r>
+        <w:rPr>
+          <w:rFonts w:ascii="Consolas" w:hAnsi="Consolas"/>
+          <w:color w:val="CAC580"/>
+          <w:sz w:val="20"/>
+          <w:szCs w:val="20"/>
+          <w:lang w:val="en-US"/>
+        </w:rPr>
+        <w:t>'</w:t>
+      </w:r>
+      <w:proofErr w:type="spellStart"/>
+      <w:r>
+        <w:rPr>
+          <w:rFonts w:ascii="Consolas" w:hAnsi="Consolas"/>
+          <w:color w:val="CAC580"/>
+          <w:sz w:val="20"/>
+          <w:szCs w:val="20"/>
+          <w:lang w:val="en-US"/>
+        </w:rPr>
+        <w:t>ecom</w:t>
+      </w:r>
+      <w:proofErr w:type="spellEnd"/>
+      <w:r>
+        <w:rPr>
+          <w:rFonts w:ascii="Consolas" w:hAnsi="Consolas"/>
+          <w:color w:val="CAC580"/>
+          <w:sz w:val="20"/>
+          <w:szCs w:val="20"/>
+          <w:lang w:val="en-US"/>
+        </w:rPr>
+        <w:t>'</w:t>
+      </w:r>
+      <w:r>
+        <w:rPr>
+          <w:rFonts w:ascii="Consolas" w:hAnsi="Consolas"/>
+          <w:color w:val="CCCCCC"/>
+          <w:sz w:val="20"/>
+          <w:szCs w:val="20"/>
+          <w:lang w:val="en-US"/>
+        </w:rPr>
+        <w:t xml:space="preserve">) </w:t>
+      </w:r>
+    </w:p>
+    <w:p>
+      <w:pPr>
+        <w:pStyle w:val="ac"/>
+        <w:shd w:val="clear" w:color="auto" w:fill="2F2F2F"/>
+        <w:spacing w:before="0" w:beforeAutospacing="0" w:after="0" w:afterAutospacing="0"/>
+        <w:rPr>
+          <w:rFonts w:ascii="Consolas" w:hAnsi="Consolas"/>
+          <w:color w:val="CCCCCC"/>
+          <w:sz w:val="20"/>
+          <w:szCs w:val="20"/>
+          <w:lang w:val="en-US"/>
+        </w:rPr>
+      </w:pPr>
+      <w:r>
+        <w:rPr>
+          <w:rFonts w:ascii="Consolas" w:hAnsi="Consolas"/>
+          <w:color w:val="CCCCCC"/>
+          <w:sz w:val="20"/>
+          <w:szCs w:val="20"/>
+          <w:lang w:val="en-US"/>
+        </w:rPr>
+        <w:t xml:space="preserve">  </w:t>
+      </w:r>
+      <w:r>
+        <w:rPr>
+          <w:rFonts w:ascii="Consolas" w:hAnsi="Consolas"/>
+          <w:b/>
+          <w:bCs/>
+          <w:color w:val="739ECA"/>
+          <w:sz w:val="20"/>
+          <w:szCs w:val="20"/>
+          <w:lang w:val="en-US"/>
+        </w:rPr>
+        <w:t>AND</w:t>
+      </w:r>
+      <w:r>
+        <w:rPr>
+          <w:rFonts w:ascii="Consolas" w:hAnsi="Consolas"/>
+          <w:color w:val="CCCCCC"/>
+          <w:sz w:val="20"/>
+          <w:szCs w:val="20"/>
+          <w:lang w:val="en-US"/>
+        </w:rPr>
+        <w:t xml:space="preserve"> </w:t>
+      </w:r>
+      <w:proofErr w:type="spellStart"/>
+      <w:proofErr w:type="gramStart"/>
+      <w:r>
+        <w:rPr>
+          <w:rFonts w:ascii="Consolas" w:hAnsi="Consolas"/>
+          <w:i/>
+          <w:iCs/>
+          <w:color w:val="B788D3"/>
+          <w:sz w:val="20"/>
+          <w:szCs w:val="20"/>
+          <w:lang w:val="en-US"/>
+        </w:rPr>
+        <w:t>d</w:t>
+      </w:r>
+      <w:r>
+        <w:rPr>
+          <w:rFonts w:ascii="Consolas" w:hAnsi="Consolas"/>
+          <w:color w:val="CCCCCC"/>
+          <w:sz w:val="20"/>
+          <w:szCs w:val="20"/>
+          <w:lang w:val="en-US"/>
+        </w:rPr>
+        <w:t>.</w:t>
+      </w:r>
+      <w:r>
+        <w:rPr>
+          <w:rFonts w:ascii="Consolas" w:hAnsi="Consolas"/>
+          <w:color w:val="00B8B8"/>
+          <w:sz w:val="20"/>
+          <w:szCs w:val="20"/>
+          <w:lang w:val="en-US"/>
+        </w:rPr>
+        <w:t>month</w:t>
+      </w:r>
+      <w:proofErr w:type="spellEnd"/>
+      <w:proofErr w:type="gramEnd"/>
+      <w:r>
+        <w:rPr>
+          <w:rFonts w:ascii="Consolas" w:hAnsi="Consolas"/>
+          <w:color w:val="CCCCCC"/>
+          <w:sz w:val="20"/>
+          <w:szCs w:val="20"/>
+          <w:lang w:val="en-US"/>
+        </w:rPr>
+        <w:t xml:space="preserve"> = </w:t>
+      </w:r>
+      <w:r>
+        <w:rPr>
+          <w:rFonts w:ascii="Consolas" w:hAnsi="Consolas"/>
+          <w:color w:val="C0C0C0"/>
+          <w:sz w:val="20"/>
+          <w:szCs w:val="20"/>
+          <w:lang w:val="en-US"/>
+        </w:rPr>
+        <w:t>7</w:t>
+      </w:r>
+      <w:r>
+        <w:rPr>
+          <w:rFonts w:ascii="Consolas" w:hAnsi="Consolas"/>
+          <w:color w:val="CCCCCC"/>
+          <w:sz w:val="20"/>
+          <w:szCs w:val="20"/>
+          <w:lang w:val="en-US"/>
+        </w:rPr>
+        <w:t xml:space="preserve"> </w:t>
+      </w:r>
+    </w:p>
+    <w:p>
+      <w:pPr>
+        <w:pStyle w:val="ac"/>
+        <w:shd w:val="clear" w:color="auto" w:fill="2F2F2F"/>
+        <w:spacing w:before="0" w:beforeAutospacing="0" w:after="0" w:afterAutospacing="0"/>
+        <w:rPr>
+          <w:rFonts w:ascii="Consolas" w:hAnsi="Consolas"/>
+          <w:color w:val="CCCCCC"/>
+          <w:sz w:val="20"/>
+          <w:szCs w:val="20"/>
+          <w:lang w:val="en-US"/>
+        </w:rPr>
+      </w:pPr>
+      <w:r>
+        <w:rPr>
+          <w:rFonts w:ascii="Consolas" w:hAnsi="Consolas"/>
+          <w:b/>
+          <w:bCs/>
+          <w:color w:val="739ECA"/>
+          <w:sz w:val="20"/>
+          <w:szCs w:val="20"/>
+          <w:lang w:val="en-US"/>
+        </w:rPr>
+        <w:t>GROUP</w:t>
+      </w:r>
+      <w:r>
+        <w:rPr>
+          <w:rFonts w:ascii="Consolas" w:hAnsi="Consolas"/>
+          <w:color w:val="CCCCCC"/>
+          <w:sz w:val="20"/>
+          <w:szCs w:val="20"/>
+          <w:lang w:val="en-US"/>
+        </w:rPr>
+        <w:t xml:space="preserve"> </w:t>
+      </w:r>
+      <w:r>
+        <w:rPr>
+          <w:rFonts w:ascii="Consolas" w:hAnsi="Consolas"/>
+          <w:b/>
+          <w:bCs/>
+          <w:color w:val="739ECA"/>
+          <w:sz w:val="20"/>
+          <w:szCs w:val="20"/>
+          <w:lang w:val="en-US"/>
+        </w:rPr>
+        <w:t>BY</w:t>
+      </w:r>
+      <w:r>
+        <w:rPr>
+          <w:rFonts w:ascii="Consolas" w:hAnsi="Consolas"/>
+          <w:color w:val="CCCCCC"/>
+          <w:sz w:val="20"/>
+          <w:szCs w:val="20"/>
+          <w:lang w:val="en-US"/>
+        </w:rPr>
+        <w:t xml:space="preserve"> </w:t>
+      </w:r>
+      <w:proofErr w:type="spellStart"/>
+      <w:proofErr w:type="gramStart"/>
+      <w:r>
+        <w:rPr>
+          <w:rFonts w:ascii="Consolas" w:hAnsi="Consolas"/>
+          <w:i/>
+          <w:iCs/>
+          <w:color w:val="B788D3"/>
+          <w:sz w:val="20"/>
+          <w:szCs w:val="20"/>
+          <w:lang w:val="en-US"/>
+        </w:rPr>
+        <w:t>c</w:t>
+      </w:r>
+      <w:r>
+        <w:rPr>
+          <w:rFonts w:ascii="Consolas" w:hAnsi="Consolas"/>
+          <w:color w:val="CCCCCC"/>
+          <w:sz w:val="20"/>
+          <w:szCs w:val="20"/>
+          <w:lang w:val="en-US"/>
+        </w:rPr>
+        <w:t>.</w:t>
+      </w:r>
+      <w:r>
+        <w:rPr>
+          <w:rFonts w:ascii="Consolas" w:hAnsi="Consolas"/>
+          <w:color w:val="00B8B8"/>
+          <w:sz w:val="20"/>
+          <w:szCs w:val="20"/>
+          <w:lang w:val="en-US"/>
+        </w:rPr>
+        <w:t>federal</w:t>
+      </w:r>
+      <w:proofErr w:type="gramEnd"/>
+      <w:r>
+        <w:rPr>
+          <w:rFonts w:ascii="Consolas" w:hAnsi="Consolas"/>
+          <w:color w:val="00B8B8"/>
+          <w:sz w:val="20"/>
+          <w:szCs w:val="20"/>
+          <w:lang w:val="en-US"/>
+        </w:rPr>
+        <w:t>_district</w:t>
+      </w:r>
+      <w:proofErr w:type="spellEnd"/>
+      <w:r>
+        <w:rPr>
+          <w:rFonts w:ascii="Consolas" w:hAnsi="Consolas"/>
+          <w:color w:val="EECC64"/>
+          <w:sz w:val="20"/>
+          <w:szCs w:val="20"/>
+          <w:lang w:val="en-US"/>
+        </w:rPr>
+        <w:t>;</w:t>
       </w:r>
     </w:p>
     <w:p>
@@ -10755,6 +12803,3368 @@
           <w:szCs w:val="28"/>
         </w:rPr>
       </w:pPr>
+      <w:r>
+        <w:rPr>
+          <w:sz w:val="28"/>
+          <w:szCs w:val="28"/>
+        </w:rPr>
+        <w:drawing>
+          <wp:inline distT="0" distB="0" distL="0" distR="0" wp14:anchorId="23C3472A" wp14:editId="158DE768">
+            <wp:extent cx="2828946" cy="1981214"/>
+            <wp:effectExtent l="0" t="0" r="9525" b="0"/>
+            <wp:docPr id="54950198" name="Рисунок 1"/>
+            <wp:cNvGraphicFramePr>
+              <a:graphicFrameLocks xmlns:a="http://schemas.openxmlformats.org/drawingml/2006/main" noChangeAspect="1"/>
+            </wp:cNvGraphicFramePr>
+            <a:graphic xmlns:a="http://schemas.openxmlformats.org/drawingml/2006/main">
+              <a:graphicData uri="http://schemas.openxmlformats.org/drawingml/2006/picture">
+                <pic:pic xmlns:pic="http://schemas.openxmlformats.org/drawingml/2006/picture">
+                  <pic:nvPicPr>
+                    <pic:cNvPr id="54950198" name=""/>
+                    <pic:cNvPicPr/>
+                  </pic:nvPicPr>
+                  <pic:blipFill>
+                    <a:blip r:embed="rId15"/>
+                    <a:stretch>
+                      <a:fillRect/>
+                    </a:stretch>
+                  </pic:blipFill>
+                  <pic:spPr>
+                    <a:xfrm>
+                      <a:off x="0" y="0"/>
+                      <a:ext cx="2828946" cy="1981214"/>
+                    </a:xfrm>
+                    <a:prstGeom prst="rect">
+                      <a:avLst/>
+                    </a:prstGeom>
+                  </pic:spPr>
+                </pic:pic>
+              </a:graphicData>
+            </a:graphic>
+          </wp:inline>
+        </w:drawing>
+      </w:r>
+    </w:p>
+    <w:p>
+      <w:pPr>
+        <w:pStyle w:val="ac"/>
+        <w:shd w:val="clear" w:color="auto" w:fill="FFFFFF"/>
+        <w:spacing w:before="0" w:beforeAutospacing="0" w:after="240" w:afterAutospacing="0"/>
+        <w:rPr>
+          <w:sz w:val="28"/>
+          <w:szCs w:val="28"/>
+        </w:rPr>
+      </w:pPr>
+      <w:r>
+        <w:rPr>
+          <w:sz w:val="28"/>
+          <w:szCs w:val="28"/>
+        </w:rPr>
+        <w:lastRenderedPageBreak/>
+        <w:t>Наша витрина очищена от полных дублей транзакций процессинга (оборот не завышен). Кроме того, ASOF JOIN сохранил покупки выходного дня, взяв пятничный курс, а использование суррогатного ключа (-1) спасло транзакции-«сироты» (по картам не из АБС), которые обычный JOIN в сыром запросе терял.</w:t>
+      </w:r>
+    </w:p>
+    <w:p>
+      <w:pPr>
+        <w:pStyle w:val="ac"/>
+        <w:shd w:val="clear" w:color="auto" w:fill="FFFFFF"/>
+        <w:spacing w:before="0" w:beforeAutospacing="0" w:after="240" w:afterAutospacing="0"/>
+        <w:rPr>
+          <w:b/>
+          <w:bCs/>
+          <w:sz w:val="28"/>
+          <w:szCs w:val="28"/>
+          <w:lang w:val="en-US"/>
+        </w:rPr>
+      </w:pPr>
+      <w:r>
+        <w:rPr>
+          <w:b/>
+          <w:bCs/>
+          <w:sz w:val="28"/>
+          <w:szCs w:val="28"/>
+          <w:lang w:val="en-US"/>
+        </w:rPr>
+        <w:t>Q2:</w:t>
+      </w:r>
+    </w:p>
+    <w:p>
+      <w:pPr>
+        <w:pStyle w:val="ac"/>
+        <w:shd w:val="clear" w:color="auto" w:fill="2F2F2F"/>
+        <w:spacing w:before="0" w:beforeAutospacing="0" w:after="0" w:afterAutospacing="0"/>
+        <w:rPr>
+          <w:rFonts w:ascii="Consolas" w:hAnsi="Consolas"/>
+          <w:color w:val="CCCCCC"/>
+          <w:sz w:val="20"/>
+          <w:szCs w:val="20"/>
+          <w:lang w:val="en-US"/>
+        </w:rPr>
+      </w:pPr>
+      <w:r>
+        <w:rPr>
+          <w:rFonts w:ascii="Consolas" w:hAnsi="Consolas"/>
+          <w:b/>
+          <w:bCs/>
+          <w:color w:val="739ECA"/>
+          <w:sz w:val="20"/>
+          <w:szCs w:val="20"/>
+          <w:lang w:val="en-US"/>
+        </w:rPr>
+        <w:t>SELECT</w:t>
+      </w:r>
+      <w:r>
+        <w:rPr>
+          <w:rFonts w:ascii="Consolas" w:hAnsi="Consolas"/>
+          <w:color w:val="CCCCCC"/>
+          <w:sz w:val="20"/>
+          <w:szCs w:val="20"/>
+          <w:lang w:val="en-US"/>
+        </w:rPr>
+        <w:t xml:space="preserve"> </w:t>
+      </w:r>
+    </w:p>
+    <w:p>
+      <w:pPr>
+        <w:pStyle w:val="ac"/>
+        <w:shd w:val="clear" w:color="auto" w:fill="2F2F2F"/>
+        <w:spacing w:before="0" w:beforeAutospacing="0" w:after="0" w:afterAutospacing="0"/>
+        <w:rPr>
+          <w:rFonts w:ascii="Consolas" w:hAnsi="Consolas"/>
+          <w:color w:val="CCCCCC"/>
+          <w:sz w:val="20"/>
+          <w:szCs w:val="20"/>
+          <w:lang w:val="en-US"/>
+        </w:rPr>
+      </w:pPr>
+      <w:r>
+        <w:rPr>
+          <w:rFonts w:ascii="Consolas" w:hAnsi="Consolas"/>
+          <w:color w:val="CCCCCC"/>
+          <w:sz w:val="20"/>
+          <w:szCs w:val="20"/>
+          <w:lang w:val="en-US"/>
+        </w:rPr>
+        <w:t xml:space="preserve">    </w:t>
+      </w:r>
+      <w:proofErr w:type="spellStart"/>
+      <w:r>
+        <w:rPr>
+          <w:rFonts w:ascii="Consolas" w:hAnsi="Consolas"/>
+          <w:i/>
+          <w:iCs/>
+          <w:color w:val="B788D3"/>
+          <w:sz w:val="20"/>
+          <w:szCs w:val="20"/>
+          <w:lang w:val="en-US"/>
+        </w:rPr>
+        <w:t>m</w:t>
+      </w:r>
+      <w:r>
+        <w:rPr>
+          <w:rFonts w:ascii="Consolas" w:hAnsi="Consolas"/>
+          <w:color w:val="CCCCCC"/>
+          <w:sz w:val="20"/>
+          <w:szCs w:val="20"/>
+          <w:lang w:val="en-US"/>
+        </w:rPr>
+        <w:t>.</w:t>
+      </w:r>
+      <w:r>
+        <w:rPr>
+          <w:rFonts w:ascii="Consolas" w:hAnsi="Consolas"/>
+          <w:color w:val="00B8B8"/>
+          <w:sz w:val="20"/>
+          <w:szCs w:val="20"/>
+          <w:lang w:val="en-US"/>
+        </w:rPr>
+        <w:t>merchant_name</w:t>
+      </w:r>
+      <w:proofErr w:type="spellEnd"/>
+      <w:r>
+        <w:rPr>
+          <w:rFonts w:ascii="Consolas" w:hAnsi="Consolas"/>
+          <w:color w:val="CCCCCC"/>
+          <w:sz w:val="20"/>
+          <w:szCs w:val="20"/>
+          <w:lang w:val="en-US"/>
+        </w:rPr>
+        <w:t xml:space="preserve">, </w:t>
+      </w:r>
+    </w:p>
+    <w:p>
+      <w:pPr>
+        <w:pStyle w:val="ac"/>
+        <w:shd w:val="clear" w:color="auto" w:fill="2F2F2F"/>
+        <w:spacing w:before="0" w:beforeAutospacing="0" w:after="0" w:afterAutospacing="0"/>
+        <w:rPr>
+          <w:rFonts w:ascii="Consolas" w:hAnsi="Consolas"/>
+          <w:color w:val="CCCCCC"/>
+          <w:sz w:val="20"/>
+          <w:szCs w:val="20"/>
+          <w:lang w:val="en-US"/>
+        </w:rPr>
+      </w:pPr>
+      <w:r>
+        <w:rPr>
+          <w:rFonts w:ascii="Consolas" w:hAnsi="Consolas"/>
+          <w:color w:val="CCCCCC"/>
+          <w:sz w:val="20"/>
+          <w:szCs w:val="20"/>
+          <w:lang w:val="en-US"/>
+        </w:rPr>
+        <w:t xml:space="preserve">    </w:t>
+      </w:r>
+      <w:r>
+        <w:rPr>
+          <w:rFonts w:ascii="Consolas" w:hAnsi="Consolas"/>
+          <w:b/>
+          <w:bCs/>
+          <w:color w:val="C1AA6C"/>
+          <w:sz w:val="20"/>
+          <w:szCs w:val="20"/>
+          <w:lang w:val="en-US"/>
+        </w:rPr>
+        <w:t>SUM</w:t>
+      </w:r>
+      <w:r>
+        <w:rPr>
+          <w:rFonts w:ascii="Consolas" w:hAnsi="Consolas"/>
+          <w:color w:val="CCCCCC"/>
+          <w:sz w:val="20"/>
+          <w:szCs w:val="20"/>
+          <w:lang w:val="en-US"/>
+        </w:rPr>
+        <w:t>(</w:t>
+      </w:r>
+      <w:proofErr w:type="spellStart"/>
+      <w:proofErr w:type="gramStart"/>
+      <w:r>
+        <w:rPr>
+          <w:rFonts w:ascii="Consolas" w:hAnsi="Consolas"/>
+          <w:i/>
+          <w:iCs/>
+          <w:color w:val="B788D3"/>
+          <w:sz w:val="20"/>
+          <w:szCs w:val="20"/>
+          <w:lang w:val="en-US"/>
+        </w:rPr>
+        <w:t>f</w:t>
+      </w:r>
+      <w:r>
+        <w:rPr>
+          <w:rFonts w:ascii="Consolas" w:hAnsi="Consolas"/>
+          <w:color w:val="CCCCCC"/>
+          <w:sz w:val="20"/>
+          <w:szCs w:val="20"/>
+          <w:lang w:val="en-US"/>
+        </w:rPr>
+        <w:t>.</w:t>
+      </w:r>
+      <w:r>
+        <w:rPr>
+          <w:rFonts w:ascii="Consolas" w:hAnsi="Consolas"/>
+          <w:color w:val="00B8B8"/>
+          <w:sz w:val="20"/>
+          <w:szCs w:val="20"/>
+          <w:lang w:val="en-US"/>
+        </w:rPr>
+        <w:t>amount</w:t>
+      </w:r>
+      <w:proofErr w:type="gramEnd"/>
+      <w:r>
+        <w:rPr>
+          <w:rFonts w:ascii="Consolas" w:hAnsi="Consolas"/>
+          <w:color w:val="00B8B8"/>
+          <w:sz w:val="20"/>
+          <w:szCs w:val="20"/>
+          <w:lang w:val="en-US"/>
+        </w:rPr>
+        <w:t>_rub</w:t>
+      </w:r>
+      <w:proofErr w:type="spellEnd"/>
+      <w:r>
+        <w:rPr>
+          <w:rFonts w:ascii="Consolas" w:hAnsi="Consolas"/>
+          <w:color w:val="CCCCCC"/>
+          <w:sz w:val="20"/>
+          <w:szCs w:val="20"/>
+          <w:lang w:val="en-US"/>
+        </w:rPr>
+        <w:t xml:space="preserve">) </w:t>
+      </w:r>
+      <w:r>
+        <w:rPr>
+          <w:rFonts w:ascii="Consolas" w:hAnsi="Consolas"/>
+          <w:b/>
+          <w:bCs/>
+          <w:color w:val="739ECA"/>
+          <w:sz w:val="20"/>
+          <w:szCs w:val="20"/>
+          <w:lang w:val="en-US"/>
+        </w:rPr>
+        <w:t>AS</w:t>
+      </w:r>
+      <w:r>
+        <w:rPr>
+          <w:rFonts w:ascii="Consolas" w:hAnsi="Consolas"/>
+          <w:color w:val="CCCCCC"/>
+          <w:sz w:val="20"/>
+          <w:szCs w:val="20"/>
+          <w:lang w:val="en-US"/>
+        </w:rPr>
+        <w:t xml:space="preserve"> </w:t>
+      </w:r>
+      <w:proofErr w:type="spellStart"/>
+      <w:r>
+        <w:rPr>
+          <w:rFonts w:ascii="Consolas" w:hAnsi="Consolas"/>
+          <w:i/>
+          <w:iCs/>
+          <w:color w:val="00B8B8"/>
+          <w:sz w:val="20"/>
+          <w:szCs w:val="20"/>
+          <w:lang w:val="en-US"/>
+        </w:rPr>
+        <w:t>total_turnover</w:t>
+      </w:r>
+      <w:proofErr w:type="spellEnd"/>
+    </w:p>
+    <w:p>
+      <w:pPr>
+        <w:pStyle w:val="ac"/>
+        <w:shd w:val="clear" w:color="auto" w:fill="2F2F2F"/>
+        <w:spacing w:before="0" w:beforeAutospacing="0" w:after="0" w:afterAutospacing="0"/>
+        <w:rPr>
+          <w:rFonts w:ascii="Consolas" w:hAnsi="Consolas"/>
+          <w:color w:val="CCCCCC"/>
+          <w:sz w:val="20"/>
+          <w:szCs w:val="20"/>
+          <w:lang w:val="en-US"/>
+        </w:rPr>
+      </w:pPr>
+      <w:r>
+        <w:rPr>
+          <w:rFonts w:ascii="Consolas" w:hAnsi="Consolas"/>
+          <w:b/>
+          <w:bCs/>
+          <w:color w:val="739ECA"/>
+          <w:sz w:val="20"/>
+          <w:szCs w:val="20"/>
+          <w:lang w:val="en-US"/>
+        </w:rPr>
+        <w:t>FROM</w:t>
+      </w:r>
+      <w:r>
+        <w:rPr>
+          <w:rFonts w:ascii="Consolas" w:hAnsi="Consolas"/>
+          <w:color w:val="CCCCCC"/>
+          <w:sz w:val="20"/>
+          <w:szCs w:val="20"/>
+          <w:lang w:val="en-US"/>
+        </w:rPr>
+        <w:t xml:space="preserve"> </w:t>
+      </w:r>
+      <w:proofErr w:type="spellStart"/>
+      <w:r>
+        <w:rPr>
+          <w:rFonts w:ascii="Consolas" w:hAnsi="Consolas"/>
+          <w:color w:val="CC9B75"/>
+          <w:sz w:val="20"/>
+          <w:szCs w:val="20"/>
+          <w:lang w:val="en-US"/>
+        </w:rPr>
+        <w:t>marts</w:t>
+      </w:r>
+      <w:r>
+        <w:rPr>
+          <w:rFonts w:ascii="Consolas" w:hAnsi="Consolas"/>
+          <w:color w:val="CCCCCC"/>
+          <w:sz w:val="20"/>
+          <w:szCs w:val="20"/>
+          <w:lang w:val="en-US"/>
+        </w:rPr>
+        <w:t>.</w:t>
+      </w:r>
+      <w:r>
+        <w:rPr>
+          <w:rFonts w:ascii="Consolas" w:hAnsi="Consolas"/>
+          <w:color w:val="B788D3"/>
+          <w:sz w:val="20"/>
+          <w:szCs w:val="20"/>
+          <w:lang w:val="en-US"/>
+        </w:rPr>
+        <w:t>fct_transactions</w:t>
+      </w:r>
+      <w:proofErr w:type="spellEnd"/>
+      <w:r>
+        <w:rPr>
+          <w:rFonts w:ascii="Consolas" w:hAnsi="Consolas"/>
+          <w:color w:val="CCCCCC"/>
+          <w:sz w:val="20"/>
+          <w:szCs w:val="20"/>
+          <w:lang w:val="en-US"/>
+        </w:rPr>
+        <w:t xml:space="preserve"> </w:t>
+      </w:r>
+      <w:r>
+        <w:rPr>
+          <w:rFonts w:ascii="Consolas" w:hAnsi="Consolas"/>
+          <w:i/>
+          <w:iCs/>
+          <w:color w:val="B788D3"/>
+          <w:sz w:val="20"/>
+          <w:szCs w:val="20"/>
+          <w:lang w:val="en-US"/>
+        </w:rPr>
+        <w:t>f</w:t>
+      </w:r>
+    </w:p>
+    <w:p>
+      <w:pPr>
+        <w:pStyle w:val="ac"/>
+        <w:shd w:val="clear" w:color="auto" w:fill="2F2F2F"/>
+        <w:spacing w:before="0" w:beforeAutospacing="0" w:after="0" w:afterAutospacing="0"/>
+        <w:rPr>
+          <w:rFonts w:ascii="Consolas" w:hAnsi="Consolas"/>
+          <w:color w:val="CCCCCC"/>
+          <w:sz w:val="20"/>
+          <w:szCs w:val="20"/>
+          <w:lang w:val="en-US"/>
+        </w:rPr>
+      </w:pPr>
+      <w:r>
+        <w:rPr>
+          <w:rFonts w:ascii="Consolas" w:hAnsi="Consolas"/>
+          <w:b/>
+          <w:bCs/>
+          <w:color w:val="739ECA"/>
+          <w:sz w:val="20"/>
+          <w:szCs w:val="20"/>
+          <w:lang w:val="en-US"/>
+        </w:rPr>
+        <w:t>JOIN</w:t>
+      </w:r>
+      <w:r>
+        <w:rPr>
+          <w:rFonts w:ascii="Consolas" w:hAnsi="Consolas"/>
+          <w:color w:val="CCCCCC"/>
+          <w:sz w:val="20"/>
+          <w:szCs w:val="20"/>
+          <w:lang w:val="en-US"/>
+        </w:rPr>
+        <w:t xml:space="preserve"> </w:t>
+      </w:r>
+      <w:proofErr w:type="spellStart"/>
+      <w:r>
+        <w:rPr>
+          <w:rFonts w:ascii="Consolas" w:hAnsi="Consolas"/>
+          <w:color w:val="CC9B75"/>
+          <w:sz w:val="20"/>
+          <w:szCs w:val="20"/>
+          <w:lang w:val="en-US"/>
+        </w:rPr>
+        <w:t>marts</w:t>
+      </w:r>
+      <w:r>
+        <w:rPr>
+          <w:rFonts w:ascii="Consolas" w:hAnsi="Consolas"/>
+          <w:color w:val="CCCCCC"/>
+          <w:sz w:val="20"/>
+          <w:szCs w:val="20"/>
+          <w:lang w:val="en-US"/>
+        </w:rPr>
+        <w:t>.</w:t>
+      </w:r>
+      <w:r>
+        <w:rPr>
+          <w:rFonts w:ascii="Consolas" w:hAnsi="Consolas"/>
+          <w:color w:val="B788D3"/>
+          <w:sz w:val="20"/>
+          <w:szCs w:val="20"/>
+          <w:lang w:val="en-US"/>
+        </w:rPr>
+        <w:t>dim_client</w:t>
+      </w:r>
+      <w:proofErr w:type="spellEnd"/>
+      <w:r>
+        <w:rPr>
+          <w:rFonts w:ascii="Consolas" w:hAnsi="Consolas"/>
+          <w:color w:val="CCCCCC"/>
+          <w:sz w:val="20"/>
+          <w:szCs w:val="20"/>
+          <w:lang w:val="en-US"/>
+        </w:rPr>
+        <w:t xml:space="preserve"> </w:t>
+      </w:r>
+      <w:r>
+        <w:rPr>
+          <w:rFonts w:ascii="Consolas" w:hAnsi="Consolas"/>
+          <w:i/>
+          <w:iCs/>
+          <w:color w:val="B788D3"/>
+          <w:sz w:val="20"/>
+          <w:szCs w:val="20"/>
+          <w:lang w:val="en-US"/>
+        </w:rPr>
+        <w:t>c</w:t>
+      </w:r>
+      <w:r>
+        <w:rPr>
+          <w:rFonts w:ascii="Consolas" w:hAnsi="Consolas"/>
+          <w:color w:val="CCCCCC"/>
+          <w:sz w:val="20"/>
+          <w:szCs w:val="20"/>
+          <w:lang w:val="en-US"/>
+        </w:rPr>
+        <w:t xml:space="preserve"> </w:t>
+      </w:r>
+      <w:r>
+        <w:rPr>
+          <w:rFonts w:ascii="Consolas" w:hAnsi="Consolas"/>
+          <w:b/>
+          <w:bCs/>
+          <w:color w:val="739ECA"/>
+          <w:sz w:val="20"/>
+          <w:szCs w:val="20"/>
+          <w:lang w:val="en-US"/>
+        </w:rPr>
+        <w:t>ON</w:t>
+      </w:r>
+      <w:r>
+        <w:rPr>
+          <w:rFonts w:ascii="Consolas" w:hAnsi="Consolas"/>
+          <w:color w:val="CCCCCC"/>
+          <w:sz w:val="20"/>
+          <w:szCs w:val="20"/>
+          <w:lang w:val="en-US"/>
+        </w:rPr>
+        <w:t xml:space="preserve"> </w:t>
+      </w:r>
+      <w:proofErr w:type="spellStart"/>
+      <w:proofErr w:type="gramStart"/>
+      <w:r>
+        <w:rPr>
+          <w:rFonts w:ascii="Consolas" w:hAnsi="Consolas"/>
+          <w:i/>
+          <w:iCs/>
+          <w:color w:val="B788D3"/>
+          <w:sz w:val="20"/>
+          <w:szCs w:val="20"/>
+          <w:lang w:val="en-US"/>
+        </w:rPr>
+        <w:t>f</w:t>
+      </w:r>
+      <w:r>
+        <w:rPr>
+          <w:rFonts w:ascii="Consolas" w:hAnsi="Consolas"/>
+          <w:color w:val="CCCCCC"/>
+          <w:sz w:val="20"/>
+          <w:szCs w:val="20"/>
+          <w:lang w:val="en-US"/>
+        </w:rPr>
+        <w:t>.</w:t>
+      </w:r>
+      <w:r>
+        <w:rPr>
+          <w:rFonts w:ascii="Consolas" w:hAnsi="Consolas"/>
+          <w:color w:val="00B8B8"/>
+          <w:sz w:val="20"/>
+          <w:szCs w:val="20"/>
+          <w:lang w:val="en-US"/>
+        </w:rPr>
+        <w:t>client</w:t>
+      </w:r>
+      <w:proofErr w:type="gramEnd"/>
+      <w:r>
+        <w:rPr>
+          <w:rFonts w:ascii="Consolas" w:hAnsi="Consolas"/>
+          <w:color w:val="00B8B8"/>
+          <w:sz w:val="20"/>
+          <w:szCs w:val="20"/>
+          <w:lang w:val="en-US"/>
+        </w:rPr>
+        <w:t>_sk</w:t>
+      </w:r>
+      <w:proofErr w:type="spellEnd"/>
+      <w:r>
+        <w:rPr>
+          <w:rFonts w:ascii="Consolas" w:hAnsi="Consolas"/>
+          <w:color w:val="CCCCCC"/>
+          <w:sz w:val="20"/>
+          <w:szCs w:val="20"/>
+          <w:lang w:val="en-US"/>
+        </w:rPr>
+        <w:t xml:space="preserve"> = </w:t>
+      </w:r>
+      <w:proofErr w:type="spellStart"/>
+      <w:proofErr w:type="gramStart"/>
+      <w:r>
+        <w:rPr>
+          <w:rFonts w:ascii="Consolas" w:hAnsi="Consolas"/>
+          <w:i/>
+          <w:iCs/>
+          <w:color w:val="B788D3"/>
+          <w:sz w:val="20"/>
+          <w:szCs w:val="20"/>
+          <w:lang w:val="en-US"/>
+        </w:rPr>
+        <w:t>c</w:t>
+      </w:r>
+      <w:r>
+        <w:rPr>
+          <w:rFonts w:ascii="Consolas" w:hAnsi="Consolas"/>
+          <w:color w:val="CCCCCC"/>
+          <w:sz w:val="20"/>
+          <w:szCs w:val="20"/>
+          <w:lang w:val="en-US"/>
+        </w:rPr>
+        <w:t>.</w:t>
+      </w:r>
+      <w:r>
+        <w:rPr>
+          <w:rFonts w:ascii="Consolas" w:hAnsi="Consolas"/>
+          <w:color w:val="00B8B8"/>
+          <w:sz w:val="20"/>
+          <w:szCs w:val="20"/>
+          <w:lang w:val="en-US"/>
+        </w:rPr>
+        <w:t>client</w:t>
+      </w:r>
+      <w:proofErr w:type="gramEnd"/>
+      <w:r>
+        <w:rPr>
+          <w:rFonts w:ascii="Consolas" w:hAnsi="Consolas"/>
+          <w:color w:val="00B8B8"/>
+          <w:sz w:val="20"/>
+          <w:szCs w:val="20"/>
+          <w:lang w:val="en-US"/>
+        </w:rPr>
+        <w:t>_sk</w:t>
+      </w:r>
+      <w:proofErr w:type="spellEnd"/>
+    </w:p>
+    <w:p>
+      <w:pPr>
+        <w:pStyle w:val="ac"/>
+        <w:shd w:val="clear" w:color="auto" w:fill="2F2F2F"/>
+        <w:spacing w:before="0" w:beforeAutospacing="0" w:after="0" w:afterAutospacing="0"/>
+        <w:rPr>
+          <w:rFonts w:ascii="Consolas" w:hAnsi="Consolas"/>
+          <w:color w:val="CCCCCC"/>
+          <w:sz w:val="20"/>
+          <w:szCs w:val="20"/>
+          <w:lang w:val="en-US"/>
+        </w:rPr>
+      </w:pPr>
+      <w:r>
+        <w:rPr>
+          <w:rFonts w:ascii="Consolas" w:hAnsi="Consolas"/>
+          <w:b/>
+          <w:bCs/>
+          <w:color w:val="739ECA"/>
+          <w:sz w:val="20"/>
+          <w:szCs w:val="20"/>
+          <w:lang w:val="en-US"/>
+        </w:rPr>
+        <w:t>JOIN</w:t>
+      </w:r>
+      <w:r>
+        <w:rPr>
+          <w:rFonts w:ascii="Consolas" w:hAnsi="Consolas"/>
+          <w:color w:val="CCCCCC"/>
+          <w:sz w:val="20"/>
+          <w:szCs w:val="20"/>
+          <w:lang w:val="en-US"/>
+        </w:rPr>
+        <w:t xml:space="preserve"> </w:t>
+      </w:r>
+      <w:proofErr w:type="spellStart"/>
+      <w:r>
+        <w:rPr>
+          <w:rFonts w:ascii="Consolas" w:hAnsi="Consolas"/>
+          <w:color w:val="CC9B75"/>
+          <w:sz w:val="20"/>
+          <w:szCs w:val="20"/>
+          <w:lang w:val="en-US"/>
+        </w:rPr>
+        <w:t>marts</w:t>
+      </w:r>
+      <w:r>
+        <w:rPr>
+          <w:rFonts w:ascii="Consolas" w:hAnsi="Consolas"/>
+          <w:color w:val="CCCCCC"/>
+          <w:sz w:val="20"/>
+          <w:szCs w:val="20"/>
+          <w:lang w:val="en-US"/>
+        </w:rPr>
+        <w:t>.</w:t>
+      </w:r>
+      <w:r>
+        <w:rPr>
+          <w:rFonts w:ascii="Consolas" w:hAnsi="Consolas"/>
+          <w:color w:val="B788D3"/>
+          <w:sz w:val="20"/>
+          <w:szCs w:val="20"/>
+          <w:lang w:val="en-US"/>
+        </w:rPr>
+        <w:t>dim_merchant</w:t>
+      </w:r>
+      <w:proofErr w:type="spellEnd"/>
+      <w:r>
+        <w:rPr>
+          <w:rFonts w:ascii="Consolas" w:hAnsi="Consolas"/>
+          <w:color w:val="CCCCCC"/>
+          <w:sz w:val="20"/>
+          <w:szCs w:val="20"/>
+          <w:lang w:val="en-US"/>
+        </w:rPr>
+        <w:t xml:space="preserve"> </w:t>
+      </w:r>
+      <w:r>
+        <w:rPr>
+          <w:rFonts w:ascii="Consolas" w:hAnsi="Consolas"/>
+          <w:i/>
+          <w:iCs/>
+          <w:color w:val="B788D3"/>
+          <w:sz w:val="20"/>
+          <w:szCs w:val="20"/>
+          <w:lang w:val="en-US"/>
+        </w:rPr>
+        <w:t>m</w:t>
+      </w:r>
+      <w:r>
+        <w:rPr>
+          <w:rFonts w:ascii="Consolas" w:hAnsi="Consolas"/>
+          <w:color w:val="CCCCCC"/>
+          <w:sz w:val="20"/>
+          <w:szCs w:val="20"/>
+          <w:lang w:val="en-US"/>
+        </w:rPr>
+        <w:t xml:space="preserve"> </w:t>
+      </w:r>
+      <w:r>
+        <w:rPr>
+          <w:rFonts w:ascii="Consolas" w:hAnsi="Consolas"/>
+          <w:b/>
+          <w:bCs/>
+          <w:color w:val="739ECA"/>
+          <w:sz w:val="20"/>
+          <w:szCs w:val="20"/>
+          <w:lang w:val="en-US"/>
+        </w:rPr>
+        <w:t>ON</w:t>
+      </w:r>
+      <w:r>
+        <w:rPr>
+          <w:rFonts w:ascii="Consolas" w:hAnsi="Consolas"/>
+          <w:color w:val="CCCCCC"/>
+          <w:sz w:val="20"/>
+          <w:szCs w:val="20"/>
+          <w:lang w:val="en-US"/>
+        </w:rPr>
+        <w:t xml:space="preserve"> </w:t>
+      </w:r>
+      <w:proofErr w:type="spellStart"/>
+      <w:proofErr w:type="gramStart"/>
+      <w:r>
+        <w:rPr>
+          <w:rFonts w:ascii="Consolas" w:hAnsi="Consolas"/>
+          <w:i/>
+          <w:iCs/>
+          <w:color w:val="B788D3"/>
+          <w:sz w:val="20"/>
+          <w:szCs w:val="20"/>
+          <w:lang w:val="en-US"/>
+        </w:rPr>
+        <w:t>f</w:t>
+      </w:r>
+      <w:r>
+        <w:rPr>
+          <w:rFonts w:ascii="Consolas" w:hAnsi="Consolas"/>
+          <w:color w:val="CCCCCC"/>
+          <w:sz w:val="20"/>
+          <w:szCs w:val="20"/>
+          <w:lang w:val="en-US"/>
+        </w:rPr>
+        <w:t>.</w:t>
+      </w:r>
+      <w:r>
+        <w:rPr>
+          <w:rFonts w:ascii="Consolas" w:hAnsi="Consolas"/>
+          <w:color w:val="00B8B8"/>
+          <w:sz w:val="20"/>
+          <w:szCs w:val="20"/>
+          <w:lang w:val="en-US"/>
+        </w:rPr>
+        <w:t>merchant</w:t>
+      </w:r>
+      <w:proofErr w:type="gramEnd"/>
+      <w:r>
+        <w:rPr>
+          <w:rFonts w:ascii="Consolas" w:hAnsi="Consolas"/>
+          <w:color w:val="00B8B8"/>
+          <w:sz w:val="20"/>
+          <w:szCs w:val="20"/>
+          <w:lang w:val="en-US"/>
+        </w:rPr>
+        <w:t>_sk</w:t>
+      </w:r>
+      <w:proofErr w:type="spellEnd"/>
+      <w:r>
+        <w:rPr>
+          <w:rFonts w:ascii="Consolas" w:hAnsi="Consolas"/>
+          <w:color w:val="CCCCCC"/>
+          <w:sz w:val="20"/>
+          <w:szCs w:val="20"/>
+          <w:lang w:val="en-US"/>
+        </w:rPr>
+        <w:t xml:space="preserve"> = </w:t>
+      </w:r>
+      <w:proofErr w:type="spellStart"/>
+      <w:proofErr w:type="gramStart"/>
+      <w:r>
+        <w:rPr>
+          <w:rFonts w:ascii="Consolas" w:hAnsi="Consolas"/>
+          <w:i/>
+          <w:iCs/>
+          <w:color w:val="B788D3"/>
+          <w:sz w:val="20"/>
+          <w:szCs w:val="20"/>
+          <w:lang w:val="en-US"/>
+        </w:rPr>
+        <w:t>m</w:t>
+      </w:r>
+      <w:r>
+        <w:rPr>
+          <w:rFonts w:ascii="Consolas" w:hAnsi="Consolas"/>
+          <w:color w:val="CCCCCC"/>
+          <w:sz w:val="20"/>
+          <w:szCs w:val="20"/>
+          <w:lang w:val="en-US"/>
+        </w:rPr>
+        <w:t>.</w:t>
+      </w:r>
+      <w:r>
+        <w:rPr>
+          <w:rFonts w:ascii="Consolas" w:hAnsi="Consolas"/>
+          <w:color w:val="00B8B8"/>
+          <w:sz w:val="20"/>
+          <w:szCs w:val="20"/>
+          <w:lang w:val="en-US"/>
+        </w:rPr>
+        <w:t>merchant</w:t>
+      </w:r>
+      <w:proofErr w:type="gramEnd"/>
+      <w:r>
+        <w:rPr>
+          <w:rFonts w:ascii="Consolas" w:hAnsi="Consolas"/>
+          <w:color w:val="00B8B8"/>
+          <w:sz w:val="20"/>
+          <w:szCs w:val="20"/>
+          <w:lang w:val="en-US"/>
+        </w:rPr>
+        <w:t>_sk</w:t>
+      </w:r>
+      <w:proofErr w:type="spellEnd"/>
+    </w:p>
+    <w:p>
+      <w:pPr>
+        <w:pStyle w:val="ac"/>
+        <w:shd w:val="clear" w:color="auto" w:fill="2F2F2F"/>
+        <w:spacing w:before="0" w:beforeAutospacing="0" w:after="0" w:afterAutospacing="0"/>
+        <w:rPr>
+          <w:rFonts w:ascii="Consolas" w:hAnsi="Consolas"/>
+          <w:color w:val="CCCCCC"/>
+          <w:sz w:val="20"/>
+          <w:szCs w:val="20"/>
+          <w:lang w:val="en-US"/>
+        </w:rPr>
+      </w:pPr>
+      <w:r>
+        <w:rPr>
+          <w:rFonts w:ascii="Consolas" w:hAnsi="Consolas"/>
+          <w:b/>
+          <w:bCs/>
+          <w:color w:val="739ECA"/>
+          <w:sz w:val="20"/>
+          <w:szCs w:val="20"/>
+          <w:lang w:val="en-US"/>
+        </w:rPr>
+        <w:t>WHERE</w:t>
+      </w:r>
+      <w:r>
+        <w:rPr>
+          <w:rFonts w:ascii="Consolas" w:hAnsi="Consolas"/>
+          <w:color w:val="CCCCCC"/>
+          <w:sz w:val="20"/>
+          <w:szCs w:val="20"/>
+          <w:lang w:val="en-US"/>
+        </w:rPr>
+        <w:t xml:space="preserve"> </w:t>
+      </w:r>
+      <w:proofErr w:type="spellStart"/>
+      <w:proofErr w:type="gramStart"/>
+      <w:r>
+        <w:rPr>
+          <w:rFonts w:ascii="Consolas" w:hAnsi="Consolas"/>
+          <w:i/>
+          <w:iCs/>
+          <w:color w:val="B788D3"/>
+          <w:sz w:val="20"/>
+          <w:szCs w:val="20"/>
+          <w:lang w:val="en-US"/>
+        </w:rPr>
+        <w:t>c</w:t>
+      </w:r>
+      <w:r>
+        <w:rPr>
+          <w:rFonts w:ascii="Consolas" w:hAnsi="Consolas"/>
+          <w:color w:val="CCCCCC"/>
+          <w:sz w:val="20"/>
+          <w:szCs w:val="20"/>
+          <w:lang w:val="en-US"/>
+        </w:rPr>
+        <w:t>.</w:t>
+      </w:r>
+      <w:r>
+        <w:rPr>
+          <w:rFonts w:ascii="Consolas" w:hAnsi="Consolas"/>
+          <w:color w:val="00B8B8"/>
+          <w:sz w:val="20"/>
+          <w:szCs w:val="20"/>
+          <w:lang w:val="en-US"/>
+        </w:rPr>
+        <w:t>segment</w:t>
+      </w:r>
+      <w:proofErr w:type="spellEnd"/>
+      <w:proofErr w:type="gramEnd"/>
+      <w:r>
+        <w:rPr>
+          <w:rFonts w:ascii="Consolas" w:hAnsi="Consolas"/>
+          <w:color w:val="CCCCCC"/>
+          <w:sz w:val="20"/>
+          <w:szCs w:val="20"/>
+          <w:lang w:val="en-US"/>
+        </w:rPr>
+        <w:t xml:space="preserve"> = </w:t>
+      </w:r>
+      <w:r>
+        <w:rPr>
+          <w:rFonts w:ascii="Consolas" w:hAnsi="Consolas"/>
+          <w:color w:val="CAC580"/>
+          <w:sz w:val="20"/>
+          <w:szCs w:val="20"/>
+          <w:lang w:val="en-US"/>
+        </w:rPr>
+        <w:t>'premium'</w:t>
+      </w:r>
+      <w:r>
+        <w:rPr>
+          <w:rFonts w:ascii="Consolas" w:hAnsi="Consolas"/>
+          <w:color w:val="CCCCCC"/>
+          <w:sz w:val="20"/>
+          <w:szCs w:val="20"/>
+          <w:lang w:val="en-US"/>
+        </w:rPr>
+        <w:t xml:space="preserve"> </w:t>
+      </w:r>
+    </w:p>
+    <w:p>
+      <w:pPr>
+        <w:pStyle w:val="ac"/>
+        <w:shd w:val="clear" w:color="auto" w:fill="2F2F2F"/>
+        <w:spacing w:before="0" w:beforeAutospacing="0" w:after="0" w:afterAutospacing="0"/>
+        <w:rPr>
+          <w:rFonts w:ascii="Consolas" w:hAnsi="Consolas"/>
+          <w:color w:val="CCCCCC"/>
+          <w:sz w:val="20"/>
+          <w:szCs w:val="20"/>
+          <w:lang w:val="en-US"/>
+        </w:rPr>
+      </w:pPr>
+      <w:r>
+        <w:rPr>
+          <w:rFonts w:ascii="Consolas" w:hAnsi="Consolas"/>
+          <w:color w:val="CCCCCC"/>
+          <w:sz w:val="20"/>
+          <w:szCs w:val="20"/>
+          <w:lang w:val="en-US"/>
+        </w:rPr>
+        <w:t xml:space="preserve">  </w:t>
+      </w:r>
+      <w:r>
+        <w:rPr>
+          <w:rFonts w:ascii="Consolas" w:hAnsi="Consolas"/>
+          <w:b/>
+          <w:bCs/>
+          <w:color w:val="739ECA"/>
+          <w:sz w:val="20"/>
+          <w:szCs w:val="20"/>
+          <w:lang w:val="en-US"/>
+        </w:rPr>
+        <w:t>AND</w:t>
+      </w:r>
+      <w:r>
+        <w:rPr>
+          <w:rFonts w:ascii="Consolas" w:hAnsi="Consolas"/>
+          <w:color w:val="CCCCCC"/>
+          <w:sz w:val="20"/>
+          <w:szCs w:val="20"/>
+          <w:lang w:val="en-US"/>
+        </w:rPr>
+        <w:t xml:space="preserve"> </w:t>
+      </w:r>
+      <w:proofErr w:type="spellStart"/>
+      <w:proofErr w:type="gramStart"/>
+      <w:r>
+        <w:rPr>
+          <w:rFonts w:ascii="Consolas" w:hAnsi="Consolas"/>
+          <w:i/>
+          <w:iCs/>
+          <w:color w:val="B788D3"/>
+          <w:sz w:val="20"/>
+          <w:szCs w:val="20"/>
+          <w:lang w:val="en-US"/>
+        </w:rPr>
+        <w:t>f</w:t>
+      </w:r>
+      <w:r>
+        <w:rPr>
+          <w:rFonts w:ascii="Consolas" w:hAnsi="Consolas"/>
+          <w:color w:val="CCCCCC"/>
+          <w:sz w:val="20"/>
+          <w:szCs w:val="20"/>
+          <w:lang w:val="en-US"/>
+        </w:rPr>
+        <w:t>.</w:t>
+      </w:r>
+      <w:r>
+        <w:rPr>
+          <w:rFonts w:ascii="Consolas" w:hAnsi="Consolas"/>
+          <w:color w:val="00B8B8"/>
+          <w:sz w:val="20"/>
+          <w:szCs w:val="20"/>
+          <w:lang w:val="en-US"/>
+        </w:rPr>
+        <w:t>status</w:t>
+      </w:r>
+      <w:proofErr w:type="spellEnd"/>
+      <w:proofErr w:type="gramEnd"/>
+      <w:r>
+        <w:rPr>
+          <w:rFonts w:ascii="Consolas" w:hAnsi="Consolas"/>
+          <w:color w:val="CCCCCC"/>
+          <w:sz w:val="20"/>
+          <w:szCs w:val="20"/>
+          <w:lang w:val="en-US"/>
+        </w:rPr>
+        <w:t xml:space="preserve"> = </w:t>
+      </w:r>
+      <w:r>
+        <w:rPr>
+          <w:rFonts w:ascii="Consolas" w:hAnsi="Consolas"/>
+          <w:color w:val="CAC580"/>
+          <w:sz w:val="20"/>
+          <w:szCs w:val="20"/>
+          <w:lang w:val="en-US"/>
+        </w:rPr>
+        <w:t>'approved'</w:t>
+      </w:r>
+    </w:p>
+    <w:p>
+      <w:pPr>
+        <w:pStyle w:val="ac"/>
+        <w:shd w:val="clear" w:color="auto" w:fill="2F2F2F"/>
+        <w:spacing w:before="0" w:beforeAutospacing="0" w:after="0" w:afterAutospacing="0"/>
+        <w:rPr>
+          <w:rFonts w:ascii="Consolas" w:hAnsi="Consolas"/>
+          <w:color w:val="CCCCCC"/>
+          <w:sz w:val="20"/>
+          <w:szCs w:val="20"/>
+          <w:lang w:val="en-US"/>
+        </w:rPr>
+      </w:pPr>
+      <w:r>
+        <w:rPr>
+          <w:rFonts w:ascii="Consolas" w:hAnsi="Consolas"/>
+          <w:b/>
+          <w:bCs/>
+          <w:color w:val="739ECA"/>
+          <w:sz w:val="20"/>
+          <w:szCs w:val="20"/>
+          <w:lang w:val="en-US"/>
+        </w:rPr>
+        <w:t>GROUP</w:t>
+      </w:r>
+      <w:r>
+        <w:rPr>
+          <w:rFonts w:ascii="Consolas" w:hAnsi="Consolas"/>
+          <w:color w:val="CCCCCC"/>
+          <w:sz w:val="20"/>
+          <w:szCs w:val="20"/>
+          <w:lang w:val="en-US"/>
+        </w:rPr>
+        <w:t xml:space="preserve"> </w:t>
+      </w:r>
+      <w:r>
+        <w:rPr>
+          <w:rFonts w:ascii="Consolas" w:hAnsi="Consolas"/>
+          <w:b/>
+          <w:bCs/>
+          <w:color w:val="739ECA"/>
+          <w:sz w:val="20"/>
+          <w:szCs w:val="20"/>
+          <w:lang w:val="en-US"/>
+        </w:rPr>
+        <w:t>BY</w:t>
+      </w:r>
+      <w:r>
+        <w:rPr>
+          <w:rFonts w:ascii="Consolas" w:hAnsi="Consolas"/>
+          <w:color w:val="CCCCCC"/>
+          <w:sz w:val="20"/>
+          <w:szCs w:val="20"/>
+          <w:lang w:val="en-US"/>
+        </w:rPr>
+        <w:t xml:space="preserve"> </w:t>
+      </w:r>
+      <w:proofErr w:type="spellStart"/>
+      <w:proofErr w:type="gramStart"/>
+      <w:r>
+        <w:rPr>
+          <w:rFonts w:ascii="Consolas" w:hAnsi="Consolas"/>
+          <w:i/>
+          <w:iCs/>
+          <w:color w:val="B788D3"/>
+          <w:sz w:val="20"/>
+          <w:szCs w:val="20"/>
+          <w:lang w:val="en-US"/>
+        </w:rPr>
+        <w:t>m</w:t>
+      </w:r>
+      <w:r>
+        <w:rPr>
+          <w:rFonts w:ascii="Consolas" w:hAnsi="Consolas"/>
+          <w:color w:val="CCCCCC"/>
+          <w:sz w:val="20"/>
+          <w:szCs w:val="20"/>
+          <w:lang w:val="en-US"/>
+        </w:rPr>
+        <w:t>.</w:t>
+      </w:r>
+      <w:r>
+        <w:rPr>
+          <w:rFonts w:ascii="Consolas" w:hAnsi="Consolas"/>
+          <w:color w:val="00B8B8"/>
+          <w:sz w:val="20"/>
+          <w:szCs w:val="20"/>
+          <w:lang w:val="en-US"/>
+        </w:rPr>
+        <w:t>merchant</w:t>
+      </w:r>
+      <w:proofErr w:type="gramEnd"/>
+      <w:r>
+        <w:rPr>
+          <w:rFonts w:ascii="Consolas" w:hAnsi="Consolas"/>
+          <w:color w:val="00B8B8"/>
+          <w:sz w:val="20"/>
+          <w:szCs w:val="20"/>
+          <w:lang w:val="en-US"/>
+        </w:rPr>
+        <w:t>_name</w:t>
+      </w:r>
+      <w:proofErr w:type="spellEnd"/>
+    </w:p>
+    <w:p>
+      <w:pPr>
+        <w:pStyle w:val="ac"/>
+        <w:shd w:val="clear" w:color="auto" w:fill="2F2F2F"/>
+        <w:spacing w:before="0" w:beforeAutospacing="0" w:after="0" w:afterAutospacing="0"/>
+        <w:rPr>
+          <w:rFonts w:ascii="Consolas" w:hAnsi="Consolas"/>
+          <w:color w:val="CCCCCC"/>
+          <w:sz w:val="20"/>
+          <w:szCs w:val="20"/>
+          <w:lang w:val="en-US"/>
+        </w:rPr>
+      </w:pPr>
+      <w:r>
+        <w:rPr>
+          <w:rFonts w:ascii="Consolas" w:hAnsi="Consolas"/>
+          <w:b/>
+          <w:bCs/>
+          <w:color w:val="739ECA"/>
+          <w:sz w:val="20"/>
+          <w:szCs w:val="20"/>
+          <w:lang w:val="en-US"/>
+        </w:rPr>
+        <w:t>ORDER</w:t>
+      </w:r>
+      <w:r>
+        <w:rPr>
+          <w:rFonts w:ascii="Consolas" w:hAnsi="Consolas"/>
+          <w:color w:val="CCCCCC"/>
+          <w:sz w:val="20"/>
+          <w:szCs w:val="20"/>
+          <w:lang w:val="en-US"/>
+        </w:rPr>
+        <w:t xml:space="preserve"> </w:t>
+      </w:r>
+      <w:r>
+        <w:rPr>
+          <w:rFonts w:ascii="Consolas" w:hAnsi="Consolas"/>
+          <w:b/>
+          <w:bCs/>
+          <w:color w:val="739ECA"/>
+          <w:sz w:val="20"/>
+          <w:szCs w:val="20"/>
+          <w:lang w:val="en-US"/>
+        </w:rPr>
+        <w:t>BY</w:t>
+      </w:r>
+      <w:r>
+        <w:rPr>
+          <w:rFonts w:ascii="Consolas" w:hAnsi="Consolas"/>
+          <w:color w:val="CCCCCC"/>
+          <w:sz w:val="20"/>
+          <w:szCs w:val="20"/>
+          <w:lang w:val="en-US"/>
+        </w:rPr>
+        <w:t xml:space="preserve"> </w:t>
+      </w:r>
+      <w:proofErr w:type="spellStart"/>
+      <w:r>
+        <w:rPr>
+          <w:rFonts w:ascii="Consolas" w:hAnsi="Consolas"/>
+          <w:i/>
+          <w:iCs/>
+          <w:color w:val="00B8B8"/>
+          <w:sz w:val="20"/>
+          <w:szCs w:val="20"/>
+          <w:lang w:val="en-US"/>
+        </w:rPr>
+        <w:t>total_turnover</w:t>
+      </w:r>
+      <w:proofErr w:type="spellEnd"/>
+      <w:r>
+        <w:rPr>
+          <w:rFonts w:ascii="Consolas" w:hAnsi="Consolas"/>
+          <w:color w:val="CCCCCC"/>
+          <w:sz w:val="20"/>
+          <w:szCs w:val="20"/>
+          <w:lang w:val="en-US"/>
+        </w:rPr>
+        <w:t xml:space="preserve"> </w:t>
+      </w:r>
+      <w:r>
+        <w:rPr>
+          <w:rFonts w:ascii="Consolas" w:hAnsi="Consolas"/>
+          <w:b/>
+          <w:bCs/>
+          <w:color w:val="739ECA"/>
+          <w:sz w:val="20"/>
+          <w:szCs w:val="20"/>
+          <w:lang w:val="en-US"/>
+        </w:rPr>
+        <w:t>DESC</w:t>
+      </w:r>
+    </w:p>
+    <w:p>
+      <w:pPr>
+        <w:pStyle w:val="ac"/>
+        <w:shd w:val="clear" w:color="auto" w:fill="2F2F2F"/>
+        <w:spacing w:before="0" w:beforeAutospacing="0" w:after="0" w:afterAutospacing="0"/>
+        <w:rPr>
+          <w:rFonts w:ascii="Consolas" w:hAnsi="Consolas"/>
+          <w:color w:val="CCCCCC"/>
+          <w:sz w:val="20"/>
+          <w:szCs w:val="20"/>
+        </w:rPr>
+      </w:pPr>
+      <w:r>
+        <w:rPr>
+          <w:rFonts w:ascii="Consolas" w:hAnsi="Consolas"/>
+          <w:b/>
+          <w:bCs/>
+          <w:color w:val="739ECA"/>
+          <w:sz w:val="20"/>
+          <w:szCs w:val="20"/>
+        </w:rPr>
+        <w:t>LIMIT</w:t>
+      </w:r>
+      <w:r>
+        <w:rPr>
+          <w:rFonts w:ascii="Consolas" w:hAnsi="Consolas"/>
+          <w:color w:val="CCCCCC"/>
+          <w:sz w:val="20"/>
+          <w:szCs w:val="20"/>
+        </w:rPr>
+        <w:t xml:space="preserve"> </w:t>
+      </w:r>
+      <w:r>
+        <w:rPr>
+          <w:rFonts w:ascii="Consolas" w:hAnsi="Consolas"/>
+          <w:color w:val="C0C0C0"/>
+          <w:sz w:val="20"/>
+          <w:szCs w:val="20"/>
+        </w:rPr>
+        <w:t>5</w:t>
+      </w:r>
+      <w:r>
+        <w:rPr>
+          <w:rFonts w:ascii="Consolas" w:hAnsi="Consolas"/>
+          <w:color w:val="EECC64"/>
+          <w:sz w:val="20"/>
+          <w:szCs w:val="20"/>
+        </w:rPr>
+        <w:t>;</w:t>
+      </w:r>
+    </w:p>
+    <w:p>
+      <w:pPr>
+        <w:pStyle w:val="ac"/>
+        <w:shd w:val="clear" w:color="auto" w:fill="FFFFFF"/>
+        <w:spacing w:before="0" w:beforeAutospacing="0" w:after="240" w:afterAutospacing="0"/>
+        <w:rPr>
+          <w:sz w:val="28"/>
+          <w:szCs w:val="28"/>
+        </w:rPr>
+      </w:pPr>
+      <w:r>
+        <w:rPr>
+          <w:sz w:val="28"/>
+          <w:szCs w:val="28"/>
+        </w:rPr>
+        <w:drawing>
+          <wp:inline distT="0" distB="0" distL="0" distR="0" wp14:anchorId="1BC740DC" wp14:editId="460FFBF5">
+            <wp:extent cx="2924196" cy="1257309"/>
+            <wp:effectExtent l="0" t="0" r="9525" b="0"/>
+            <wp:docPr id="176960012" name="Рисунок 1"/>
+            <wp:cNvGraphicFramePr>
+              <a:graphicFrameLocks xmlns:a="http://schemas.openxmlformats.org/drawingml/2006/main" noChangeAspect="1"/>
+            </wp:cNvGraphicFramePr>
+            <a:graphic xmlns:a="http://schemas.openxmlformats.org/drawingml/2006/main">
+              <a:graphicData uri="http://schemas.openxmlformats.org/drawingml/2006/picture">
+                <pic:pic xmlns:pic="http://schemas.openxmlformats.org/drawingml/2006/picture">
+                  <pic:nvPicPr>
+                    <pic:cNvPr id="176960012" name=""/>
+                    <pic:cNvPicPr/>
+                  </pic:nvPicPr>
+                  <pic:blipFill>
+                    <a:blip r:embed="rId16"/>
+                    <a:stretch>
+                      <a:fillRect/>
+                    </a:stretch>
+                  </pic:blipFill>
+                  <pic:spPr>
+                    <a:xfrm>
+                      <a:off x="0" y="0"/>
+                      <a:ext cx="2924196" cy="1257309"/>
+                    </a:xfrm>
+                    <a:prstGeom prst="rect">
+                      <a:avLst/>
+                    </a:prstGeom>
+                  </pic:spPr>
+                </pic:pic>
+              </a:graphicData>
+            </a:graphic>
+          </wp:inline>
+        </w:drawing>
+      </w:r>
+    </w:p>
+    <w:p>
+      <w:pPr>
+        <w:pStyle w:val="ac"/>
+        <w:shd w:val="clear" w:color="auto" w:fill="FFFFFF"/>
+        <w:spacing w:before="0" w:beforeAutospacing="0" w:after="240" w:afterAutospacing="0"/>
+        <w:rPr>
+          <w:sz w:val="28"/>
+          <w:szCs w:val="28"/>
+        </w:rPr>
+      </w:pPr>
+      <w:r>
+        <w:rPr>
+          <w:sz w:val="28"/>
+          <w:szCs w:val="28"/>
+        </w:rPr>
+        <w:t>Фильтруем по сегменту и берем только успешные операции, так как отмененные не идут в реальный оборот.</w:t>
+      </w:r>
+    </w:p>
+    <w:p>
+      <w:pPr>
+        <w:pStyle w:val="ac"/>
+        <w:shd w:val="clear" w:color="auto" w:fill="FFFFFF"/>
+        <w:spacing w:before="0" w:beforeAutospacing="0" w:after="240" w:afterAutospacing="0"/>
+        <w:rPr>
+          <w:b/>
+          <w:bCs/>
+          <w:sz w:val="28"/>
+          <w:szCs w:val="28"/>
+        </w:rPr>
+      </w:pPr>
+      <w:r>
+        <w:rPr>
+          <w:b/>
+          <w:bCs/>
+          <w:sz w:val="28"/>
+          <w:szCs w:val="28"/>
+          <w:lang w:val="en-US"/>
+        </w:rPr>
+        <w:t>Q3:</w:t>
+      </w:r>
+    </w:p>
+    <w:p>
+      <w:pPr>
+        <w:pStyle w:val="ac"/>
+        <w:shd w:val="clear" w:color="auto" w:fill="2F2F2F"/>
+        <w:spacing w:before="0" w:beforeAutospacing="0" w:after="0" w:afterAutospacing="0"/>
+        <w:rPr>
+          <w:rFonts w:ascii="Consolas" w:hAnsi="Consolas"/>
+          <w:color w:val="CCCCCC"/>
+          <w:sz w:val="20"/>
+          <w:szCs w:val="20"/>
+          <w:lang w:val="en-US"/>
+        </w:rPr>
+      </w:pPr>
+      <w:r>
+        <w:rPr>
+          <w:rFonts w:ascii="Consolas" w:hAnsi="Consolas"/>
+          <w:b/>
+          <w:bCs/>
+          <w:color w:val="739ECA"/>
+          <w:sz w:val="20"/>
+          <w:szCs w:val="20"/>
+          <w:lang w:val="en-US"/>
+        </w:rPr>
+        <w:t>SELECT</w:t>
+      </w:r>
+      <w:r>
+        <w:rPr>
+          <w:rFonts w:ascii="Consolas" w:hAnsi="Consolas"/>
+          <w:color w:val="CCCCCC"/>
+          <w:sz w:val="20"/>
+          <w:szCs w:val="20"/>
+          <w:lang w:val="en-US"/>
+        </w:rPr>
+        <w:t xml:space="preserve"> </w:t>
+      </w:r>
+    </w:p>
+    <w:p>
+      <w:pPr>
+        <w:pStyle w:val="ac"/>
+        <w:shd w:val="clear" w:color="auto" w:fill="2F2F2F"/>
+        <w:spacing w:before="0" w:beforeAutospacing="0" w:after="0" w:afterAutospacing="0"/>
+        <w:rPr>
+          <w:rFonts w:ascii="Consolas" w:hAnsi="Consolas"/>
+          <w:color w:val="CCCCCC"/>
+          <w:sz w:val="20"/>
+          <w:szCs w:val="20"/>
+          <w:lang w:val="en-US"/>
+        </w:rPr>
+      </w:pPr>
+      <w:r>
+        <w:rPr>
+          <w:rFonts w:ascii="Consolas" w:hAnsi="Consolas"/>
+          <w:color w:val="CCCCCC"/>
+          <w:sz w:val="20"/>
+          <w:szCs w:val="20"/>
+          <w:lang w:val="en-US"/>
+        </w:rPr>
+        <w:t xml:space="preserve">    </w:t>
+      </w:r>
+      <w:proofErr w:type="spellStart"/>
+      <w:r>
+        <w:rPr>
+          <w:rFonts w:ascii="Consolas" w:hAnsi="Consolas"/>
+          <w:i/>
+          <w:iCs/>
+          <w:color w:val="B788D3"/>
+          <w:sz w:val="20"/>
+          <w:szCs w:val="20"/>
+          <w:lang w:val="en-US"/>
+        </w:rPr>
+        <w:t>d</w:t>
+      </w:r>
+      <w:r>
+        <w:rPr>
+          <w:rFonts w:ascii="Consolas" w:hAnsi="Consolas"/>
+          <w:color w:val="CCCCCC"/>
+          <w:sz w:val="20"/>
+          <w:szCs w:val="20"/>
+          <w:lang w:val="en-US"/>
+        </w:rPr>
+        <w:t>.</w:t>
+      </w:r>
+      <w:r>
+        <w:rPr>
+          <w:rFonts w:ascii="Consolas" w:hAnsi="Consolas"/>
+          <w:color w:val="00B8B8"/>
+          <w:sz w:val="20"/>
+          <w:szCs w:val="20"/>
+          <w:lang w:val="en-US"/>
+        </w:rPr>
+        <w:t>week_start</w:t>
+      </w:r>
+      <w:proofErr w:type="spellEnd"/>
+      <w:r>
+        <w:rPr>
+          <w:rFonts w:ascii="Consolas" w:hAnsi="Consolas"/>
+          <w:color w:val="CCCCCC"/>
+          <w:sz w:val="20"/>
+          <w:szCs w:val="20"/>
+          <w:lang w:val="en-US"/>
+        </w:rPr>
+        <w:t>,</w:t>
+      </w:r>
+    </w:p>
+    <w:p>
+      <w:pPr>
+        <w:pStyle w:val="ac"/>
+        <w:shd w:val="clear" w:color="auto" w:fill="2F2F2F"/>
+        <w:spacing w:before="0" w:beforeAutospacing="0" w:after="0" w:afterAutospacing="0"/>
+        <w:rPr>
+          <w:rFonts w:ascii="Consolas" w:hAnsi="Consolas"/>
+          <w:color w:val="CCCCCC"/>
+          <w:sz w:val="20"/>
+          <w:szCs w:val="20"/>
+          <w:lang w:val="en-US"/>
+        </w:rPr>
+      </w:pPr>
+      <w:r>
+        <w:rPr>
+          <w:rFonts w:ascii="Consolas" w:hAnsi="Consolas"/>
+          <w:color w:val="CCCCCC"/>
+          <w:sz w:val="20"/>
+          <w:szCs w:val="20"/>
+          <w:lang w:val="en-US"/>
+        </w:rPr>
+        <w:t xml:space="preserve">    </w:t>
+      </w:r>
+      <w:proofErr w:type="spellStart"/>
+      <w:proofErr w:type="gramStart"/>
+      <w:r>
+        <w:rPr>
+          <w:rFonts w:ascii="Consolas" w:hAnsi="Consolas"/>
+          <w:i/>
+          <w:iCs/>
+          <w:color w:val="B788D3"/>
+          <w:sz w:val="20"/>
+          <w:szCs w:val="20"/>
+          <w:lang w:val="en-US"/>
+        </w:rPr>
+        <w:t>f</w:t>
+      </w:r>
+      <w:r>
+        <w:rPr>
+          <w:rFonts w:ascii="Consolas" w:hAnsi="Consolas"/>
+          <w:color w:val="CCCCCC"/>
+          <w:sz w:val="20"/>
+          <w:szCs w:val="20"/>
+          <w:lang w:val="en-US"/>
+        </w:rPr>
+        <w:t>.</w:t>
+      </w:r>
+      <w:r>
+        <w:rPr>
+          <w:rFonts w:ascii="Consolas" w:hAnsi="Consolas"/>
+          <w:color w:val="00B8B8"/>
+          <w:sz w:val="20"/>
+          <w:szCs w:val="20"/>
+          <w:lang w:val="en-US"/>
+        </w:rPr>
+        <w:t>channel</w:t>
+      </w:r>
+      <w:proofErr w:type="spellEnd"/>
+      <w:proofErr w:type="gramEnd"/>
+      <w:r>
+        <w:rPr>
+          <w:rFonts w:ascii="Consolas" w:hAnsi="Consolas"/>
+          <w:color w:val="CCCCCC"/>
+          <w:sz w:val="20"/>
+          <w:szCs w:val="20"/>
+          <w:lang w:val="en-US"/>
+        </w:rPr>
+        <w:t>,</w:t>
+      </w:r>
+    </w:p>
+    <w:p>
+      <w:pPr>
+        <w:pStyle w:val="ac"/>
+        <w:shd w:val="clear" w:color="auto" w:fill="2F2F2F"/>
+        <w:spacing w:before="0" w:beforeAutospacing="0" w:after="0" w:afterAutospacing="0"/>
+        <w:rPr>
+          <w:rFonts w:ascii="Consolas" w:hAnsi="Consolas"/>
+          <w:color w:val="CCCCCC"/>
+          <w:sz w:val="20"/>
+          <w:szCs w:val="20"/>
+          <w:lang w:val="en-US"/>
+        </w:rPr>
+      </w:pPr>
+      <w:r>
+        <w:rPr>
+          <w:rFonts w:ascii="Consolas" w:hAnsi="Consolas"/>
+          <w:color w:val="CCCCCC"/>
+          <w:sz w:val="20"/>
+          <w:szCs w:val="20"/>
+          <w:lang w:val="en-US"/>
+        </w:rPr>
+        <w:t xml:space="preserve">    </w:t>
+      </w:r>
+      <w:proofErr w:type="gramStart"/>
+      <w:r>
+        <w:rPr>
+          <w:rFonts w:ascii="Consolas" w:hAnsi="Consolas"/>
+          <w:b/>
+          <w:bCs/>
+          <w:color w:val="C1AA6C"/>
+          <w:sz w:val="20"/>
+          <w:szCs w:val="20"/>
+          <w:lang w:val="en-US"/>
+        </w:rPr>
+        <w:t>ROUND</w:t>
+      </w:r>
+      <w:r>
+        <w:rPr>
+          <w:rFonts w:ascii="Consolas" w:hAnsi="Consolas"/>
+          <w:color w:val="CCCCCC"/>
+          <w:sz w:val="20"/>
+          <w:szCs w:val="20"/>
+          <w:lang w:val="en-US"/>
+        </w:rPr>
+        <w:t>(</w:t>
+      </w:r>
+      <w:r>
+        <w:rPr>
+          <w:rFonts w:ascii="Consolas" w:hAnsi="Consolas"/>
+          <w:b/>
+          <w:bCs/>
+          <w:color w:val="C1AA6C"/>
+          <w:sz w:val="20"/>
+          <w:szCs w:val="20"/>
+          <w:lang w:val="en-US"/>
+        </w:rPr>
+        <w:t>SUM</w:t>
+      </w:r>
+      <w:r>
+        <w:rPr>
+          <w:rFonts w:ascii="Consolas" w:hAnsi="Consolas"/>
+          <w:color w:val="CCCCCC"/>
+          <w:sz w:val="20"/>
+          <w:szCs w:val="20"/>
+          <w:lang w:val="en-US"/>
+        </w:rPr>
+        <w:t>(</w:t>
+      </w:r>
+      <w:proofErr w:type="gramEnd"/>
+      <w:r>
+        <w:rPr>
+          <w:rFonts w:ascii="Consolas" w:hAnsi="Consolas"/>
+          <w:b/>
+          <w:bCs/>
+          <w:color w:val="739ECA"/>
+          <w:sz w:val="20"/>
+          <w:szCs w:val="20"/>
+          <w:lang w:val="en-US"/>
+        </w:rPr>
+        <w:t>CASE</w:t>
+      </w:r>
+      <w:r>
+        <w:rPr>
+          <w:rFonts w:ascii="Consolas" w:hAnsi="Consolas"/>
+          <w:color w:val="CCCCCC"/>
+          <w:sz w:val="20"/>
+          <w:szCs w:val="20"/>
+          <w:lang w:val="en-US"/>
+        </w:rPr>
+        <w:t xml:space="preserve"> </w:t>
+      </w:r>
+      <w:r>
+        <w:rPr>
+          <w:rFonts w:ascii="Consolas" w:hAnsi="Consolas"/>
+          <w:b/>
+          <w:bCs/>
+          <w:color w:val="739ECA"/>
+          <w:sz w:val="20"/>
+          <w:szCs w:val="20"/>
+          <w:lang w:val="en-US"/>
+        </w:rPr>
+        <w:t>WHEN</w:t>
+      </w:r>
+      <w:r>
+        <w:rPr>
+          <w:rFonts w:ascii="Consolas" w:hAnsi="Consolas"/>
+          <w:color w:val="CCCCCC"/>
+          <w:sz w:val="20"/>
+          <w:szCs w:val="20"/>
+          <w:lang w:val="en-US"/>
+        </w:rPr>
+        <w:t xml:space="preserve"> </w:t>
+      </w:r>
+      <w:proofErr w:type="spellStart"/>
+      <w:proofErr w:type="gramStart"/>
+      <w:r>
+        <w:rPr>
+          <w:rFonts w:ascii="Consolas" w:hAnsi="Consolas"/>
+          <w:i/>
+          <w:iCs/>
+          <w:color w:val="B788D3"/>
+          <w:sz w:val="20"/>
+          <w:szCs w:val="20"/>
+          <w:lang w:val="en-US"/>
+        </w:rPr>
+        <w:t>f</w:t>
+      </w:r>
+      <w:r>
+        <w:rPr>
+          <w:rFonts w:ascii="Consolas" w:hAnsi="Consolas"/>
+          <w:color w:val="CCCCCC"/>
+          <w:sz w:val="20"/>
+          <w:szCs w:val="20"/>
+          <w:lang w:val="en-US"/>
+        </w:rPr>
+        <w:t>.</w:t>
+      </w:r>
+      <w:r>
+        <w:rPr>
+          <w:rFonts w:ascii="Consolas" w:hAnsi="Consolas"/>
+          <w:color w:val="00B8B8"/>
+          <w:sz w:val="20"/>
+          <w:szCs w:val="20"/>
+          <w:lang w:val="en-US"/>
+        </w:rPr>
+        <w:t>status</w:t>
+      </w:r>
+      <w:proofErr w:type="spellEnd"/>
+      <w:proofErr w:type="gramEnd"/>
+      <w:r>
+        <w:rPr>
+          <w:rFonts w:ascii="Consolas" w:hAnsi="Consolas"/>
+          <w:color w:val="CCCCCC"/>
+          <w:sz w:val="20"/>
+          <w:szCs w:val="20"/>
+          <w:lang w:val="en-US"/>
+        </w:rPr>
+        <w:t xml:space="preserve"> = </w:t>
+      </w:r>
+      <w:r>
+        <w:rPr>
+          <w:rFonts w:ascii="Consolas" w:hAnsi="Consolas"/>
+          <w:color w:val="CAC580"/>
+          <w:sz w:val="20"/>
+          <w:szCs w:val="20"/>
+          <w:lang w:val="en-US"/>
+        </w:rPr>
+        <w:t>'declined'</w:t>
+      </w:r>
+      <w:r>
+        <w:rPr>
+          <w:rFonts w:ascii="Consolas" w:hAnsi="Consolas"/>
+          <w:color w:val="CCCCCC"/>
+          <w:sz w:val="20"/>
+          <w:szCs w:val="20"/>
+          <w:lang w:val="en-US"/>
+        </w:rPr>
+        <w:t xml:space="preserve"> </w:t>
+      </w:r>
+      <w:r>
+        <w:rPr>
+          <w:rFonts w:ascii="Consolas" w:hAnsi="Consolas"/>
+          <w:b/>
+          <w:bCs/>
+          <w:color w:val="739ECA"/>
+          <w:sz w:val="20"/>
+          <w:szCs w:val="20"/>
+          <w:lang w:val="en-US"/>
+        </w:rPr>
+        <w:t>THEN</w:t>
+      </w:r>
+      <w:r>
+        <w:rPr>
+          <w:rFonts w:ascii="Consolas" w:hAnsi="Consolas"/>
+          <w:color w:val="CCCCCC"/>
+          <w:sz w:val="20"/>
+          <w:szCs w:val="20"/>
+          <w:lang w:val="en-US"/>
+        </w:rPr>
+        <w:t xml:space="preserve"> </w:t>
+      </w:r>
+      <w:r>
+        <w:rPr>
+          <w:rFonts w:ascii="Consolas" w:hAnsi="Consolas"/>
+          <w:color w:val="C0C0C0"/>
+          <w:sz w:val="20"/>
+          <w:szCs w:val="20"/>
+          <w:lang w:val="en-US"/>
+        </w:rPr>
+        <w:t>1.0</w:t>
+      </w:r>
+      <w:r>
+        <w:rPr>
+          <w:rFonts w:ascii="Consolas" w:hAnsi="Consolas"/>
+          <w:color w:val="CCCCCC"/>
+          <w:sz w:val="20"/>
+          <w:szCs w:val="20"/>
+          <w:lang w:val="en-US"/>
+        </w:rPr>
+        <w:t xml:space="preserve"> </w:t>
+      </w:r>
+      <w:r>
+        <w:rPr>
+          <w:rFonts w:ascii="Consolas" w:hAnsi="Consolas"/>
+          <w:b/>
+          <w:bCs/>
+          <w:color w:val="739ECA"/>
+          <w:sz w:val="20"/>
+          <w:szCs w:val="20"/>
+          <w:lang w:val="en-US"/>
+        </w:rPr>
+        <w:t>ELSE</w:t>
+      </w:r>
+      <w:r>
+        <w:rPr>
+          <w:rFonts w:ascii="Consolas" w:hAnsi="Consolas"/>
+          <w:color w:val="CCCCCC"/>
+          <w:sz w:val="20"/>
+          <w:szCs w:val="20"/>
+          <w:lang w:val="en-US"/>
+        </w:rPr>
+        <w:t xml:space="preserve"> </w:t>
+      </w:r>
+      <w:r>
+        <w:rPr>
+          <w:rFonts w:ascii="Consolas" w:hAnsi="Consolas"/>
+          <w:color w:val="C0C0C0"/>
+          <w:sz w:val="20"/>
+          <w:szCs w:val="20"/>
+          <w:lang w:val="en-US"/>
+        </w:rPr>
+        <w:t>0.0</w:t>
+      </w:r>
+      <w:r>
+        <w:rPr>
+          <w:rFonts w:ascii="Consolas" w:hAnsi="Consolas"/>
+          <w:color w:val="CCCCCC"/>
+          <w:sz w:val="20"/>
+          <w:szCs w:val="20"/>
+          <w:lang w:val="en-US"/>
+        </w:rPr>
+        <w:t xml:space="preserve"> </w:t>
+      </w:r>
+      <w:r>
+        <w:rPr>
+          <w:rFonts w:ascii="Consolas" w:hAnsi="Consolas"/>
+          <w:b/>
+          <w:bCs/>
+          <w:color w:val="739ECA"/>
+          <w:sz w:val="20"/>
+          <w:szCs w:val="20"/>
+          <w:lang w:val="en-US"/>
+        </w:rPr>
+        <w:t>END</w:t>
+      </w:r>
+      <w:r>
+        <w:rPr>
+          <w:rFonts w:ascii="Consolas" w:hAnsi="Consolas"/>
+          <w:color w:val="CCCCCC"/>
+          <w:sz w:val="20"/>
+          <w:szCs w:val="20"/>
+          <w:lang w:val="en-US"/>
+        </w:rPr>
+        <w:t xml:space="preserve">) / </w:t>
+      </w:r>
+      <w:proofErr w:type="gramStart"/>
+      <w:r>
+        <w:rPr>
+          <w:rFonts w:ascii="Consolas" w:hAnsi="Consolas"/>
+          <w:b/>
+          <w:bCs/>
+          <w:color w:val="C1AA6C"/>
+          <w:sz w:val="20"/>
+          <w:szCs w:val="20"/>
+          <w:lang w:val="en-US"/>
+        </w:rPr>
+        <w:t>COUNT</w:t>
+      </w:r>
+      <w:r>
+        <w:rPr>
+          <w:rFonts w:ascii="Consolas" w:hAnsi="Consolas"/>
+          <w:color w:val="CCCCCC"/>
+          <w:sz w:val="20"/>
+          <w:szCs w:val="20"/>
+          <w:lang w:val="en-US"/>
+        </w:rPr>
+        <w:t>(</w:t>
+      </w:r>
+      <w:proofErr w:type="gramEnd"/>
+      <w:r>
+        <w:rPr>
+          <w:rFonts w:ascii="Consolas" w:hAnsi="Consolas"/>
+          <w:color w:val="CCCCCC"/>
+          <w:sz w:val="20"/>
+          <w:szCs w:val="20"/>
+          <w:lang w:val="en-US"/>
+        </w:rPr>
+        <w:t xml:space="preserve">*), </w:t>
+      </w:r>
+      <w:r>
+        <w:rPr>
+          <w:rFonts w:ascii="Consolas" w:hAnsi="Consolas"/>
+          <w:color w:val="C0C0C0"/>
+          <w:sz w:val="20"/>
+          <w:szCs w:val="20"/>
+          <w:lang w:val="en-US"/>
+        </w:rPr>
+        <w:t>4</w:t>
+      </w:r>
+      <w:r>
+        <w:rPr>
+          <w:rFonts w:ascii="Consolas" w:hAnsi="Consolas"/>
+          <w:color w:val="CCCCCC"/>
+          <w:sz w:val="20"/>
+          <w:szCs w:val="20"/>
+          <w:lang w:val="en-US"/>
+        </w:rPr>
+        <w:t xml:space="preserve">) </w:t>
+      </w:r>
+      <w:r>
+        <w:rPr>
+          <w:rFonts w:ascii="Consolas" w:hAnsi="Consolas"/>
+          <w:b/>
+          <w:bCs/>
+          <w:color w:val="739ECA"/>
+          <w:sz w:val="20"/>
+          <w:szCs w:val="20"/>
+          <w:lang w:val="en-US"/>
+        </w:rPr>
+        <w:t>AS</w:t>
+      </w:r>
+      <w:r>
+        <w:rPr>
+          <w:rFonts w:ascii="Consolas" w:hAnsi="Consolas"/>
+          <w:color w:val="CCCCCC"/>
+          <w:sz w:val="20"/>
+          <w:szCs w:val="20"/>
+          <w:lang w:val="en-US"/>
+        </w:rPr>
+        <w:t xml:space="preserve"> </w:t>
+      </w:r>
+      <w:proofErr w:type="spellStart"/>
+      <w:r>
+        <w:rPr>
+          <w:rFonts w:ascii="Consolas" w:hAnsi="Consolas"/>
+          <w:i/>
+          <w:iCs/>
+          <w:color w:val="00B8B8"/>
+          <w:sz w:val="20"/>
+          <w:szCs w:val="20"/>
+          <w:lang w:val="en-US"/>
+        </w:rPr>
+        <w:t>decline_rate</w:t>
+      </w:r>
+      <w:proofErr w:type="spellEnd"/>
+    </w:p>
+    <w:p>
+      <w:pPr>
+        <w:pStyle w:val="ac"/>
+        <w:shd w:val="clear" w:color="auto" w:fill="2F2F2F"/>
+        <w:spacing w:before="0" w:beforeAutospacing="0" w:after="0" w:afterAutospacing="0"/>
+        <w:rPr>
+          <w:rFonts w:ascii="Consolas" w:hAnsi="Consolas"/>
+          <w:color w:val="CCCCCC"/>
+          <w:sz w:val="20"/>
+          <w:szCs w:val="20"/>
+          <w:lang w:val="en-US"/>
+        </w:rPr>
+      </w:pPr>
+      <w:r>
+        <w:rPr>
+          <w:rFonts w:ascii="Consolas" w:hAnsi="Consolas"/>
+          <w:b/>
+          <w:bCs/>
+          <w:color w:val="739ECA"/>
+          <w:sz w:val="20"/>
+          <w:szCs w:val="20"/>
+          <w:lang w:val="en-US"/>
+        </w:rPr>
+        <w:t>FROM</w:t>
+      </w:r>
+      <w:r>
+        <w:rPr>
+          <w:rFonts w:ascii="Consolas" w:hAnsi="Consolas"/>
+          <w:color w:val="CCCCCC"/>
+          <w:sz w:val="20"/>
+          <w:szCs w:val="20"/>
+          <w:lang w:val="en-US"/>
+        </w:rPr>
+        <w:t xml:space="preserve"> </w:t>
+      </w:r>
+      <w:proofErr w:type="spellStart"/>
+      <w:r>
+        <w:rPr>
+          <w:rFonts w:ascii="Consolas" w:hAnsi="Consolas"/>
+          <w:color w:val="CC9B75"/>
+          <w:sz w:val="20"/>
+          <w:szCs w:val="20"/>
+          <w:lang w:val="en-US"/>
+        </w:rPr>
+        <w:t>marts</w:t>
+      </w:r>
+      <w:r>
+        <w:rPr>
+          <w:rFonts w:ascii="Consolas" w:hAnsi="Consolas"/>
+          <w:color w:val="CCCCCC"/>
+          <w:sz w:val="20"/>
+          <w:szCs w:val="20"/>
+          <w:lang w:val="en-US"/>
+        </w:rPr>
+        <w:t>.</w:t>
+      </w:r>
+      <w:r>
+        <w:rPr>
+          <w:rFonts w:ascii="Consolas" w:hAnsi="Consolas"/>
+          <w:color w:val="B788D3"/>
+          <w:sz w:val="20"/>
+          <w:szCs w:val="20"/>
+          <w:lang w:val="en-US"/>
+        </w:rPr>
+        <w:t>fct_transactions</w:t>
+      </w:r>
+      <w:proofErr w:type="spellEnd"/>
+      <w:r>
+        <w:rPr>
+          <w:rFonts w:ascii="Consolas" w:hAnsi="Consolas"/>
+          <w:color w:val="CCCCCC"/>
+          <w:sz w:val="20"/>
+          <w:szCs w:val="20"/>
+          <w:lang w:val="en-US"/>
+        </w:rPr>
+        <w:t xml:space="preserve"> </w:t>
+      </w:r>
+      <w:r>
+        <w:rPr>
+          <w:rFonts w:ascii="Consolas" w:hAnsi="Consolas"/>
+          <w:i/>
+          <w:iCs/>
+          <w:color w:val="B788D3"/>
+          <w:sz w:val="20"/>
+          <w:szCs w:val="20"/>
+          <w:lang w:val="en-US"/>
+        </w:rPr>
+        <w:t>f</w:t>
+      </w:r>
+    </w:p>
+    <w:p>
+      <w:pPr>
+        <w:pStyle w:val="ac"/>
+        <w:shd w:val="clear" w:color="auto" w:fill="2F2F2F"/>
+        <w:spacing w:before="0" w:beforeAutospacing="0" w:after="0" w:afterAutospacing="0"/>
+        <w:rPr>
+          <w:rFonts w:ascii="Consolas" w:hAnsi="Consolas"/>
+          <w:color w:val="CCCCCC"/>
+          <w:sz w:val="20"/>
+          <w:szCs w:val="20"/>
+          <w:lang w:val="en-US"/>
+        </w:rPr>
+      </w:pPr>
+      <w:r>
+        <w:rPr>
+          <w:rFonts w:ascii="Consolas" w:hAnsi="Consolas"/>
+          <w:b/>
+          <w:bCs/>
+          <w:color w:val="739ECA"/>
+          <w:sz w:val="20"/>
+          <w:szCs w:val="20"/>
+          <w:lang w:val="en-US"/>
+        </w:rPr>
+        <w:t>JOIN</w:t>
+      </w:r>
+      <w:r>
+        <w:rPr>
+          <w:rFonts w:ascii="Consolas" w:hAnsi="Consolas"/>
+          <w:color w:val="CCCCCC"/>
+          <w:sz w:val="20"/>
+          <w:szCs w:val="20"/>
+          <w:lang w:val="en-US"/>
+        </w:rPr>
+        <w:t xml:space="preserve"> </w:t>
+      </w:r>
+      <w:proofErr w:type="spellStart"/>
+      <w:r>
+        <w:rPr>
+          <w:rFonts w:ascii="Consolas" w:hAnsi="Consolas"/>
+          <w:color w:val="CC9B75"/>
+          <w:sz w:val="20"/>
+          <w:szCs w:val="20"/>
+          <w:lang w:val="en-US"/>
+        </w:rPr>
+        <w:t>marts</w:t>
+      </w:r>
+      <w:r>
+        <w:rPr>
+          <w:rFonts w:ascii="Consolas" w:hAnsi="Consolas"/>
+          <w:color w:val="CCCCCC"/>
+          <w:sz w:val="20"/>
+          <w:szCs w:val="20"/>
+          <w:lang w:val="en-US"/>
+        </w:rPr>
+        <w:t>.</w:t>
+      </w:r>
+      <w:r>
+        <w:rPr>
+          <w:rFonts w:ascii="Consolas" w:hAnsi="Consolas"/>
+          <w:color w:val="B788D3"/>
+          <w:sz w:val="20"/>
+          <w:szCs w:val="20"/>
+          <w:lang w:val="en-US"/>
+        </w:rPr>
+        <w:t>dim_date</w:t>
+      </w:r>
+      <w:proofErr w:type="spellEnd"/>
+      <w:r>
+        <w:rPr>
+          <w:rFonts w:ascii="Consolas" w:hAnsi="Consolas"/>
+          <w:color w:val="CCCCCC"/>
+          <w:sz w:val="20"/>
+          <w:szCs w:val="20"/>
+          <w:lang w:val="en-US"/>
+        </w:rPr>
+        <w:t xml:space="preserve"> </w:t>
+      </w:r>
+      <w:r>
+        <w:rPr>
+          <w:rFonts w:ascii="Consolas" w:hAnsi="Consolas"/>
+          <w:i/>
+          <w:iCs/>
+          <w:color w:val="B788D3"/>
+          <w:sz w:val="20"/>
+          <w:szCs w:val="20"/>
+          <w:lang w:val="en-US"/>
+        </w:rPr>
+        <w:t>d</w:t>
+      </w:r>
+      <w:r>
+        <w:rPr>
+          <w:rFonts w:ascii="Consolas" w:hAnsi="Consolas"/>
+          <w:color w:val="CCCCCC"/>
+          <w:sz w:val="20"/>
+          <w:szCs w:val="20"/>
+          <w:lang w:val="en-US"/>
+        </w:rPr>
+        <w:t xml:space="preserve"> </w:t>
+      </w:r>
+      <w:r>
+        <w:rPr>
+          <w:rFonts w:ascii="Consolas" w:hAnsi="Consolas"/>
+          <w:b/>
+          <w:bCs/>
+          <w:color w:val="739ECA"/>
+          <w:sz w:val="20"/>
+          <w:szCs w:val="20"/>
+          <w:lang w:val="en-US"/>
+        </w:rPr>
+        <w:t>ON</w:t>
+      </w:r>
+      <w:r>
+        <w:rPr>
+          <w:rFonts w:ascii="Consolas" w:hAnsi="Consolas"/>
+          <w:color w:val="CCCCCC"/>
+          <w:sz w:val="20"/>
+          <w:szCs w:val="20"/>
+          <w:lang w:val="en-US"/>
+        </w:rPr>
+        <w:t xml:space="preserve"> </w:t>
+      </w:r>
+      <w:proofErr w:type="spellStart"/>
+      <w:proofErr w:type="gramStart"/>
+      <w:r>
+        <w:rPr>
+          <w:rFonts w:ascii="Consolas" w:hAnsi="Consolas"/>
+          <w:i/>
+          <w:iCs/>
+          <w:color w:val="B788D3"/>
+          <w:sz w:val="20"/>
+          <w:szCs w:val="20"/>
+          <w:lang w:val="en-US"/>
+        </w:rPr>
+        <w:t>f</w:t>
+      </w:r>
+      <w:r>
+        <w:rPr>
+          <w:rFonts w:ascii="Consolas" w:hAnsi="Consolas"/>
+          <w:color w:val="CCCCCC"/>
+          <w:sz w:val="20"/>
+          <w:szCs w:val="20"/>
+          <w:lang w:val="en-US"/>
+        </w:rPr>
+        <w:t>.</w:t>
+      </w:r>
+      <w:r>
+        <w:rPr>
+          <w:rFonts w:ascii="Consolas" w:hAnsi="Consolas"/>
+          <w:color w:val="00B8B8"/>
+          <w:sz w:val="20"/>
+          <w:szCs w:val="20"/>
+          <w:lang w:val="en-US"/>
+        </w:rPr>
+        <w:t>date</w:t>
+      </w:r>
+      <w:proofErr w:type="gramEnd"/>
+      <w:r>
+        <w:rPr>
+          <w:rFonts w:ascii="Consolas" w:hAnsi="Consolas"/>
+          <w:color w:val="00B8B8"/>
+          <w:sz w:val="20"/>
+          <w:szCs w:val="20"/>
+          <w:lang w:val="en-US"/>
+        </w:rPr>
+        <w:t>_sk</w:t>
+      </w:r>
+      <w:proofErr w:type="spellEnd"/>
+      <w:r>
+        <w:rPr>
+          <w:rFonts w:ascii="Consolas" w:hAnsi="Consolas"/>
+          <w:color w:val="CCCCCC"/>
+          <w:sz w:val="20"/>
+          <w:szCs w:val="20"/>
+          <w:lang w:val="en-US"/>
+        </w:rPr>
+        <w:t xml:space="preserve"> = </w:t>
+      </w:r>
+      <w:proofErr w:type="spellStart"/>
+      <w:proofErr w:type="gramStart"/>
+      <w:r>
+        <w:rPr>
+          <w:rFonts w:ascii="Consolas" w:hAnsi="Consolas"/>
+          <w:i/>
+          <w:iCs/>
+          <w:color w:val="B788D3"/>
+          <w:sz w:val="20"/>
+          <w:szCs w:val="20"/>
+          <w:lang w:val="en-US"/>
+        </w:rPr>
+        <w:t>d</w:t>
+      </w:r>
+      <w:r>
+        <w:rPr>
+          <w:rFonts w:ascii="Consolas" w:hAnsi="Consolas"/>
+          <w:color w:val="CCCCCC"/>
+          <w:sz w:val="20"/>
+          <w:szCs w:val="20"/>
+          <w:lang w:val="en-US"/>
+        </w:rPr>
+        <w:t>.</w:t>
+      </w:r>
+      <w:r>
+        <w:rPr>
+          <w:rFonts w:ascii="Consolas" w:hAnsi="Consolas"/>
+          <w:color w:val="00B8B8"/>
+          <w:sz w:val="20"/>
+          <w:szCs w:val="20"/>
+          <w:lang w:val="en-US"/>
+        </w:rPr>
+        <w:t>date</w:t>
+      </w:r>
+      <w:proofErr w:type="gramEnd"/>
+      <w:r>
+        <w:rPr>
+          <w:rFonts w:ascii="Consolas" w:hAnsi="Consolas"/>
+          <w:color w:val="00B8B8"/>
+          <w:sz w:val="20"/>
+          <w:szCs w:val="20"/>
+          <w:lang w:val="en-US"/>
+        </w:rPr>
+        <w:t>_sk</w:t>
+      </w:r>
+      <w:proofErr w:type="spellEnd"/>
+    </w:p>
+    <w:p>
+      <w:pPr>
+        <w:pStyle w:val="ac"/>
+        <w:shd w:val="clear" w:color="auto" w:fill="2F2F2F"/>
+        <w:spacing w:before="0" w:beforeAutospacing="0" w:after="0" w:afterAutospacing="0"/>
+        <w:rPr>
+          <w:rFonts w:ascii="Consolas" w:hAnsi="Consolas"/>
+          <w:color w:val="CCCCCC"/>
+          <w:sz w:val="20"/>
+          <w:szCs w:val="20"/>
+          <w:lang w:val="en-US"/>
+        </w:rPr>
+      </w:pPr>
+      <w:r>
+        <w:rPr>
+          <w:rFonts w:ascii="Consolas" w:hAnsi="Consolas"/>
+          <w:b/>
+          <w:bCs/>
+          <w:color w:val="739ECA"/>
+          <w:sz w:val="20"/>
+          <w:szCs w:val="20"/>
+          <w:lang w:val="en-US"/>
+        </w:rPr>
+        <w:t>WHERE</w:t>
+      </w:r>
+      <w:r>
+        <w:rPr>
+          <w:rFonts w:ascii="Consolas" w:hAnsi="Consolas"/>
+          <w:color w:val="CCCCCC"/>
+          <w:sz w:val="20"/>
+          <w:szCs w:val="20"/>
+          <w:lang w:val="en-US"/>
+        </w:rPr>
+        <w:t xml:space="preserve"> </w:t>
+      </w:r>
+      <w:proofErr w:type="spellStart"/>
+      <w:proofErr w:type="gramStart"/>
+      <w:r>
+        <w:rPr>
+          <w:rFonts w:ascii="Consolas" w:hAnsi="Consolas"/>
+          <w:i/>
+          <w:iCs/>
+          <w:color w:val="B788D3"/>
+          <w:sz w:val="20"/>
+          <w:szCs w:val="20"/>
+          <w:lang w:val="en-US"/>
+        </w:rPr>
+        <w:t>d</w:t>
+      </w:r>
+      <w:r>
+        <w:rPr>
+          <w:rFonts w:ascii="Consolas" w:hAnsi="Consolas"/>
+          <w:color w:val="CCCCCC"/>
+          <w:sz w:val="20"/>
+          <w:szCs w:val="20"/>
+          <w:lang w:val="en-US"/>
+        </w:rPr>
+        <w:t>.</w:t>
+      </w:r>
+      <w:r>
+        <w:rPr>
+          <w:rFonts w:ascii="Consolas" w:hAnsi="Consolas"/>
+          <w:color w:val="00B8B8"/>
+          <w:sz w:val="20"/>
+          <w:szCs w:val="20"/>
+          <w:lang w:val="en-US"/>
+        </w:rPr>
+        <w:t>month</w:t>
+      </w:r>
+      <w:proofErr w:type="spellEnd"/>
+      <w:proofErr w:type="gramEnd"/>
+      <w:r>
+        <w:rPr>
+          <w:rFonts w:ascii="Consolas" w:hAnsi="Consolas"/>
+          <w:color w:val="CCCCCC"/>
+          <w:sz w:val="20"/>
+          <w:szCs w:val="20"/>
+          <w:lang w:val="en-US"/>
+        </w:rPr>
+        <w:t xml:space="preserve"> = </w:t>
+      </w:r>
+      <w:r>
+        <w:rPr>
+          <w:rFonts w:ascii="Consolas" w:hAnsi="Consolas"/>
+          <w:color w:val="C0C0C0"/>
+          <w:sz w:val="20"/>
+          <w:szCs w:val="20"/>
+          <w:lang w:val="en-US"/>
+        </w:rPr>
+        <w:t>8</w:t>
+      </w:r>
+      <w:r>
+        <w:rPr>
+          <w:rFonts w:ascii="Consolas" w:hAnsi="Consolas"/>
+          <w:color w:val="CCCCCC"/>
+          <w:sz w:val="20"/>
+          <w:szCs w:val="20"/>
+          <w:lang w:val="en-US"/>
+        </w:rPr>
+        <w:t xml:space="preserve"> </w:t>
+      </w:r>
+    </w:p>
+    <w:p>
+      <w:pPr>
+        <w:pStyle w:val="ac"/>
+        <w:shd w:val="clear" w:color="auto" w:fill="2F2F2F"/>
+        <w:spacing w:before="0" w:beforeAutospacing="0" w:after="0" w:afterAutospacing="0"/>
+        <w:rPr>
+          <w:rFonts w:ascii="Consolas" w:hAnsi="Consolas"/>
+          <w:color w:val="CCCCCC"/>
+          <w:sz w:val="20"/>
+          <w:szCs w:val="20"/>
+          <w:lang w:val="en-US"/>
+        </w:rPr>
+      </w:pPr>
+      <w:r>
+        <w:rPr>
+          <w:rFonts w:ascii="Consolas" w:hAnsi="Consolas"/>
+          <w:color w:val="CCCCCC"/>
+          <w:sz w:val="20"/>
+          <w:szCs w:val="20"/>
+          <w:lang w:val="en-US"/>
+        </w:rPr>
+        <w:t xml:space="preserve">  </w:t>
+      </w:r>
+      <w:r>
+        <w:rPr>
+          <w:rFonts w:ascii="Consolas" w:hAnsi="Consolas"/>
+          <w:b/>
+          <w:bCs/>
+          <w:color w:val="739ECA"/>
+          <w:sz w:val="20"/>
+          <w:szCs w:val="20"/>
+          <w:lang w:val="en-US"/>
+        </w:rPr>
+        <w:t>AND</w:t>
+      </w:r>
+      <w:r>
+        <w:rPr>
+          <w:rFonts w:ascii="Consolas" w:hAnsi="Consolas"/>
+          <w:color w:val="CCCCCC"/>
+          <w:sz w:val="20"/>
+          <w:szCs w:val="20"/>
+          <w:lang w:val="en-US"/>
+        </w:rPr>
+        <w:t xml:space="preserve"> </w:t>
+      </w:r>
+      <w:proofErr w:type="spellStart"/>
+      <w:proofErr w:type="gramStart"/>
+      <w:r>
+        <w:rPr>
+          <w:rFonts w:ascii="Consolas" w:hAnsi="Consolas"/>
+          <w:i/>
+          <w:iCs/>
+          <w:color w:val="B788D3"/>
+          <w:sz w:val="20"/>
+          <w:szCs w:val="20"/>
+          <w:lang w:val="en-US"/>
+        </w:rPr>
+        <w:t>f</w:t>
+      </w:r>
+      <w:r>
+        <w:rPr>
+          <w:rFonts w:ascii="Consolas" w:hAnsi="Consolas"/>
+          <w:color w:val="CCCCCC"/>
+          <w:sz w:val="20"/>
+          <w:szCs w:val="20"/>
+          <w:lang w:val="en-US"/>
+        </w:rPr>
+        <w:t>.</w:t>
+      </w:r>
+      <w:r>
+        <w:rPr>
+          <w:rFonts w:ascii="Consolas" w:hAnsi="Consolas"/>
+          <w:color w:val="00B8B8"/>
+          <w:sz w:val="20"/>
+          <w:szCs w:val="20"/>
+          <w:lang w:val="en-US"/>
+        </w:rPr>
+        <w:t>status</w:t>
+      </w:r>
+      <w:proofErr w:type="spellEnd"/>
+      <w:proofErr w:type="gramEnd"/>
+      <w:r>
+        <w:rPr>
+          <w:rFonts w:ascii="Consolas" w:hAnsi="Consolas"/>
+          <w:color w:val="CCCCCC"/>
+          <w:sz w:val="20"/>
+          <w:szCs w:val="20"/>
+          <w:lang w:val="en-US"/>
+        </w:rPr>
+        <w:t xml:space="preserve"> </w:t>
+      </w:r>
+      <w:r>
+        <w:rPr>
+          <w:rFonts w:ascii="Consolas" w:hAnsi="Consolas"/>
+          <w:b/>
+          <w:bCs/>
+          <w:color w:val="739ECA"/>
+          <w:sz w:val="20"/>
+          <w:szCs w:val="20"/>
+          <w:lang w:val="en-US"/>
+        </w:rPr>
+        <w:t>IN</w:t>
+      </w:r>
+      <w:r>
+        <w:rPr>
+          <w:rFonts w:ascii="Consolas" w:hAnsi="Consolas"/>
+          <w:color w:val="CCCCCC"/>
+          <w:sz w:val="20"/>
+          <w:szCs w:val="20"/>
+          <w:lang w:val="en-US"/>
+        </w:rPr>
+        <w:t xml:space="preserve"> (</w:t>
+      </w:r>
+      <w:r>
+        <w:rPr>
+          <w:rFonts w:ascii="Consolas" w:hAnsi="Consolas"/>
+          <w:color w:val="CAC580"/>
+          <w:sz w:val="20"/>
+          <w:szCs w:val="20"/>
+          <w:lang w:val="en-US"/>
+        </w:rPr>
+        <w:t>'approved'</w:t>
+      </w:r>
+      <w:r>
+        <w:rPr>
+          <w:rFonts w:ascii="Consolas" w:hAnsi="Consolas"/>
+          <w:color w:val="CCCCCC"/>
+          <w:sz w:val="20"/>
+          <w:szCs w:val="20"/>
+          <w:lang w:val="en-US"/>
+        </w:rPr>
+        <w:t xml:space="preserve">, </w:t>
+      </w:r>
+      <w:r>
+        <w:rPr>
+          <w:rFonts w:ascii="Consolas" w:hAnsi="Consolas"/>
+          <w:color w:val="CAC580"/>
+          <w:sz w:val="20"/>
+          <w:szCs w:val="20"/>
+          <w:lang w:val="en-US"/>
+        </w:rPr>
+        <w:t>'declined'</w:t>
+      </w:r>
+      <w:r>
+        <w:rPr>
+          <w:rFonts w:ascii="Consolas" w:hAnsi="Consolas"/>
+          <w:color w:val="CCCCCC"/>
+          <w:sz w:val="20"/>
+          <w:szCs w:val="20"/>
+          <w:lang w:val="en-US"/>
+        </w:rPr>
+        <w:t>)</w:t>
+      </w:r>
+    </w:p>
+    <w:p>
+      <w:pPr>
+        <w:pStyle w:val="ac"/>
+        <w:shd w:val="clear" w:color="auto" w:fill="2F2F2F"/>
+        <w:spacing w:before="0" w:beforeAutospacing="0" w:after="0" w:afterAutospacing="0"/>
+        <w:rPr>
+          <w:rFonts w:ascii="Consolas" w:hAnsi="Consolas"/>
+          <w:color w:val="CCCCCC"/>
+          <w:sz w:val="20"/>
+          <w:szCs w:val="20"/>
+          <w:lang w:val="en-US"/>
+        </w:rPr>
+      </w:pPr>
+      <w:r>
+        <w:rPr>
+          <w:rFonts w:ascii="Consolas" w:hAnsi="Consolas"/>
+          <w:b/>
+          <w:bCs/>
+          <w:color w:val="739ECA"/>
+          <w:sz w:val="20"/>
+          <w:szCs w:val="20"/>
+          <w:lang w:val="en-US"/>
+        </w:rPr>
+        <w:t>GROUP</w:t>
+      </w:r>
+      <w:r>
+        <w:rPr>
+          <w:rFonts w:ascii="Consolas" w:hAnsi="Consolas"/>
+          <w:color w:val="CCCCCC"/>
+          <w:sz w:val="20"/>
+          <w:szCs w:val="20"/>
+          <w:lang w:val="en-US"/>
+        </w:rPr>
+        <w:t xml:space="preserve"> </w:t>
+      </w:r>
+      <w:r>
+        <w:rPr>
+          <w:rFonts w:ascii="Consolas" w:hAnsi="Consolas"/>
+          <w:b/>
+          <w:bCs/>
+          <w:color w:val="739ECA"/>
+          <w:sz w:val="20"/>
+          <w:szCs w:val="20"/>
+          <w:lang w:val="en-US"/>
+        </w:rPr>
+        <w:t>BY</w:t>
+      </w:r>
+      <w:r>
+        <w:rPr>
+          <w:rFonts w:ascii="Consolas" w:hAnsi="Consolas"/>
+          <w:color w:val="CCCCCC"/>
+          <w:sz w:val="20"/>
+          <w:szCs w:val="20"/>
+          <w:lang w:val="en-US"/>
+        </w:rPr>
+        <w:t xml:space="preserve"> </w:t>
+      </w:r>
+      <w:proofErr w:type="spellStart"/>
+      <w:proofErr w:type="gramStart"/>
+      <w:r>
+        <w:rPr>
+          <w:rFonts w:ascii="Consolas" w:hAnsi="Consolas"/>
+          <w:i/>
+          <w:iCs/>
+          <w:color w:val="B788D3"/>
+          <w:sz w:val="20"/>
+          <w:szCs w:val="20"/>
+          <w:lang w:val="en-US"/>
+        </w:rPr>
+        <w:t>d</w:t>
+      </w:r>
+      <w:r>
+        <w:rPr>
+          <w:rFonts w:ascii="Consolas" w:hAnsi="Consolas"/>
+          <w:color w:val="CCCCCC"/>
+          <w:sz w:val="20"/>
+          <w:szCs w:val="20"/>
+          <w:lang w:val="en-US"/>
+        </w:rPr>
+        <w:t>.</w:t>
+      </w:r>
+      <w:r>
+        <w:rPr>
+          <w:rFonts w:ascii="Consolas" w:hAnsi="Consolas"/>
+          <w:color w:val="00B8B8"/>
+          <w:sz w:val="20"/>
+          <w:szCs w:val="20"/>
+          <w:lang w:val="en-US"/>
+        </w:rPr>
+        <w:t>week</w:t>
+      </w:r>
+      <w:proofErr w:type="gramEnd"/>
+      <w:r>
+        <w:rPr>
+          <w:rFonts w:ascii="Consolas" w:hAnsi="Consolas"/>
+          <w:color w:val="00B8B8"/>
+          <w:sz w:val="20"/>
+          <w:szCs w:val="20"/>
+          <w:lang w:val="en-US"/>
+        </w:rPr>
+        <w:t>_start</w:t>
+      </w:r>
+      <w:proofErr w:type="spellEnd"/>
+      <w:r>
+        <w:rPr>
+          <w:rFonts w:ascii="Consolas" w:hAnsi="Consolas"/>
+          <w:color w:val="CCCCCC"/>
+          <w:sz w:val="20"/>
+          <w:szCs w:val="20"/>
+          <w:lang w:val="en-US"/>
+        </w:rPr>
+        <w:t xml:space="preserve">, </w:t>
+      </w:r>
+      <w:proofErr w:type="spellStart"/>
+      <w:proofErr w:type="gramStart"/>
+      <w:r>
+        <w:rPr>
+          <w:rFonts w:ascii="Consolas" w:hAnsi="Consolas"/>
+          <w:i/>
+          <w:iCs/>
+          <w:color w:val="B788D3"/>
+          <w:sz w:val="20"/>
+          <w:szCs w:val="20"/>
+          <w:lang w:val="en-US"/>
+        </w:rPr>
+        <w:t>f</w:t>
+      </w:r>
+      <w:r>
+        <w:rPr>
+          <w:rFonts w:ascii="Consolas" w:hAnsi="Consolas"/>
+          <w:color w:val="CCCCCC"/>
+          <w:sz w:val="20"/>
+          <w:szCs w:val="20"/>
+          <w:lang w:val="en-US"/>
+        </w:rPr>
+        <w:t>.</w:t>
+      </w:r>
+      <w:r>
+        <w:rPr>
+          <w:rFonts w:ascii="Consolas" w:hAnsi="Consolas"/>
+          <w:color w:val="00B8B8"/>
+          <w:sz w:val="20"/>
+          <w:szCs w:val="20"/>
+          <w:lang w:val="en-US"/>
+        </w:rPr>
+        <w:t>channel</w:t>
+      </w:r>
+      <w:proofErr w:type="spellEnd"/>
+      <w:proofErr w:type="gramEnd"/>
+    </w:p>
+    <w:p>
+      <w:pPr>
+        <w:pStyle w:val="ac"/>
+        <w:shd w:val="clear" w:color="auto" w:fill="2F2F2F"/>
+        <w:spacing w:before="0" w:beforeAutospacing="0" w:after="0" w:afterAutospacing="0"/>
+        <w:rPr>
+          <w:rFonts w:ascii="Consolas" w:hAnsi="Consolas"/>
+          <w:color w:val="CCCCCC"/>
+          <w:sz w:val="20"/>
+          <w:szCs w:val="20"/>
+          <w:lang w:val="en-US"/>
+        </w:rPr>
+      </w:pPr>
+      <w:r>
+        <w:rPr>
+          <w:rFonts w:ascii="Consolas" w:hAnsi="Consolas"/>
+          <w:b/>
+          <w:bCs/>
+          <w:color w:val="739ECA"/>
+          <w:sz w:val="20"/>
+          <w:szCs w:val="20"/>
+          <w:lang w:val="en-US"/>
+        </w:rPr>
+        <w:t>ORDER</w:t>
+      </w:r>
+      <w:r>
+        <w:rPr>
+          <w:rFonts w:ascii="Consolas" w:hAnsi="Consolas"/>
+          <w:color w:val="CCCCCC"/>
+          <w:sz w:val="20"/>
+          <w:szCs w:val="20"/>
+          <w:lang w:val="en-US"/>
+        </w:rPr>
+        <w:t xml:space="preserve"> </w:t>
+      </w:r>
+      <w:r>
+        <w:rPr>
+          <w:rFonts w:ascii="Consolas" w:hAnsi="Consolas"/>
+          <w:b/>
+          <w:bCs/>
+          <w:color w:val="739ECA"/>
+          <w:sz w:val="20"/>
+          <w:szCs w:val="20"/>
+          <w:lang w:val="en-US"/>
+        </w:rPr>
+        <w:t>BY</w:t>
+      </w:r>
+      <w:r>
+        <w:rPr>
+          <w:rFonts w:ascii="Consolas" w:hAnsi="Consolas"/>
+          <w:color w:val="CCCCCC"/>
+          <w:sz w:val="20"/>
+          <w:szCs w:val="20"/>
+          <w:lang w:val="en-US"/>
+        </w:rPr>
+        <w:t xml:space="preserve"> </w:t>
+      </w:r>
+      <w:proofErr w:type="spellStart"/>
+      <w:proofErr w:type="gramStart"/>
+      <w:r>
+        <w:rPr>
+          <w:rFonts w:ascii="Consolas" w:hAnsi="Consolas"/>
+          <w:i/>
+          <w:iCs/>
+          <w:color w:val="B788D3"/>
+          <w:sz w:val="20"/>
+          <w:szCs w:val="20"/>
+          <w:lang w:val="en-US"/>
+        </w:rPr>
+        <w:t>d</w:t>
+      </w:r>
+      <w:r>
+        <w:rPr>
+          <w:rFonts w:ascii="Consolas" w:hAnsi="Consolas"/>
+          <w:color w:val="CCCCCC"/>
+          <w:sz w:val="20"/>
+          <w:szCs w:val="20"/>
+          <w:lang w:val="en-US"/>
+        </w:rPr>
+        <w:t>.</w:t>
+      </w:r>
+      <w:r>
+        <w:rPr>
+          <w:rFonts w:ascii="Consolas" w:hAnsi="Consolas"/>
+          <w:color w:val="00B8B8"/>
+          <w:sz w:val="20"/>
+          <w:szCs w:val="20"/>
+          <w:lang w:val="en-US"/>
+        </w:rPr>
+        <w:t>week</w:t>
+      </w:r>
+      <w:proofErr w:type="gramEnd"/>
+      <w:r>
+        <w:rPr>
+          <w:rFonts w:ascii="Consolas" w:hAnsi="Consolas"/>
+          <w:color w:val="00B8B8"/>
+          <w:sz w:val="20"/>
+          <w:szCs w:val="20"/>
+          <w:lang w:val="en-US"/>
+        </w:rPr>
+        <w:t>_start</w:t>
+      </w:r>
+      <w:proofErr w:type="spellEnd"/>
+      <w:r>
+        <w:rPr>
+          <w:rFonts w:ascii="Consolas" w:hAnsi="Consolas"/>
+          <w:color w:val="CCCCCC"/>
+          <w:sz w:val="20"/>
+          <w:szCs w:val="20"/>
+          <w:lang w:val="en-US"/>
+        </w:rPr>
+        <w:t xml:space="preserve">, </w:t>
+      </w:r>
+      <w:proofErr w:type="spellStart"/>
+      <w:proofErr w:type="gramStart"/>
+      <w:r>
+        <w:rPr>
+          <w:rFonts w:ascii="Consolas" w:hAnsi="Consolas"/>
+          <w:i/>
+          <w:iCs/>
+          <w:color w:val="B788D3"/>
+          <w:sz w:val="20"/>
+          <w:szCs w:val="20"/>
+          <w:lang w:val="en-US"/>
+        </w:rPr>
+        <w:t>f</w:t>
+      </w:r>
+      <w:r>
+        <w:rPr>
+          <w:rFonts w:ascii="Consolas" w:hAnsi="Consolas"/>
+          <w:color w:val="CCCCCC"/>
+          <w:sz w:val="20"/>
+          <w:szCs w:val="20"/>
+          <w:lang w:val="en-US"/>
+        </w:rPr>
+        <w:t>.</w:t>
+      </w:r>
+      <w:r>
+        <w:rPr>
+          <w:rFonts w:ascii="Consolas" w:hAnsi="Consolas"/>
+          <w:color w:val="00B8B8"/>
+          <w:sz w:val="20"/>
+          <w:szCs w:val="20"/>
+          <w:lang w:val="en-US"/>
+        </w:rPr>
+        <w:t>channel</w:t>
+      </w:r>
+      <w:proofErr w:type="spellEnd"/>
+      <w:proofErr w:type="gramEnd"/>
+      <w:r>
+        <w:rPr>
+          <w:rFonts w:ascii="Consolas" w:hAnsi="Consolas"/>
+          <w:color w:val="EECC64"/>
+          <w:sz w:val="20"/>
+          <w:szCs w:val="20"/>
+          <w:lang w:val="en-US"/>
+        </w:rPr>
+        <w:t>;</w:t>
+      </w:r>
+    </w:p>
+    <w:p>
+      <w:pPr>
+        <w:pStyle w:val="ac"/>
+        <w:shd w:val="clear" w:color="auto" w:fill="FFFFFF"/>
+        <w:spacing w:before="0" w:beforeAutospacing="0" w:after="240" w:afterAutospacing="0"/>
+        <w:rPr>
+          <w:b/>
+          <w:bCs/>
+          <w:sz w:val="28"/>
+          <w:szCs w:val="28"/>
+        </w:rPr>
+      </w:pPr>
+      <w:r>
+        <w:rPr>
+          <w:b/>
+          <w:bCs/>
+          <w:sz w:val="28"/>
+          <w:szCs w:val="28"/>
+          <w:lang w:val="en-US"/>
+        </w:rPr>
+        <w:lastRenderedPageBreak/>
+        <w:drawing>
+          <wp:inline distT="0" distB="0" distL="0" distR="0" wp14:anchorId="12247366" wp14:editId="1B6BD823">
+            <wp:extent cx="3771928" cy="4886361"/>
+            <wp:effectExtent l="0" t="0" r="0" b="9525"/>
+            <wp:docPr id="508078117" name="Рисунок 1"/>
+            <wp:cNvGraphicFramePr>
+              <a:graphicFrameLocks xmlns:a="http://schemas.openxmlformats.org/drawingml/2006/main" noChangeAspect="1"/>
+            </wp:cNvGraphicFramePr>
+            <a:graphic xmlns:a="http://schemas.openxmlformats.org/drawingml/2006/main">
+              <a:graphicData uri="http://schemas.openxmlformats.org/drawingml/2006/picture">
+                <pic:pic xmlns:pic="http://schemas.openxmlformats.org/drawingml/2006/picture">
+                  <pic:nvPicPr>
+                    <pic:cNvPr id="508078117" name=""/>
+                    <pic:cNvPicPr/>
+                  </pic:nvPicPr>
+                  <pic:blipFill>
+                    <a:blip r:embed="rId17"/>
+                    <a:stretch>
+                      <a:fillRect/>
+                    </a:stretch>
+                  </pic:blipFill>
+                  <pic:spPr>
+                    <a:xfrm>
+                      <a:off x="0" y="0"/>
+                      <a:ext cx="3771928" cy="4886361"/>
+                    </a:xfrm>
+                    <a:prstGeom prst="rect">
+                      <a:avLst/>
+                    </a:prstGeom>
+                  </pic:spPr>
+                </pic:pic>
+              </a:graphicData>
+            </a:graphic>
+          </wp:inline>
+        </w:drawing>
+      </w:r>
+    </w:p>
+    <w:p>
+      <w:pPr>
+        <w:pStyle w:val="ac"/>
+        <w:shd w:val="clear" w:color="auto" w:fill="FFFFFF"/>
+        <w:spacing w:before="0" w:beforeAutospacing="0" w:after="240" w:afterAutospacing="0"/>
+        <w:rPr>
+          <w:b/>
+          <w:bCs/>
+          <w:sz w:val="28"/>
+          <w:szCs w:val="28"/>
+        </w:rPr>
+      </w:pPr>
+      <w:r>
+        <w:rPr>
+          <w:b/>
+          <w:bCs/>
+          <w:sz w:val="28"/>
+          <w:szCs w:val="28"/>
+        </w:rPr>
+        <w:t>Финальный вопрос:</w:t>
+      </w:r>
+    </w:p>
+    <w:p>
+      <w:pPr>
+        <w:pStyle w:val="ac"/>
+        <w:shd w:val="clear" w:color="auto" w:fill="FFFFFF"/>
+        <w:spacing w:before="0" w:beforeAutospacing="0" w:after="240" w:afterAutospacing="0"/>
+        <w:rPr>
+          <w:sz w:val="28"/>
+          <w:szCs w:val="28"/>
+        </w:rPr>
+      </w:pPr>
+      <w:r>
+        <w:rPr>
+          <w:sz w:val="28"/>
+          <w:szCs w:val="28"/>
+        </w:rPr>
+        <w:t>Я</w:t>
+      </w:r>
+      <w:r>
+        <w:rPr>
+          <w:sz w:val="28"/>
+          <w:szCs w:val="28"/>
+        </w:rPr>
+        <w:t xml:space="preserve"> бы выбрал Data </w:t>
+      </w:r>
+      <w:proofErr w:type="spellStart"/>
+      <w:r>
+        <w:rPr>
+          <w:sz w:val="28"/>
+          <w:szCs w:val="28"/>
+        </w:rPr>
+        <w:t>Vault</w:t>
+      </w:r>
+      <w:proofErr w:type="spellEnd"/>
+      <w:r>
+        <w:rPr>
+          <w:sz w:val="28"/>
+          <w:szCs w:val="28"/>
+        </w:rPr>
+        <w:t>. У</w:t>
+      </w:r>
+      <w:r>
+        <w:rPr>
+          <w:sz w:val="28"/>
+          <w:szCs w:val="28"/>
+        </w:rPr>
+        <w:t xml:space="preserve"> нас есть пять систем</w:t>
+      </w:r>
+      <w:r>
+        <w:rPr>
+          <w:sz w:val="28"/>
+          <w:szCs w:val="28"/>
+        </w:rPr>
+        <w:t xml:space="preserve">, которые ничего не знают друг о друге, Data </w:t>
+      </w:r>
+      <w:proofErr w:type="spellStart"/>
+      <w:r>
+        <w:rPr>
+          <w:sz w:val="28"/>
+          <w:szCs w:val="28"/>
+        </w:rPr>
+        <w:t>Vault</w:t>
+      </w:r>
+      <w:proofErr w:type="spellEnd"/>
+      <w:r>
+        <w:rPr>
+          <w:sz w:val="28"/>
+          <w:szCs w:val="28"/>
+        </w:rPr>
+        <w:t xml:space="preserve"> позволит </w:t>
+      </w:r>
+      <w:r>
+        <w:rPr>
+          <w:sz w:val="28"/>
+          <w:szCs w:val="28"/>
+        </w:rPr>
+        <w:t>удобно и</w:t>
+      </w:r>
+      <w:r>
+        <w:rPr>
+          <w:sz w:val="28"/>
+          <w:szCs w:val="28"/>
+        </w:rPr>
+        <w:t xml:space="preserve"> независимо загружать эти сырые данные в хабы и линки без жестких конфликтов при трансформации. </w:t>
+      </w:r>
+      <w:r>
+        <w:rPr>
+          <w:sz w:val="28"/>
+          <w:szCs w:val="28"/>
+        </w:rPr>
+        <w:t>При этом</w:t>
+      </w:r>
+      <w:r>
+        <w:rPr>
+          <w:sz w:val="28"/>
+          <w:szCs w:val="28"/>
+        </w:rPr>
+        <w:t xml:space="preserve"> </w:t>
+      </w:r>
+      <w:r>
+        <w:rPr>
+          <w:sz w:val="28"/>
+          <w:szCs w:val="28"/>
+        </w:rPr>
+        <w:t>будет</w:t>
+      </w:r>
+      <w:r>
+        <w:rPr>
+          <w:sz w:val="28"/>
+          <w:szCs w:val="28"/>
+        </w:rPr>
+        <w:t xml:space="preserve"> надежно</w:t>
+      </w:r>
+      <w:r>
+        <w:rPr>
+          <w:sz w:val="28"/>
+          <w:szCs w:val="28"/>
+        </w:rPr>
+        <w:t>е</w:t>
+      </w:r>
+      <w:r>
+        <w:rPr>
+          <w:sz w:val="28"/>
+          <w:szCs w:val="28"/>
+        </w:rPr>
+        <w:t xml:space="preserve"> хранение</w:t>
+      </w:r>
+      <w:r>
+        <w:rPr>
+          <w:sz w:val="28"/>
+          <w:szCs w:val="28"/>
+        </w:rPr>
+        <w:t xml:space="preserve"> истории</w:t>
+      </w:r>
+      <w:r>
+        <w:rPr>
+          <w:sz w:val="28"/>
+          <w:szCs w:val="28"/>
+        </w:rPr>
+        <w:t xml:space="preserve"> и аудит изменений, а витрины-«звезды» (по Кимбаллу) можно будет строить уже поверх Data </w:t>
+      </w:r>
+      <w:proofErr w:type="spellStart"/>
+      <w:r>
+        <w:rPr>
+          <w:sz w:val="28"/>
+          <w:szCs w:val="28"/>
+        </w:rPr>
+        <w:t>Vault</w:t>
+      </w:r>
+      <w:proofErr w:type="spellEnd"/>
+      <w:r>
+        <w:rPr>
+          <w:sz w:val="28"/>
+          <w:szCs w:val="28"/>
+        </w:rPr>
+        <w:t>.</w:t>
+      </w:r>
+      <w:r>
+        <w:rPr>
+          <w:sz w:val="28"/>
+          <w:szCs w:val="28"/>
+        </w:rPr>
+        <w:t xml:space="preserve"> Плюс ко всему в начале и конце лабораторной работы всё сводится к </w:t>
+      </w:r>
+      <w:r>
+        <w:rPr>
+          <w:sz w:val="28"/>
+          <w:szCs w:val="28"/>
+          <w:lang w:val="en-US"/>
+        </w:rPr>
+        <w:t>Data</w:t>
+      </w:r>
+      <w:r>
+        <w:rPr>
+          <w:sz w:val="28"/>
+          <w:szCs w:val="28"/>
+        </w:rPr>
+        <w:t xml:space="preserve"> </w:t>
+      </w:r>
+      <w:r>
+        <w:rPr>
+          <w:sz w:val="28"/>
+          <w:szCs w:val="28"/>
+          <w:lang w:val="en-US"/>
+        </w:rPr>
+        <w:t>Vault</w:t>
+      </w:r>
+      <w:r>
+        <w:rPr>
+          <w:sz w:val="28"/>
+          <w:szCs w:val="28"/>
+        </w:rPr>
+        <w:t>, как удобной архитектуры для банка «Синица».</w:t>
+      </w:r>
+    </w:p>
+    <w:p>
+      <w:pPr>
+        <w:pStyle w:val="ac"/>
+        <w:shd w:val="clear" w:color="auto" w:fill="FFFFFF"/>
+        <w:spacing w:before="0" w:beforeAutospacing="0" w:after="240" w:afterAutospacing="0"/>
+        <w:rPr>
+          <w:sz w:val="28"/>
+          <w:szCs w:val="28"/>
+        </w:rPr>
+      </w:pPr>
+    </w:p>
+    <w:p>
+      <w:pPr>
+        <w:pStyle w:val="ac"/>
+        <w:shd w:val="clear" w:color="auto" w:fill="FFFFFF"/>
+        <w:spacing w:before="0" w:beforeAutospacing="0" w:after="240" w:afterAutospacing="0"/>
+        <w:rPr>
+          <w:sz w:val="28"/>
+          <w:szCs w:val="28"/>
+        </w:rPr>
+      </w:pPr>
+    </w:p>
+    <w:p>
+      <w:pPr>
+        <w:pStyle w:val="ac"/>
+        <w:shd w:val="clear" w:color="auto" w:fill="FFFFFF"/>
+        <w:spacing w:before="0" w:beforeAutospacing="0" w:after="240" w:afterAutospacing="0"/>
+        <w:rPr>
+          <w:sz w:val="28"/>
+          <w:szCs w:val="28"/>
+        </w:rPr>
+      </w:pPr>
+    </w:p>
+    <w:p>
+      <w:pPr>
+        <w:pStyle w:val="ac"/>
+        <w:shd w:val="clear" w:color="auto" w:fill="FFFFFF"/>
+        <w:spacing w:before="0" w:beforeAutospacing="0" w:after="240" w:afterAutospacing="0"/>
+        <w:rPr>
+          <w:sz w:val="28"/>
+          <w:szCs w:val="28"/>
+        </w:rPr>
+      </w:pPr>
+    </w:p>
+    <w:p>
+      <w:pPr>
+        <w:pStyle w:val="ac"/>
+        <w:shd w:val="clear" w:color="auto" w:fill="FFFFFF"/>
+        <w:spacing w:before="0" w:beforeAutospacing="0" w:after="240" w:afterAutospacing="0"/>
+        <w:rPr>
+          <w:sz w:val="28"/>
+          <w:szCs w:val="28"/>
+        </w:rPr>
+      </w:pPr>
+    </w:p>
+    <w:p>
+      <w:pPr>
+        <w:pStyle w:val="ac"/>
+        <w:shd w:val="clear" w:color="auto" w:fill="FFFFFF"/>
+        <w:spacing w:before="0" w:beforeAutospacing="0" w:after="240" w:afterAutospacing="0"/>
+        <w:rPr>
+          <w:sz w:val="28"/>
+          <w:szCs w:val="28"/>
+        </w:rPr>
+      </w:pPr>
+    </w:p>
+    <w:p>
+      <w:pPr>
+        <w:pStyle w:val="ac"/>
+        <w:shd w:val="clear" w:color="auto" w:fill="FFFFFF"/>
+        <w:spacing w:before="0" w:beforeAutospacing="0" w:after="240" w:afterAutospacing="0"/>
+        <w:rPr>
+          <w:sz w:val="28"/>
+          <w:szCs w:val="28"/>
+        </w:rPr>
+      </w:pPr>
+      <w:r>
+        <w:rPr>
+          <w:b/>
+          <w:bCs/>
+          <w:sz w:val="28"/>
+          <w:szCs w:val="28"/>
+        </w:rPr>
+        <w:lastRenderedPageBreak/>
+        <w:t>Бонус</w:t>
+      </w:r>
+      <w:r>
+        <w:rPr>
+          <w:b/>
+          <w:bCs/>
+          <w:sz w:val="28"/>
+          <w:szCs w:val="28"/>
+        </w:rPr>
+        <w:t>:</w:t>
+      </w:r>
+    </w:p>
+    <w:p>
+      <w:pPr>
+        <w:pStyle w:val="ac"/>
+        <w:shd w:val="clear" w:color="auto" w:fill="FFFFFF"/>
+        <w:spacing w:before="0" w:beforeAutospacing="0" w:after="240" w:afterAutospacing="0"/>
+        <w:jc w:val="center"/>
+        <w:rPr>
+          <w:sz w:val="28"/>
+          <w:szCs w:val="28"/>
+        </w:rPr>
+      </w:pPr>
+      <w:r>
+        <w:rPr>
+          <w:sz w:val="28"/>
+          <w:szCs w:val="28"/>
+        </w:rPr>
+        <w:drawing>
+          <wp:inline distT="0" distB="0" distL="0" distR="0" wp14:anchorId="4E8717B8" wp14:editId="4872B73B">
+            <wp:extent cx="5614805" cy="2986335"/>
+            <wp:effectExtent l="0" t="0" r="5080" b="5080"/>
+            <wp:docPr id="489018096" name="Рисунок 1"/>
+            <wp:cNvGraphicFramePr>
+              <a:graphicFrameLocks xmlns:a="http://schemas.openxmlformats.org/drawingml/2006/main" noChangeAspect="1"/>
+            </wp:cNvGraphicFramePr>
+            <a:graphic xmlns:a="http://schemas.openxmlformats.org/drawingml/2006/main">
+              <a:graphicData uri="http://schemas.openxmlformats.org/drawingml/2006/picture">
+                <pic:pic xmlns:pic="http://schemas.openxmlformats.org/drawingml/2006/picture">
+                  <pic:nvPicPr>
+                    <pic:cNvPr id="489018096" name=""/>
+                    <pic:cNvPicPr/>
+                  </pic:nvPicPr>
+                  <pic:blipFill>
+                    <a:blip r:embed="rId18"/>
+                    <a:stretch>
+                      <a:fillRect/>
+                    </a:stretch>
+                  </pic:blipFill>
+                  <pic:spPr>
+                    <a:xfrm>
+                      <a:off x="0" y="0"/>
+                      <a:ext cx="5692839" cy="3027839"/>
+                    </a:xfrm>
+                    <a:prstGeom prst="rect">
+                      <a:avLst/>
+                    </a:prstGeom>
+                  </pic:spPr>
+                </pic:pic>
+              </a:graphicData>
+            </a:graphic>
+          </wp:inline>
+        </w:drawing>
+      </w:r>
+    </w:p>
+    <w:p>
+      <w:pPr>
+        <w:pStyle w:val="ac"/>
+        <w:shd w:val="clear" w:color="auto" w:fill="FFFFFF"/>
+        <w:spacing w:before="0" w:beforeAutospacing="0" w:after="240" w:afterAutospacing="0"/>
+        <w:jc w:val="center"/>
+        <w:rPr>
+          <w:b/>
+          <w:bCs/>
+          <w:sz w:val="28"/>
+          <w:szCs w:val="28"/>
+        </w:rPr>
+      </w:pPr>
+    </w:p>
+    <w:p>
+      <w:pPr>
+        <w:pStyle w:val="ac"/>
+        <w:shd w:val="clear" w:color="auto" w:fill="FFFFFF"/>
+        <w:spacing w:before="0" w:beforeAutospacing="0" w:after="240" w:afterAutospacing="0"/>
+        <w:jc w:val="center"/>
+        <w:rPr>
+          <w:b/>
+          <w:bCs/>
+          <w:sz w:val="28"/>
+          <w:szCs w:val="28"/>
+        </w:rPr>
+      </w:pPr>
+      <w:r>
+        <w:rPr>
+          <w:b/>
+          <w:bCs/>
+          <w:sz w:val="28"/>
+          <w:szCs w:val="28"/>
+        </w:rPr>
+        <w:t>Вывод</w:t>
+      </w:r>
+    </w:p>
+    <w:p>
+      <w:pPr>
+        <w:pStyle w:val="ac"/>
+        <w:shd w:val="clear" w:color="auto" w:fill="FFFFFF"/>
+        <w:spacing w:before="0" w:beforeAutospacing="0" w:after="240" w:afterAutospacing="0"/>
+        <w:rPr>
+          <w:sz w:val="28"/>
+          <w:szCs w:val="28"/>
+        </w:rPr>
+      </w:pPr>
+      <w:r>
+        <w:rPr>
+          <w:sz w:val="28"/>
+          <w:szCs w:val="28"/>
+        </w:rPr>
+        <w:t>В ходе выполнения лабораторной работы была успешно</w:t>
+      </w:r>
+      <w:r>
+        <w:rPr>
+          <w:sz w:val="28"/>
+          <w:szCs w:val="28"/>
+        </w:rPr>
+        <w:t xml:space="preserve"> </w:t>
+      </w:r>
+      <w:r>
+        <w:rPr>
+          <w:sz w:val="28"/>
+          <w:szCs w:val="28"/>
+        </w:rPr>
+        <w:t xml:space="preserve">спроектирована и реализована аналитическая витрина данных в виде схемы «звезда» для </w:t>
+      </w:r>
+      <w:proofErr w:type="spellStart"/>
+      <w:r>
+        <w:rPr>
+          <w:sz w:val="28"/>
+          <w:szCs w:val="28"/>
+        </w:rPr>
+        <w:t>необанка</w:t>
+      </w:r>
+      <w:proofErr w:type="spellEnd"/>
+      <w:r>
+        <w:rPr>
+          <w:sz w:val="28"/>
+          <w:szCs w:val="28"/>
+        </w:rPr>
+        <w:t xml:space="preserve"> «Синица».</w:t>
+      </w:r>
+      <w:r>
+        <w:rPr>
+          <w:sz w:val="28"/>
+          <w:szCs w:val="28"/>
+        </w:rPr>
+        <w:t xml:space="preserve"> </w:t>
+      </w:r>
+      <w:r>
+        <w:rPr>
+          <w:sz w:val="28"/>
+          <w:szCs w:val="28"/>
+        </w:rPr>
+        <w:t>В итоговом слое витрин были решены проблемы интеграции, такие как конвертация валют в выходные дни с помощью ASOF JOIN и сохранение транзакций по неизвестным клиентам за счет суррогатных ключей.</w:t>
+      </w:r>
     </w:p>
     <w:sectPr>
       <w:pgSz w:w="11906" w:h="16838"/>
@@ -10874,15 +16284,6 @@
   </w:abstractNum>
   <w:num w:numId="1" w16cid:durableId="193274374">
     <w:abstractNumId w:val="0"/>
-    <w:lvlOverride w:ilvl="0"/>
-    <w:lvlOverride w:ilvl="1"/>
-    <w:lvlOverride w:ilvl="2"/>
-    <w:lvlOverride w:ilvl="3"/>
-    <w:lvlOverride w:ilvl="4"/>
-    <w:lvlOverride w:ilvl="5"/>
-    <w:lvlOverride w:ilvl="6"/>
-    <w:lvlOverride w:ilvl="7"/>
-    <w:lvlOverride w:ilvl="8"/>
   </w:num>
 </w:numbering>
 </file>
@@ -11821,6 +17222,21 @@
       <w14:ligatures w14:val="none"/>
     </w:rPr>
   </w:style>
+  <w:style w:type="character" w:customStyle="1" w:styleId="hljs-keyword">
+    <w:name w:val="hljs-keyword"/>
+    <w:basedOn w:val="a0"/>
+    <w:rsid w:val="006F0030"/>
+  </w:style>
+  <w:style w:type="character" w:customStyle="1" w:styleId="hljs-builtin">
+    <w:name w:val="hljs-built_in"/>
+    <w:basedOn w:val="a0"/>
+    <w:rsid w:val="006F0030"/>
+  </w:style>
+  <w:style w:type="character" w:customStyle="1" w:styleId="hljs-operator">
+    <w:name w:val="hljs-operator"/>
+    <w:basedOn w:val="a0"/>
+    <w:rsid w:val="006F0030"/>
+  </w:style>
 </w:styles>
 </file>
 
